--- a/docs/Testplan-1 (1).docx
+++ b/docs/Testplan-1 (1).docx
@@ -6,6 +6,7 @@
       <w:pPr>
         <w:jc w:val="center"/>
         <w:rPr>
+          <w:rFonts w:ascii="Arial" w:hAnsi="Arial" w:cs="Arial"/>
           <w:b/>
           <w:sz w:val="40"/>
           <w:szCs w:val="40"/>
@@ -14,6 +15,7 @@
       </w:pPr>
       <w:r>
         <w:rPr>
+          <w:rFonts w:ascii="Arial" w:hAnsi="Arial" w:cs="Arial"/>
           <w:b/>
           <w:sz w:val="40"/>
           <w:szCs w:val="40"/>
@@ -23,6 +25,7 @@
       </w:r>
       <w:r>
         <w:rPr>
+          <w:rFonts w:ascii="Arial" w:hAnsi="Arial" w:cs="Arial"/>
           <w:b/>
           <w:sz w:val="40"/>
           <w:szCs w:val="40"/>
@@ -32,6 +35,7 @@
       </w:r>
       <w:r>
         <w:rPr>
+          <w:rFonts w:ascii="Arial" w:hAnsi="Arial" w:cs="Arial"/>
           <w:b/>
           <w:sz w:val="40"/>
           <w:szCs w:val="40"/>
@@ -41,6 +45,7 @@
       </w:r>
       <w:r>
         <w:rPr>
+          <w:rFonts w:ascii="Arial" w:hAnsi="Arial" w:cs="Arial"/>
           <w:b/>
           <w:sz w:val="40"/>
           <w:szCs w:val="40"/>
@@ -52,6 +57,7 @@
     <w:p>
       <w:pPr>
         <w:rPr>
+          <w:rFonts w:ascii="Arial" w:hAnsi="Arial" w:cs="Arial"/>
           <w:sz w:val="24"/>
           <w:szCs w:val="24"/>
           <w:lang w:val="nl-NL"/>
@@ -61,6 +67,7 @@
     <w:p>
       <w:pPr>
         <w:rPr>
+          <w:rFonts w:ascii="Arial" w:hAnsi="Arial" w:cs="Arial"/>
           <w:sz w:val="24"/>
           <w:szCs w:val="24"/>
           <w:lang w:val="nl-NL"/>
@@ -70,6 +77,7 @@
     <w:p>
       <w:pPr>
         <w:rPr>
+          <w:rFonts w:ascii="Arial" w:hAnsi="Arial" w:cs="Arial"/>
           <w:sz w:val="24"/>
           <w:szCs w:val="24"/>
           <w:lang w:val="nl-NL"/>
@@ -77,6 +85,7 @@
       </w:pPr>
       <w:r>
         <w:rPr>
+          <w:rFonts w:ascii="Arial" w:hAnsi="Arial" w:cs="Arial"/>
           <w:noProof/>
         </w:rPr>
         <w:drawing>
@@ -147,6 +156,7 @@
     <w:p>
       <w:pPr>
         <w:rPr>
+          <w:rFonts w:ascii="Arial" w:hAnsi="Arial" w:cs="Arial"/>
           <w:sz w:val="24"/>
           <w:szCs w:val="24"/>
           <w:lang w:val="nl-NL"/>
@@ -156,6 +166,7 @@
     <w:p>
       <w:pPr>
         <w:rPr>
+          <w:rFonts w:ascii="Arial" w:hAnsi="Arial" w:cs="Arial"/>
           <w:sz w:val="24"/>
           <w:szCs w:val="24"/>
           <w:lang w:val="nl-NL"/>
@@ -165,6 +176,7 @@
     <w:p>
       <w:pPr>
         <w:rPr>
+          <w:rFonts w:ascii="Arial" w:hAnsi="Arial" w:cs="Arial"/>
           <w:sz w:val="24"/>
           <w:szCs w:val="24"/>
           <w:lang w:val="nl-NL"/>
@@ -174,6 +186,7 @@
     <w:p>
       <w:pPr>
         <w:rPr>
+          <w:rFonts w:ascii="Arial" w:hAnsi="Arial" w:cs="Arial"/>
           <w:sz w:val="24"/>
           <w:szCs w:val="24"/>
           <w:lang w:val="nl-NL"/>
@@ -183,6 +196,7 @@
     <w:p>
       <w:pPr>
         <w:rPr>
+          <w:rFonts w:ascii="Arial" w:hAnsi="Arial" w:cs="Arial"/>
           <w:sz w:val="24"/>
           <w:szCs w:val="24"/>
           <w:lang w:val="nl-NL"/>
@@ -192,6 +206,7 @@
     <w:p>
       <w:pPr>
         <w:rPr>
+          <w:rFonts w:ascii="Arial" w:hAnsi="Arial" w:cs="Arial"/>
           <w:sz w:val="24"/>
           <w:szCs w:val="24"/>
           <w:lang w:val="nl-NL"/>
@@ -199,6 +214,7 @@
       </w:pPr>
       <w:r>
         <w:rPr>
+          <w:rFonts w:ascii="Arial" w:hAnsi="Arial" w:cs="Arial"/>
           <w:sz w:val="24"/>
           <w:szCs w:val="24"/>
           <w:lang w:val="nl-NL"/>
@@ -207,6 +223,7 @@
       </w:r>
       <w:r>
         <w:rPr>
+          <w:rFonts w:ascii="Arial" w:hAnsi="Arial" w:cs="Arial"/>
           <w:sz w:val="24"/>
           <w:szCs w:val="24"/>
           <w:lang w:val="nl-NL"/>
@@ -215,6 +232,7 @@
       </w:r>
       <w:r>
         <w:rPr>
+          <w:rFonts w:ascii="Arial" w:hAnsi="Arial" w:cs="Arial"/>
           <w:sz w:val="24"/>
           <w:szCs w:val="24"/>
           <w:lang w:val="nl-NL"/>
@@ -223,6 +241,7 @@
       </w:r>
       <w:r>
         <w:rPr>
+          <w:rFonts w:ascii="Arial" w:hAnsi="Arial" w:cs="Arial"/>
           <w:sz w:val="24"/>
           <w:szCs w:val="24"/>
           <w:lang w:val="nl-NL"/>
@@ -231,6 +250,7 @@
       </w:r>
       <w:r>
         <w:rPr>
+          <w:rFonts w:ascii="Arial" w:hAnsi="Arial" w:cs="Arial"/>
           <w:sz w:val="24"/>
           <w:szCs w:val="24"/>
           <w:lang w:val="nl-NL"/>
@@ -239,6 +259,7 @@
       </w:r>
       <w:r>
         <w:rPr>
+          <w:rFonts w:ascii="Arial" w:hAnsi="Arial" w:cs="Arial"/>
           <w:sz w:val="24"/>
           <w:szCs w:val="24"/>
           <w:lang w:val="nl-NL"/>
@@ -247,6 +268,7 @@
       </w:r>
       <w:r>
         <w:rPr>
+          <w:rFonts w:ascii="Arial" w:hAnsi="Arial" w:cs="Arial"/>
           <w:sz w:val="24"/>
           <w:szCs w:val="24"/>
           <w:lang w:val="nl-NL"/>
@@ -255,6 +277,7 @@
       </w:r>
       <w:r>
         <w:rPr>
+          <w:rFonts w:ascii="Arial" w:hAnsi="Arial" w:cs="Arial"/>
           <w:sz w:val="24"/>
           <w:szCs w:val="24"/>
           <w:lang w:val="nl-NL"/>
@@ -263,6 +286,7 @@
       </w:r>
       <w:r>
         <w:rPr>
+          <w:rFonts w:ascii="Arial" w:hAnsi="Arial" w:cs="Arial"/>
           <w:sz w:val="24"/>
           <w:szCs w:val="24"/>
           <w:lang w:val="nl-NL"/>
@@ -273,6 +297,7 @@
     <w:p>
       <w:pPr>
         <w:rPr>
+          <w:rFonts w:ascii="Arial" w:hAnsi="Arial" w:cs="Arial"/>
           <w:sz w:val="24"/>
           <w:szCs w:val="24"/>
           <w:lang w:val="nl-NL"/>
@@ -280,6 +305,7 @@
       </w:pPr>
       <w:r>
         <w:rPr>
+          <w:rFonts w:ascii="Arial" w:hAnsi="Arial" w:cs="Arial"/>
           <w:sz w:val="24"/>
           <w:szCs w:val="24"/>
           <w:lang w:val="nl-NL"/>
@@ -288,6 +314,7 @@
       </w:r>
       <w:r>
         <w:rPr>
+          <w:rFonts w:ascii="Arial" w:hAnsi="Arial" w:cs="Arial"/>
           <w:sz w:val="24"/>
           <w:szCs w:val="24"/>
           <w:lang w:val="nl-NL"/>
@@ -298,6 +325,7 @@
     <w:p>
       <w:pPr>
         <w:rPr>
+          <w:rFonts w:ascii="Arial" w:hAnsi="Arial" w:cs="Arial"/>
           <w:sz w:val="24"/>
           <w:szCs w:val="24"/>
           <w:lang w:val="nl-NL"/>
@@ -305,6 +333,7 @@
       </w:pPr>
       <w:r>
         <w:rPr>
+          <w:rFonts w:ascii="Arial" w:hAnsi="Arial" w:cs="Arial"/>
           <w:sz w:val="24"/>
           <w:szCs w:val="24"/>
           <w:lang w:val="nl-NL"/>
@@ -313,73 +342,94 @@
       </w:r>
       <w:r>
         <w:rPr>
+          <w:rFonts w:ascii="Arial" w:hAnsi="Arial" w:cs="Arial"/>
           <w:sz w:val="24"/>
           <w:szCs w:val="24"/>
           <w:lang w:val="nl-NL"/>
         </w:rPr>
-        <w:t xml:space="preserve"> 24-5-2026</w:t>
-      </w:r>
-    </w:p>
-    <w:p>
-      <w:pPr>
-        <w:rPr>
+        <w:t xml:space="preserve"> </w:t>
+      </w:r>
+      <w:r>
+        <w:rPr>
+          <w:rFonts w:ascii="Arial" w:hAnsi="Arial" w:cs="Arial"/>
           <w:sz w:val="24"/>
           <w:szCs w:val="24"/>
           <w:lang w:val="nl-NL"/>
         </w:rPr>
-      </w:pPr>
-      <w:r>
-        <w:rPr>
+        <w:t>5-6</w:t>
+      </w:r>
+      <w:r>
+        <w:rPr>
+          <w:rFonts w:ascii="Arial" w:hAnsi="Arial" w:cs="Arial"/>
           <w:sz w:val="24"/>
           <w:szCs w:val="24"/>
           <w:lang w:val="nl-NL"/>
         </w:rPr>
-        <w:t>Versie:</w:t>
-      </w:r>
-      <w:r>
-        <w:rPr>
+        <w:t>-2026</w:t>
+      </w:r>
+    </w:p>
+    <w:p>
+      <w:pPr>
+        <w:rPr>
+          <w:rFonts w:ascii="Arial" w:hAnsi="Arial" w:cs="Arial"/>
           <w:sz w:val="24"/>
           <w:szCs w:val="24"/>
           <w:lang w:val="nl-NL"/>
         </w:rPr>
-        <w:t xml:space="preserve"> </w:t>
-      </w:r>
-      <w:r>
-        <w:rPr>
+      </w:pPr>
+      <w:r>
+        <w:rPr>
+          <w:rFonts w:ascii="Arial" w:hAnsi="Arial" w:cs="Arial"/>
           <w:sz w:val="24"/>
           <w:szCs w:val="24"/>
           <w:lang w:val="nl-NL"/>
         </w:rPr>
-        <w:t>0</w:t>
-      </w:r>
-      <w:r>
-        <w:rPr>
+        <w:t>Versie:</w:t>
+      </w:r>
+      <w:r>
+        <w:rPr>
+          <w:rFonts w:ascii="Arial" w:hAnsi="Arial" w:cs="Arial"/>
           <w:sz w:val="24"/>
           <w:szCs w:val="24"/>
           <w:lang w:val="nl-NL"/>
         </w:rPr>
-        <w:t>.1.1</w:t>
-      </w:r>
-      <w:r>
-        <w:rPr>
+        <w:t xml:space="preserve"> </w:t>
+      </w:r>
+      <w:r>
+        <w:rPr>
+          <w:rFonts w:ascii="Arial" w:hAnsi="Arial" w:cs="Arial"/>
           <w:sz w:val="24"/>
           <w:szCs w:val="24"/>
           <w:lang w:val="nl-NL"/>
         </w:rPr>
+        <w:t>0.1.1</w:t>
+      </w:r>
+      <w:r>
+        <w:rPr>
+          <w:rFonts w:ascii="Arial" w:hAnsi="Arial" w:cs="Arial"/>
+          <w:sz w:val="24"/>
+          <w:szCs w:val="24"/>
+          <w:lang w:val="nl-NL"/>
+        </w:rPr>
         <w:br w:type="page"/>
       </w:r>
     </w:p>
     <w:p>
       <w:pPr>
         <w:pStyle w:val="Kop1"/>
+        <w:rPr>
+          <w:rFonts w:ascii="Arial" w:hAnsi="Arial" w:cs="Arial"/>
+        </w:rPr>
       </w:pPr>
       <w:bookmarkStart w:id="0" w:name="_Toc493492638"/>
       <w:bookmarkStart w:id="1" w:name="_Toc40008627"/>
       <w:bookmarkStart w:id="2" w:name="_Toc40008920"/>
       <w:bookmarkStart w:id="3" w:name="_Toc40010190"/>
       <w:bookmarkStart w:id="4" w:name="_Toc129583425"/>
-      <w:proofErr w:type="spellStart"/>
-      <w:r>
+      <w:r>
+        <w:rPr>
+          <w:rFonts w:ascii="Arial" w:hAnsi="Arial" w:cs="Arial"/>
+        </w:rPr>
         <w:lastRenderedPageBreak/>
         <w:t>Versiebeheer</w:t>
       </w:r>
@@ -388,9 +438,14 @@
       <w:bookmarkEnd w:id="2"/>
       <w:bookmarkEnd w:id="3"/>
       <w:bookmarkEnd w:id="4"/>
-      <w:proofErr w:type="spellEnd"/>
-    </w:p>
-    <w:p/>
+    </w:p>
+    <w:p>
+      <w:pPr>
+        <w:rPr>
+          <w:rFonts w:ascii="Arial" w:hAnsi="Arial" w:cs="Arial"/>
+        </w:rPr>
+      </w:pPr>
+    </w:p>
     <w:tbl>
       <w:tblPr>
         <w:tblStyle w:val="Tabelraster"/>
@@ -411,11 +466,13 @@
           <w:p>
             <w:pPr>
               <w:rPr>
+                <w:rFonts w:ascii="Arial" w:hAnsi="Arial" w:cs="Arial"/>
                 <w:b/>
               </w:rPr>
             </w:pPr>
             <w:r>
               <w:rPr>
+                <w:rFonts w:ascii="Arial" w:hAnsi="Arial" w:cs="Arial"/>
                 <w:b/>
               </w:rPr>
               <w:t>Versie</w:t>
@@ -429,11 +486,13 @@
           <w:p>
             <w:pPr>
               <w:rPr>
+                <w:rFonts w:ascii="Arial" w:hAnsi="Arial" w:cs="Arial"/>
                 <w:b/>
               </w:rPr>
             </w:pPr>
             <w:r>
               <w:rPr>
+                <w:rFonts w:ascii="Arial" w:hAnsi="Arial" w:cs="Arial"/>
                 <w:b/>
               </w:rPr>
               <w:t>Datum</w:t>
@@ -447,11 +506,13 @@
           <w:p>
             <w:pPr>
               <w:rPr>
+                <w:rFonts w:ascii="Arial" w:hAnsi="Arial" w:cs="Arial"/>
                 <w:b/>
               </w:rPr>
             </w:pPr>
             <w:r>
               <w:rPr>
+                <w:rFonts w:ascii="Arial" w:hAnsi="Arial" w:cs="Arial"/>
                 <w:b/>
               </w:rPr>
               <w:t>Beschrijving</w:t>
@@ -465,11 +526,13 @@
           <w:p>
             <w:pPr>
               <w:rPr>
+                <w:rFonts w:ascii="Arial" w:hAnsi="Arial" w:cs="Arial"/>
                 <w:b/>
               </w:rPr>
             </w:pPr>
             <w:r>
               <w:rPr>
+                <w:rFonts w:ascii="Arial" w:hAnsi="Arial" w:cs="Arial"/>
                 <w:b/>
               </w:rPr>
               <w:t>Door</w:t>
@@ -483,7 +546,15 @@
             <w:tcW w:w="1129" w:type="dxa"/>
           </w:tcPr>
           <w:p>
-            <w:r>
+            <w:pPr>
+              <w:rPr>
+                <w:rFonts w:ascii="Arial" w:hAnsi="Arial" w:cs="Arial"/>
+              </w:rPr>
+            </w:pPr>
+            <w:r>
+              <w:rPr>
+                <w:rFonts w:ascii="Arial" w:hAnsi="Arial" w:cs="Arial"/>
+              </w:rPr>
               <w:t>0.1</w:t>
             </w:r>
           </w:p>
@@ -493,8 +564,22 @@
             <w:tcW w:w="1944" w:type="dxa"/>
           </w:tcPr>
           <w:p>
-            <w:r>
-              <w:t>24-5-2026</w:t>
+            <w:pPr>
+              <w:rPr>
+                <w:rFonts w:ascii="Arial" w:hAnsi="Arial" w:cs="Arial"/>
+              </w:rPr>
+            </w:pPr>
+            <w:r>
+              <w:rPr>
+                <w:rFonts w:ascii="Arial" w:hAnsi="Arial" w:cs="Arial"/>
+              </w:rPr>
+              <w:t>5-6</w:t>
+            </w:r>
+            <w:r>
+              <w:rPr>
+                <w:rFonts w:ascii="Arial" w:hAnsi="Arial" w:cs="Arial"/>
+              </w:rPr>
+              <w:t>-2026</w:t>
             </w:r>
           </w:p>
         </w:tc>
@@ -503,11 +588,17 @@
             <w:tcW w:w="3224" w:type="dxa"/>
           </w:tcPr>
           <w:p>
-            <w:proofErr w:type="gramStart"/>
-            <w:r>
+            <w:pPr>
+              <w:rPr>
+                <w:rFonts w:ascii="Arial" w:hAnsi="Arial" w:cs="Arial"/>
+              </w:rPr>
+            </w:pPr>
+            <w:r>
+              <w:rPr>
+                <w:rFonts w:ascii="Arial" w:hAnsi="Arial" w:cs="Arial"/>
+              </w:rPr>
               <w:t>testen</w:t>
             </w:r>
-            <w:proofErr w:type="gramEnd"/>
           </w:p>
         </w:tc>
         <w:tc>
@@ -515,7 +606,15 @@
             <w:tcW w:w="3053" w:type="dxa"/>
           </w:tcPr>
           <w:p>
-            <w:r>
+            <w:pPr>
+              <w:rPr>
+                <w:rFonts w:ascii="Arial" w:hAnsi="Arial" w:cs="Arial"/>
+              </w:rPr>
+            </w:pPr>
+            <w:r>
+              <w:rPr>
+                <w:rFonts w:ascii="Arial" w:hAnsi="Arial" w:cs="Arial"/>
+              </w:rPr>
               <w:t>Lucas de Wilde</w:t>
             </w:r>
           </w:p>
@@ -526,25 +625,49 @@
           <w:tcPr>
             <w:tcW w:w="1129" w:type="dxa"/>
           </w:tcPr>
-          <w:p/>
+          <w:p>
+            <w:pPr>
+              <w:rPr>
+                <w:rFonts w:ascii="Arial" w:hAnsi="Arial" w:cs="Arial"/>
+              </w:rPr>
+            </w:pPr>
+          </w:p>
         </w:tc>
         <w:tc>
           <w:tcPr>
             <w:tcW w:w="1944" w:type="dxa"/>
           </w:tcPr>
-          <w:p/>
+          <w:p>
+            <w:pPr>
+              <w:rPr>
+                <w:rFonts w:ascii="Arial" w:hAnsi="Arial" w:cs="Arial"/>
+              </w:rPr>
+            </w:pPr>
+          </w:p>
         </w:tc>
         <w:tc>
           <w:tcPr>
             <w:tcW w:w="3224" w:type="dxa"/>
           </w:tcPr>
-          <w:p/>
+          <w:p>
+            <w:pPr>
+              <w:rPr>
+                <w:rFonts w:ascii="Arial" w:hAnsi="Arial" w:cs="Arial"/>
+              </w:rPr>
+            </w:pPr>
+          </w:p>
         </w:tc>
         <w:tc>
           <w:tcPr>
             <w:tcW w:w="3053" w:type="dxa"/>
           </w:tcPr>
-          <w:p/>
+          <w:p>
+            <w:pPr>
+              <w:rPr>
+                <w:rFonts w:ascii="Arial" w:hAnsi="Arial" w:cs="Arial"/>
+              </w:rPr>
+            </w:pPr>
+          </w:p>
         </w:tc>
       </w:tr>
       <w:tr>
@@ -552,25 +675,49 @@
           <w:tcPr>
             <w:tcW w:w="1129" w:type="dxa"/>
           </w:tcPr>
-          <w:p/>
+          <w:p>
+            <w:pPr>
+              <w:rPr>
+                <w:rFonts w:ascii="Arial" w:hAnsi="Arial" w:cs="Arial"/>
+              </w:rPr>
+            </w:pPr>
+          </w:p>
         </w:tc>
         <w:tc>
           <w:tcPr>
             <w:tcW w:w="1944" w:type="dxa"/>
           </w:tcPr>
-          <w:p/>
+          <w:p>
+            <w:pPr>
+              <w:rPr>
+                <w:rFonts w:ascii="Arial" w:hAnsi="Arial" w:cs="Arial"/>
+              </w:rPr>
+            </w:pPr>
+          </w:p>
         </w:tc>
         <w:tc>
           <w:tcPr>
             <w:tcW w:w="3224" w:type="dxa"/>
           </w:tcPr>
-          <w:p/>
+          <w:p>
+            <w:pPr>
+              <w:rPr>
+                <w:rFonts w:ascii="Arial" w:hAnsi="Arial" w:cs="Arial"/>
+              </w:rPr>
+            </w:pPr>
+          </w:p>
         </w:tc>
         <w:tc>
           <w:tcPr>
             <w:tcW w:w="3053" w:type="dxa"/>
           </w:tcPr>
-          <w:p/>
+          <w:p>
+            <w:pPr>
+              <w:rPr>
+                <w:rFonts w:ascii="Arial" w:hAnsi="Arial" w:cs="Arial"/>
+              </w:rPr>
+            </w:pPr>
+          </w:p>
         </w:tc>
       </w:tr>
     </w:tbl>
@@ -578,7 +725,7 @@
       <w:pPr>
         <w:pStyle w:val="Kopvaninhoudsopgave"/>
         <w:rPr>
-          <w:rFonts w:ascii="Andale Mono" w:eastAsiaTheme="minorHAnsi" w:hAnsi="Andale Mono" w:cs="Times New Roman (Hoofdtekst CS)"/>
+          <w:rFonts w:ascii="Arial" w:eastAsiaTheme="minorHAnsi" w:hAnsi="Arial" w:cs="Arial"/>
           <w:color w:val="auto"/>
           <w:sz w:val="22"/>
           <w:szCs w:val="22"/>
@@ -589,11 +736,13 @@
     <w:p>
       <w:pPr>
         <w:rPr>
-          <w:lang w:val="nl-NL"/>
-        </w:rPr>
-      </w:pPr>
-      <w:r>
-        <w:rPr>
+          <w:rFonts w:ascii="Arial" w:hAnsi="Arial" w:cs="Arial"/>
+          <w:lang w:val="nl-NL"/>
+        </w:rPr>
+      </w:pPr>
+      <w:r>
+        <w:rPr>
+          <w:rFonts w:ascii="Arial" w:hAnsi="Arial" w:cs="Arial"/>
           <w:lang w:val="nl-NL"/>
         </w:rPr>
         <w:br w:type="page"/>
@@ -602,7 +751,7 @@
     <w:sdt>
       <w:sdtPr>
         <w:rPr>
-          <w:rFonts w:ascii="Andale Mono" w:eastAsiaTheme="minorHAnsi" w:hAnsi="Andale Mono" w:cs="Times New Roman (Hoofdtekst CS)"/>
+          <w:rFonts w:ascii="Arial" w:eastAsiaTheme="minorHAnsi" w:hAnsi="Arial" w:cs="Arial"/>
           <w:color w:val="auto"/>
           <w:sz w:val="22"/>
           <w:szCs w:val="22"/>
@@ -626,9 +775,13 @@
         <w:p>
           <w:pPr>
             <w:pStyle w:val="Kopvaninhoudsopgave"/>
+            <w:rPr>
+              <w:rFonts w:ascii="Arial" w:hAnsi="Arial" w:cs="Arial"/>
+            </w:rPr>
           </w:pPr>
           <w:r>
             <w:rPr>
+              <w:rFonts w:ascii="Arial" w:hAnsi="Arial" w:cs="Arial"/>
               <w:lang w:val="nl-NL"/>
             </w:rPr>
             <w:t>Inhoudsopgave</w:t>
@@ -641,7 +794,7 @@
               <w:tab w:val="right" w:leader="dot" w:pos="9350"/>
             </w:tabs>
             <w:rPr>
-              <w:rFonts w:eastAsiaTheme="minorEastAsia" w:cstheme="minorBidi"/>
+              <w:rFonts w:ascii="Arial" w:eastAsiaTheme="minorEastAsia" w:hAnsi="Arial" w:cs="Arial"/>
               <w:b w:val="0"/>
               <w:bCs w:val="0"/>
               <w:noProof/>
@@ -652,16 +805,21 @@
           </w:pPr>
           <w:r>
             <w:rPr>
+              <w:rFonts w:ascii="Arial" w:hAnsi="Arial" w:cs="Arial"/>
               <w:b w:val="0"/>
               <w:bCs w:val="0"/>
             </w:rPr>
             <w:fldChar w:fldCharType="begin"/>
           </w:r>
           <w:r>
+            <w:rPr>
+              <w:rFonts w:ascii="Arial" w:hAnsi="Arial" w:cs="Arial"/>
+            </w:rPr>
             <w:instrText>TOC \o "1-3" \h \z \u</w:instrText>
           </w:r>
           <w:r>
             <w:rPr>
+              <w:rFonts w:ascii="Arial" w:hAnsi="Arial" w:cs="Arial"/>
               <w:b w:val="0"/>
               <w:bCs w:val="0"/>
             </w:rPr>
@@ -671,12 +829,14 @@
             <w:r>
               <w:rPr>
                 <w:rStyle w:val="Hyperlink"/>
+                <w:rFonts w:ascii="Arial" w:hAnsi="Arial" w:cs="Arial"/>
                 <w:noProof/>
               </w:rPr>
               <w:t>Versiebeheer</w:t>
             </w:r>
             <w:r>
               <w:rPr>
+                <w:rFonts w:ascii="Arial" w:hAnsi="Arial" w:cs="Arial"/>
                 <w:noProof/>
                 <w:webHidden/>
               </w:rPr>
@@ -684,6 +844,7 @@
             </w:r>
             <w:r>
               <w:rPr>
+                <w:rFonts w:ascii="Arial" w:hAnsi="Arial" w:cs="Arial"/>
                 <w:noProof/>
                 <w:webHidden/>
               </w:rPr>
@@ -691,6 +852,7 @@
             </w:r>
             <w:r>
               <w:rPr>
+                <w:rFonts w:ascii="Arial" w:hAnsi="Arial" w:cs="Arial"/>
                 <w:noProof/>
                 <w:webHidden/>
               </w:rPr>
@@ -698,12 +860,14 @@
             </w:r>
             <w:r>
               <w:rPr>
+                <w:rFonts w:ascii="Arial" w:hAnsi="Arial" w:cs="Arial"/>
                 <w:noProof/>
                 <w:webHidden/>
               </w:rPr>
             </w:r>
             <w:r>
               <w:rPr>
+                <w:rFonts w:ascii="Arial" w:hAnsi="Arial" w:cs="Arial"/>
                 <w:noProof/>
                 <w:webHidden/>
               </w:rPr>
@@ -711,6 +875,7 @@
             </w:r>
             <w:r>
               <w:rPr>
+                <w:rFonts w:ascii="Arial" w:hAnsi="Arial" w:cs="Arial"/>
                 <w:noProof/>
                 <w:webHidden/>
               </w:rPr>
@@ -718,6 +883,7 @@
             </w:r>
             <w:r>
               <w:rPr>
+                <w:rFonts w:ascii="Arial" w:hAnsi="Arial" w:cs="Arial"/>
                 <w:noProof/>
                 <w:webHidden/>
               </w:rPr>
@@ -732,7 +898,7 @@
               <w:tab w:val="right" w:leader="dot" w:pos="9350"/>
             </w:tabs>
             <w:rPr>
-              <w:rFonts w:eastAsiaTheme="minorEastAsia" w:cstheme="minorBidi"/>
+              <w:rFonts w:ascii="Arial" w:eastAsiaTheme="minorEastAsia" w:hAnsi="Arial" w:cs="Arial"/>
               <w:b w:val="0"/>
               <w:bCs w:val="0"/>
               <w:noProof/>
@@ -745,7 +911,7 @@
             <w:r>
               <w:rPr>
                 <w:rStyle w:val="Hyperlink"/>
-                <w:rFonts w:ascii="Andale Mono" w:hAnsi="Andale Mono"/>
+                <w:rFonts w:ascii="Arial" w:hAnsi="Arial" w:cs="Arial"/>
                 <w:noProof/>
                 <w:lang w:val="nl-NL"/>
               </w:rPr>
@@ -753,6 +919,7 @@
             </w:r>
             <w:r>
               <w:rPr>
+                <w:rFonts w:ascii="Arial" w:hAnsi="Arial" w:cs="Arial"/>
                 <w:noProof/>
                 <w:webHidden/>
               </w:rPr>
@@ -760,6 +927,7 @@
             </w:r>
             <w:r>
               <w:rPr>
+                <w:rFonts w:ascii="Arial" w:hAnsi="Arial" w:cs="Arial"/>
                 <w:noProof/>
                 <w:webHidden/>
               </w:rPr>
@@ -767,6 +935,7 @@
             </w:r>
             <w:r>
               <w:rPr>
+                <w:rFonts w:ascii="Arial" w:hAnsi="Arial" w:cs="Arial"/>
                 <w:noProof/>
                 <w:webHidden/>
               </w:rPr>
@@ -774,12 +943,14 @@
             </w:r>
             <w:r>
               <w:rPr>
+                <w:rFonts w:ascii="Arial" w:hAnsi="Arial" w:cs="Arial"/>
                 <w:noProof/>
                 <w:webHidden/>
               </w:rPr>
             </w:r>
             <w:r>
               <w:rPr>
+                <w:rFonts w:ascii="Arial" w:hAnsi="Arial" w:cs="Arial"/>
                 <w:noProof/>
                 <w:webHidden/>
               </w:rPr>
@@ -787,6 +958,7 @@
             </w:r>
             <w:r>
               <w:rPr>
+                <w:rFonts w:ascii="Arial" w:hAnsi="Arial" w:cs="Arial"/>
                 <w:noProof/>
                 <w:webHidden/>
               </w:rPr>
@@ -794,6 +966,7 @@
             </w:r>
             <w:r>
               <w:rPr>
+                <w:rFonts w:ascii="Arial" w:hAnsi="Arial" w:cs="Arial"/>
                 <w:noProof/>
                 <w:webHidden/>
               </w:rPr>
@@ -808,7 +981,7 @@
               <w:tab w:val="right" w:leader="dot" w:pos="9350"/>
             </w:tabs>
             <w:rPr>
-              <w:rFonts w:eastAsiaTheme="minorEastAsia" w:cstheme="minorBidi"/>
+              <w:rFonts w:ascii="Arial" w:eastAsiaTheme="minorEastAsia" w:hAnsi="Arial" w:cs="Arial"/>
               <w:b w:val="0"/>
               <w:bCs w:val="0"/>
               <w:noProof/>
@@ -821,7 +994,7 @@
             <w:r>
               <w:rPr>
                 <w:rStyle w:val="Hyperlink"/>
-                <w:rFonts w:ascii="Andale Mono" w:hAnsi="Andale Mono"/>
+                <w:rFonts w:ascii="Arial" w:hAnsi="Arial" w:cs="Arial"/>
                 <w:noProof/>
                 <w:lang w:val="nl-NL"/>
               </w:rPr>
@@ -829,6 +1002,7 @@
             </w:r>
             <w:r>
               <w:rPr>
+                <w:rFonts w:ascii="Arial" w:hAnsi="Arial" w:cs="Arial"/>
                 <w:noProof/>
                 <w:webHidden/>
               </w:rPr>
@@ -836,6 +1010,7 @@
             </w:r>
             <w:r>
               <w:rPr>
+                <w:rFonts w:ascii="Arial" w:hAnsi="Arial" w:cs="Arial"/>
                 <w:noProof/>
                 <w:webHidden/>
               </w:rPr>
@@ -843,6 +1018,7 @@
             </w:r>
             <w:r>
               <w:rPr>
+                <w:rFonts w:ascii="Arial" w:hAnsi="Arial" w:cs="Arial"/>
                 <w:noProof/>
                 <w:webHidden/>
               </w:rPr>
@@ -850,12 +1026,14 @@
             </w:r>
             <w:r>
               <w:rPr>
+                <w:rFonts w:ascii="Arial" w:hAnsi="Arial" w:cs="Arial"/>
                 <w:noProof/>
                 <w:webHidden/>
               </w:rPr>
             </w:r>
             <w:r>
               <w:rPr>
+                <w:rFonts w:ascii="Arial" w:hAnsi="Arial" w:cs="Arial"/>
                 <w:noProof/>
                 <w:webHidden/>
               </w:rPr>
@@ -863,6 +1041,7 @@
             </w:r>
             <w:r>
               <w:rPr>
+                <w:rFonts w:ascii="Arial" w:hAnsi="Arial" w:cs="Arial"/>
                 <w:noProof/>
                 <w:webHidden/>
               </w:rPr>
@@ -870,6 +1049,7 @@
             </w:r>
             <w:r>
               <w:rPr>
+                <w:rFonts w:ascii="Arial" w:hAnsi="Arial" w:cs="Arial"/>
                 <w:noProof/>
                 <w:webHidden/>
               </w:rPr>
@@ -884,7 +1064,7 @@
               <w:tab w:val="right" w:leader="dot" w:pos="9350"/>
             </w:tabs>
             <w:rPr>
-              <w:rFonts w:eastAsiaTheme="minorEastAsia" w:cstheme="minorBidi"/>
+              <w:rFonts w:ascii="Arial" w:eastAsiaTheme="minorEastAsia" w:hAnsi="Arial" w:cs="Arial"/>
               <w:i w:val="0"/>
               <w:iCs w:val="0"/>
               <w:noProof/>
@@ -897,6 +1077,7 @@
             <w:r>
               <w:rPr>
                 <w:rStyle w:val="Hyperlink"/>
+                <w:rFonts w:ascii="Arial" w:hAnsi="Arial" w:cs="Arial"/>
                 <w:noProof/>
                 <w:lang w:val="nl-NL"/>
               </w:rPr>
@@ -904,6 +1085,7 @@
             </w:r>
             <w:r>
               <w:rPr>
+                <w:rFonts w:ascii="Arial" w:hAnsi="Arial" w:cs="Arial"/>
                 <w:noProof/>
                 <w:webHidden/>
               </w:rPr>
@@ -911,6 +1093,7 @@
             </w:r>
             <w:r>
               <w:rPr>
+                <w:rFonts w:ascii="Arial" w:hAnsi="Arial" w:cs="Arial"/>
                 <w:noProof/>
                 <w:webHidden/>
               </w:rPr>
@@ -918,6 +1101,7 @@
             </w:r>
             <w:r>
               <w:rPr>
+                <w:rFonts w:ascii="Arial" w:hAnsi="Arial" w:cs="Arial"/>
                 <w:noProof/>
                 <w:webHidden/>
               </w:rPr>
@@ -925,12 +1109,14 @@
             </w:r>
             <w:r>
               <w:rPr>
+                <w:rFonts w:ascii="Arial" w:hAnsi="Arial" w:cs="Arial"/>
                 <w:noProof/>
                 <w:webHidden/>
               </w:rPr>
             </w:r>
             <w:r>
               <w:rPr>
+                <w:rFonts w:ascii="Arial" w:hAnsi="Arial" w:cs="Arial"/>
                 <w:noProof/>
                 <w:webHidden/>
               </w:rPr>
@@ -938,6 +1124,7 @@
             </w:r>
             <w:r>
               <w:rPr>
+                <w:rFonts w:ascii="Arial" w:hAnsi="Arial" w:cs="Arial"/>
                 <w:noProof/>
                 <w:webHidden/>
               </w:rPr>
@@ -945,6 +1132,7 @@
             </w:r>
             <w:r>
               <w:rPr>
+                <w:rFonts w:ascii="Arial" w:hAnsi="Arial" w:cs="Arial"/>
                 <w:noProof/>
                 <w:webHidden/>
               </w:rPr>
@@ -959,7 +1147,7 @@
               <w:tab w:val="right" w:leader="dot" w:pos="9350"/>
             </w:tabs>
             <w:rPr>
-              <w:rFonts w:eastAsiaTheme="minorEastAsia" w:cstheme="minorBidi"/>
+              <w:rFonts w:ascii="Arial" w:eastAsiaTheme="minorEastAsia" w:hAnsi="Arial" w:cs="Arial"/>
               <w:i w:val="0"/>
               <w:iCs w:val="0"/>
               <w:noProof/>
@@ -972,6 +1160,7 @@
             <w:r>
               <w:rPr>
                 <w:rStyle w:val="Hyperlink"/>
+                <w:rFonts w:ascii="Arial" w:hAnsi="Arial" w:cs="Arial"/>
                 <w:noProof/>
                 <w:lang w:val="nl-NL"/>
               </w:rPr>
@@ -979,6 +1168,7 @@
             </w:r>
             <w:r>
               <w:rPr>
+                <w:rFonts w:ascii="Arial" w:hAnsi="Arial" w:cs="Arial"/>
                 <w:noProof/>
                 <w:webHidden/>
               </w:rPr>
@@ -986,6 +1176,7 @@
             </w:r>
             <w:r>
               <w:rPr>
+                <w:rFonts w:ascii="Arial" w:hAnsi="Arial" w:cs="Arial"/>
                 <w:noProof/>
                 <w:webHidden/>
               </w:rPr>
@@ -993,6 +1184,7 @@
             </w:r>
             <w:r>
               <w:rPr>
+                <w:rFonts w:ascii="Arial" w:hAnsi="Arial" w:cs="Arial"/>
                 <w:noProof/>
                 <w:webHidden/>
               </w:rPr>
@@ -1000,12 +1192,14 @@
             </w:r>
             <w:r>
               <w:rPr>
+                <w:rFonts w:ascii="Arial" w:hAnsi="Arial" w:cs="Arial"/>
                 <w:noProof/>
                 <w:webHidden/>
               </w:rPr>
             </w:r>
             <w:r>
               <w:rPr>
+                <w:rFonts w:ascii="Arial" w:hAnsi="Arial" w:cs="Arial"/>
                 <w:noProof/>
                 <w:webHidden/>
               </w:rPr>
@@ -1013,6 +1207,7 @@
             </w:r>
             <w:r>
               <w:rPr>
+                <w:rFonts w:ascii="Arial" w:hAnsi="Arial" w:cs="Arial"/>
                 <w:noProof/>
                 <w:webHidden/>
               </w:rPr>
@@ -1020,6 +1215,7 @@
             </w:r>
             <w:r>
               <w:rPr>
+                <w:rFonts w:ascii="Arial" w:hAnsi="Arial" w:cs="Arial"/>
                 <w:noProof/>
                 <w:webHidden/>
               </w:rPr>
@@ -1034,7 +1230,7 @@
               <w:tab w:val="right" w:leader="dot" w:pos="9350"/>
             </w:tabs>
             <w:rPr>
-              <w:rFonts w:eastAsiaTheme="minorEastAsia" w:cstheme="minorBidi"/>
+              <w:rFonts w:ascii="Arial" w:eastAsiaTheme="minorEastAsia" w:hAnsi="Arial" w:cs="Arial"/>
               <w:b w:val="0"/>
               <w:bCs w:val="0"/>
               <w:noProof/>
@@ -1047,6 +1243,7 @@
             <w:r>
               <w:rPr>
                 <w:rStyle w:val="Hyperlink"/>
+                <w:rFonts w:ascii="Arial" w:hAnsi="Arial" w:cs="Arial"/>
                 <w:noProof/>
                 <w:lang w:val="en-GB"/>
               </w:rPr>
@@ -1054,6 +1251,7 @@
             </w:r>
             <w:r>
               <w:rPr>
+                <w:rFonts w:ascii="Arial" w:hAnsi="Arial" w:cs="Arial"/>
                 <w:noProof/>
                 <w:webHidden/>
               </w:rPr>
@@ -1061,6 +1259,7 @@
             </w:r>
             <w:r>
               <w:rPr>
+                <w:rFonts w:ascii="Arial" w:hAnsi="Arial" w:cs="Arial"/>
                 <w:noProof/>
                 <w:webHidden/>
               </w:rPr>
@@ -1068,6 +1267,7 @@
             </w:r>
             <w:r>
               <w:rPr>
+                <w:rFonts w:ascii="Arial" w:hAnsi="Arial" w:cs="Arial"/>
                 <w:noProof/>
                 <w:webHidden/>
               </w:rPr>
@@ -1075,12 +1275,14 @@
             </w:r>
             <w:r>
               <w:rPr>
+                <w:rFonts w:ascii="Arial" w:hAnsi="Arial" w:cs="Arial"/>
                 <w:noProof/>
                 <w:webHidden/>
               </w:rPr>
             </w:r>
             <w:r>
               <w:rPr>
+                <w:rFonts w:ascii="Arial" w:hAnsi="Arial" w:cs="Arial"/>
                 <w:noProof/>
                 <w:webHidden/>
               </w:rPr>
@@ -1088,6 +1290,7 @@
             </w:r>
             <w:r>
               <w:rPr>
+                <w:rFonts w:ascii="Arial" w:hAnsi="Arial" w:cs="Arial"/>
                 <w:noProof/>
                 <w:webHidden/>
               </w:rPr>
@@ -1095,6 +1298,7 @@
             </w:r>
             <w:r>
               <w:rPr>
+                <w:rFonts w:ascii="Arial" w:hAnsi="Arial" w:cs="Arial"/>
                 <w:noProof/>
                 <w:webHidden/>
               </w:rPr>
@@ -1109,7 +1313,7 @@
               <w:tab w:val="right" w:leader="dot" w:pos="9350"/>
             </w:tabs>
             <w:rPr>
-              <w:rFonts w:eastAsiaTheme="minorEastAsia" w:cstheme="minorBidi"/>
+              <w:rFonts w:ascii="Arial" w:eastAsiaTheme="minorEastAsia" w:hAnsi="Arial" w:cs="Arial"/>
               <w:b w:val="0"/>
               <w:bCs w:val="0"/>
               <w:noProof/>
@@ -1122,6 +1326,7 @@
             <w:r>
               <w:rPr>
                 <w:rStyle w:val="Hyperlink"/>
+                <w:rFonts w:ascii="Arial" w:hAnsi="Arial" w:cs="Arial"/>
                 <w:noProof/>
                 <w:lang w:val="nl-NL"/>
               </w:rPr>
@@ -1129,6 +1334,7 @@
             </w:r>
             <w:r>
               <w:rPr>
+                <w:rFonts w:ascii="Arial" w:hAnsi="Arial" w:cs="Arial"/>
                 <w:noProof/>
                 <w:webHidden/>
               </w:rPr>
@@ -1136,6 +1342,7 @@
             </w:r>
             <w:r>
               <w:rPr>
+                <w:rFonts w:ascii="Arial" w:hAnsi="Arial" w:cs="Arial"/>
                 <w:noProof/>
                 <w:webHidden/>
               </w:rPr>
@@ -1143,6 +1350,7 @@
             </w:r>
             <w:r>
               <w:rPr>
+                <w:rFonts w:ascii="Arial" w:hAnsi="Arial" w:cs="Arial"/>
                 <w:noProof/>
                 <w:webHidden/>
               </w:rPr>
@@ -1150,12 +1358,14 @@
             </w:r>
             <w:r>
               <w:rPr>
+                <w:rFonts w:ascii="Arial" w:hAnsi="Arial" w:cs="Arial"/>
                 <w:noProof/>
                 <w:webHidden/>
               </w:rPr>
             </w:r>
             <w:r>
               <w:rPr>
+                <w:rFonts w:ascii="Arial" w:hAnsi="Arial" w:cs="Arial"/>
                 <w:noProof/>
                 <w:webHidden/>
               </w:rPr>
@@ -1163,6 +1373,7 @@
             </w:r>
             <w:r>
               <w:rPr>
+                <w:rFonts w:ascii="Arial" w:hAnsi="Arial" w:cs="Arial"/>
                 <w:noProof/>
                 <w:webHidden/>
               </w:rPr>
@@ -1170,6 +1381,7 @@
             </w:r>
             <w:r>
               <w:rPr>
+                <w:rFonts w:ascii="Arial" w:hAnsi="Arial" w:cs="Arial"/>
                 <w:noProof/>
                 <w:webHidden/>
               </w:rPr>
@@ -1184,7 +1396,7 @@
               <w:tab w:val="right" w:leader="dot" w:pos="9350"/>
             </w:tabs>
             <w:rPr>
-              <w:rFonts w:eastAsiaTheme="minorEastAsia" w:cstheme="minorBidi"/>
+              <w:rFonts w:ascii="Arial" w:eastAsiaTheme="minorEastAsia" w:hAnsi="Arial" w:cs="Arial"/>
               <w:b w:val="0"/>
               <w:bCs w:val="0"/>
               <w:noProof/>
@@ -1197,6 +1409,7 @@
             <w:r>
               <w:rPr>
                 <w:rStyle w:val="Hyperlink"/>
+                <w:rFonts w:ascii="Arial" w:hAnsi="Arial" w:cs="Arial"/>
                 <w:noProof/>
                 <w:lang w:val="nl-NL"/>
               </w:rPr>
@@ -1204,6 +1417,7 @@
             </w:r>
             <w:r>
               <w:rPr>
+                <w:rFonts w:ascii="Arial" w:hAnsi="Arial" w:cs="Arial"/>
                 <w:noProof/>
                 <w:webHidden/>
               </w:rPr>
@@ -1211,6 +1425,7 @@
             </w:r>
             <w:r>
               <w:rPr>
+                <w:rFonts w:ascii="Arial" w:hAnsi="Arial" w:cs="Arial"/>
                 <w:noProof/>
                 <w:webHidden/>
               </w:rPr>
@@ -1218,6 +1433,7 @@
             </w:r>
             <w:r>
               <w:rPr>
+                <w:rFonts w:ascii="Arial" w:hAnsi="Arial" w:cs="Arial"/>
                 <w:noProof/>
                 <w:webHidden/>
               </w:rPr>
@@ -1225,12 +1441,14 @@
             </w:r>
             <w:r>
               <w:rPr>
+                <w:rFonts w:ascii="Arial" w:hAnsi="Arial" w:cs="Arial"/>
                 <w:noProof/>
                 <w:webHidden/>
               </w:rPr>
             </w:r>
             <w:r>
               <w:rPr>
+                <w:rFonts w:ascii="Arial" w:hAnsi="Arial" w:cs="Arial"/>
                 <w:noProof/>
                 <w:webHidden/>
               </w:rPr>
@@ -1238,6 +1456,7 @@
             </w:r>
             <w:r>
               <w:rPr>
+                <w:rFonts w:ascii="Arial" w:hAnsi="Arial" w:cs="Arial"/>
                 <w:noProof/>
                 <w:webHidden/>
               </w:rPr>
@@ -1245,6 +1464,7 @@
             </w:r>
             <w:r>
               <w:rPr>
+                <w:rFonts w:ascii="Arial" w:hAnsi="Arial" w:cs="Arial"/>
                 <w:noProof/>
                 <w:webHidden/>
               </w:rPr>
@@ -1259,7 +1479,7 @@
               <w:tab w:val="right" w:leader="dot" w:pos="9350"/>
             </w:tabs>
             <w:rPr>
-              <w:rFonts w:eastAsiaTheme="minorEastAsia" w:cstheme="minorBidi"/>
+              <w:rFonts w:ascii="Arial" w:eastAsiaTheme="minorEastAsia" w:hAnsi="Arial" w:cs="Arial"/>
               <w:b w:val="0"/>
               <w:bCs w:val="0"/>
               <w:noProof/>
@@ -1272,7 +1492,7 @@
             <w:r>
               <w:rPr>
                 <w:rStyle w:val="Hyperlink"/>
-                <w:rFonts w:ascii="Calibri Light" w:eastAsia="Times New Roman" w:hAnsi="Calibri Light" w:cs="Times New Roman"/>
+                <w:rFonts w:ascii="Arial" w:eastAsia="Times New Roman" w:hAnsi="Arial" w:cs="Arial"/>
                 <w:noProof/>
                 <w:lang w:val="nl-NL"/>
               </w:rPr>
@@ -1280,6 +1500,7 @@
             </w:r>
             <w:r>
               <w:rPr>
+                <w:rFonts w:ascii="Arial" w:hAnsi="Arial" w:cs="Arial"/>
                 <w:noProof/>
                 <w:webHidden/>
               </w:rPr>
@@ -1287,6 +1508,7 @@
             </w:r>
             <w:r>
               <w:rPr>
+                <w:rFonts w:ascii="Arial" w:hAnsi="Arial" w:cs="Arial"/>
                 <w:noProof/>
                 <w:webHidden/>
               </w:rPr>
@@ -1294,6 +1516,7 @@
             </w:r>
             <w:r>
               <w:rPr>
+                <w:rFonts w:ascii="Arial" w:hAnsi="Arial" w:cs="Arial"/>
                 <w:noProof/>
                 <w:webHidden/>
               </w:rPr>
@@ -1301,12 +1524,14 @@
             </w:r>
             <w:r>
               <w:rPr>
+                <w:rFonts w:ascii="Arial" w:hAnsi="Arial" w:cs="Arial"/>
                 <w:noProof/>
                 <w:webHidden/>
               </w:rPr>
             </w:r>
             <w:r>
               <w:rPr>
+                <w:rFonts w:ascii="Arial" w:hAnsi="Arial" w:cs="Arial"/>
                 <w:noProof/>
                 <w:webHidden/>
               </w:rPr>
@@ -1314,6 +1539,7 @@
             </w:r>
             <w:r>
               <w:rPr>
+                <w:rFonts w:ascii="Arial" w:hAnsi="Arial" w:cs="Arial"/>
                 <w:noProof/>
                 <w:webHidden/>
               </w:rPr>
@@ -1321,6 +1547,7 @@
             </w:r>
             <w:r>
               <w:rPr>
+                <w:rFonts w:ascii="Arial" w:hAnsi="Arial" w:cs="Arial"/>
                 <w:noProof/>
                 <w:webHidden/>
               </w:rPr>
@@ -1335,7 +1562,7 @@
               <w:tab w:val="right" w:leader="dot" w:pos="9350"/>
             </w:tabs>
             <w:rPr>
-              <w:rFonts w:eastAsiaTheme="minorEastAsia" w:cstheme="minorBidi"/>
+              <w:rFonts w:ascii="Arial" w:eastAsiaTheme="minorEastAsia" w:hAnsi="Arial" w:cs="Arial"/>
               <w:i w:val="0"/>
               <w:iCs w:val="0"/>
               <w:noProof/>
@@ -1348,7 +1575,7 @@
             <w:r>
               <w:rPr>
                 <w:rStyle w:val="Hyperlink"/>
-                <w:rFonts w:ascii="Calibri Light" w:eastAsia="Times New Roman" w:hAnsi="Calibri Light" w:cs="Times New Roman"/>
+                <w:rFonts w:ascii="Arial" w:eastAsia="Times New Roman" w:hAnsi="Arial" w:cs="Arial"/>
                 <w:noProof/>
                 <w:lang w:val="nl-NL"/>
               </w:rPr>
@@ -1356,6 +1583,7 @@
             </w:r>
             <w:r>
               <w:rPr>
+                <w:rFonts w:ascii="Arial" w:hAnsi="Arial" w:cs="Arial"/>
                 <w:noProof/>
                 <w:webHidden/>
               </w:rPr>
@@ -1363,6 +1591,7 @@
             </w:r>
             <w:r>
               <w:rPr>
+                <w:rFonts w:ascii="Arial" w:hAnsi="Arial" w:cs="Arial"/>
                 <w:noProof/>
                 <w:webHidden/>
               </w:rPr>
@@ -1370,6 +1599,7 @@
             </w:r>
             <w:r>
               <w:rPr>
+                <w:rFonts w:ascii="Arial" w:hAnsi="Arial" w:cs="Arial"/>
                 <w:noProof/>
                 <w:webHidden/>
               </w:rPr>
@@ -1377,12 +1607,14 @@
             </w:r>
             <w:r>
               <w:rPr>
+                <w:rFonts w:ascii="Arial" w:hAnsi="Arial" w:cs="Arial"/>
                 <w:noProof/>
                 <w:webHidden/>
               </w:rPr>
             </w:r>
             <w:r>
               <w:rPr>
+                <w:rFonts w:ascii="Arial" w:hAnsi="Arial" w:cs="Arial"/>
                 <w:noProof/>
                 <w:webHidden/>
               </w:rPr>
@@ -1390,6 +1622,7 @@
             </w:r>
             <w:r>
               <w:rPr>
+                <w:rFonts w:ascii="Arial" w:hAnsi="Arial" w:cs="Arial"/>
                 <w:noProof/>
                 <w:webHidden/>
               </w:rPr>
@@ -1397,6 +1630,7 @@
             </w:r>
             <w:r>
               <w:rPr>
+                <w:rFonts w:ascii="Arial" w:hAnsi="Arial" w:cs="Arial"/>
                 <w:noProof/>
                 <w:webHidden/>
               </w:rPr>
@@ -1411,7 +1645,7 @@
               <w:tab w:val="right" w:leader="dot" w:pos="9350"/>
             </w:tabs>
             <w:rPr>
-              <w:rFonts w:eastAsiaTheme="minorEastAsia" w:cstheme="minorBidi"/>
+              <w:rFonts w:ascii="Arial" w:eastAsiaTheme="minorEastAsia" w:hAnsi="Arial" w:cs="Arial"/>
               <w:i w:val="0"/>
               <w:iCs w:val="0"/>
               <w:noProof/>
@@ -1424,7 +1658,7 @@
             <w:r>
               <w:rPr>
                 <w:rStyle w:val="Hyperlink"/>
-                <w:rFonts w:ascii="Calibri Light" w:eastAsia="Times New Roman" w:hAnsi="Calibri Light" w:cs="Times New Roman"/>
+                <w:rFonts w:ascii="Arial" w:eastAsia="Times New Roman" w:hAnsi="Arial" w:cs="Arial"/>
                 <w:noProof/>
                 <w:lang w:val="nl-NL"/>
               </w:rPr>
@@ -1432,6 +1666,7 @@
             </w:r>
             <w:r>
               <w:rPr>
+                <w:rFonts w:ascii="Arial" w:hAnsi="Arial" w:cs="Arial"/>
                 <w:noProof/>
                 <w:webHidden/>
               </w:rPr>
@@ -1439,6 +1674,7 @@
             </w:r>
             <w:r>
               <w:rPr>
+                <w:rFonts w:ascii="Arial" w:hAnsi="Arial" w:cs="Arial"/>
                 <w:noProof/>
                 <w:webHidden/>
               </w:rPr>
@@ -1446,6 +1682,7 @@
             </w:r>
             <w:r>
               <w:rPr>
+                <w:rFonts w:ascii="Arial" w:hAnsi="Arial" w:cs="Arial"/>
                 <w:noProof/>
                 <w:webHidden/>
               </w:rPr>
@@ -1453,12 +1690,14 @@
             </w:r>
             <w:r>
               <w:rPr>
+                <w:rFonts w:ascii="Arial" w:hAnsi="Arial" w:cs="Arial"/>
                 <w:noProof/>
                 <w:webHidden/>
               </w:rPr>
             </w:r>
             <w:r>
               <w:rPr>
+                <w:rFonts w:ascii="Arial" w:hAnsi="Arial" w:cs="Arial"/>
                 <w:noProof/>
                 <w:webHidden/>
               </w:rPr>
@@ -1466,6 +1705,7 @@
             </w:r>
             <w:r>
               <w:rPr>
+                <w:rFonts w:ascii="Arial" w:hAnsi="Arial" w:cs="Arial"/>
                 <w:noProof/>
                 <w:webHidden/>
               </w:rPr>
@@ -1473,6 +1713,7 @@
             </w:r>
             <w:r>
               <w:rPr>
+                <w:rFonts w:ascii="Arial" w:hAnsi="Arial" w:cs="Arial"/>
                 <w:noProof/>
                 <w:webHidden/>
               </w:rPr>
@@ -1481,8 +1722,14 @@
           </w:hyperlink>
         </w:p>
         <w:p>
+          <w:pPr>
+            <w:rPr>
+              <w:rFonts w:ascii="Arial" w:hAnsi="Arial" w:cs="Arial"/>
+            </w:rPr>
+          </w:pPr>
           <w:r>
             <w:rPr>
+              <w:rFonts w:ascii="Arial" w:hAnsi="Arial" w:cs="Arial"/>
               <w:b/>
               <w:bCs/>
               <w:noProof/>
@@ -1495,12 +1742,14 @@
     <w:p>
       <w:pPr>
         <w:rPr>
+          <w:rFonts w:ascii="Arial" w:hAnsi="Arial" w:cs="Arial"/>
           <w:sz w:val="24"/>
           <w:szCs w:val="24"/>
         </w:rPr>
       </w:pPr>
       <w:r>
         <w:rPr>
+          <w:rFonts w:ascii="Arial" w:hAnsi="Arial" w:cs="Arial"/>
           <w:sz w:val="24"/>
           <w:szCs w:val="24"/>
         </w:rPr>
@@ -1511,7 +1760,7 @@
       <w:pPr>
         <w:pStyle w:val="Kop1"/>
         <w:rPr>
-          <w:rFonts w:ascii="Andale Mono" w:hAnsi="Andale Mono"/>
+          <w:rFonts w:ascii="Arial" w:hAnsi="Arial" w:cs="Arial"/>
           <w:sz w:val="22"/>
           <w:szCs w:val="22"/>
           <w:lang w:val="nl-NL"/>
@@ -1520,7 +1769,7 @@
       <w:bookmarkStart w:id="5" w:name="_Toc129583426"/>
       <w:r>
         <w:rPr>
-          <w:rFonts w:ascii="Andale Mono" w:hAnsi="Andale Mono"/>
+          <w:rFonts w:ascii="Arial" w:hAnsi="Arial" w:cs="Arial"/>
           <w:sz w:val="22"/>
           <w:szCs w:val="22"/>
           <w:lang w:val="nl-NL"/>
@@ -1533,50 +1782,56 @@
     <w:p>
       <w:pPr>
         <w:rPr>
-          <w:lang w:val="nl-NL"/>
-        </w:rPr>
-      </w:pPr>
-    </w:p>
-    <w:p>
-      <w:pPr>
-        <w:rPr>
-          <w:lang w:val="nl-NL"/>
-        </w:rPr>
-      </w:pPr>
-      <w:r>
-        <w:rPr>
+          <w:rFonts w:ascii="Arial" w:hAnsi="Arial" w:cs="Arial"/>
+          <w:lang w:val="nl-NL"/>
+        </w:rPr>
+      </w:pPr>
+    </w:p>
+    <w:p>
+      <w:pPr>
+        <w:rPr>
+          <w:rFonts w:ascii="Arial" w:hAnsi="Arial" w:cs="Arial"/>
+          <w:lang w:val="nl-NL"/>
+        </w:rPr>
+      </w:pPr>
+      <w:r>
+        <w:rPr>
+          <w:rFonts w:ascii="Arial" w:hAnsi="Arial" w:cs="Arial"/>
           <w:lang w:val="nl-NL"/>
         </w:rPr>
         <w:t xml:space="preserve">Dit document is geschreven voor de </w:t>
       </w:r>
-      <w:proofErr w:type="spellStart"/>
-      <w:r>
-        <w:rPr>
+      <w:r>
+        <w:rPr>
+          <w:rFonts w:ascii="Arial" w:hAnsi="Arial" w:cs="Arial"/>
           <w:lang w:val="nl-NL"/>
         </w:rPr>
         <w:t>productowner</w:t>
       </w:r>
-      <w:proofErr w:type="spellEnd"/>
-      <w:r>
-        <w:rPr>
+      <w:r>
+        <w:rPr>
+          <w:rFonts w:ascii="Arial" w:hAnsi="Arial" w:cs="Arial"/>
           <w:lang w:val="nl-NL"/>
         </w:rPr>
         <w:t>, testers</w:t>
       </w:r>
       <w:r>
         <w:rPr>
+          <w:rFonts w:ascii="Arial" w:hAnsi="Arial" w:cs="Arial"/>
           <w:lang w:val="nl-NL"/>
         </w:rPr>
         <w:t xml:space="preserve"> en </w:t>
       </w:r>
       <w:r>
         <w:rPr>
+          <w:rFonts w:ascii="Arial" w:hAnsi="Arial" w:cs="Arial"/>
           <w:lang w:val="nl-NL"/>
         </w:rPr>
         <w:t>ontwikkelaars</w:t>
       </w:r>
       <w:r>
         <w:rPr>
+          <w:rFonts w:ascii="Arial" w:hAnsi="Arial" w:cs="Arial"/>
           <w:lang w:val="nl-NL"/>
         </w:rPr>
         <w:t>.</w:t>
@@ -1585,23 +1840,27 @@
     <w:p>
       <w:pPr>
         <w:rPr>
-          <w:lang w:val="nl-NL"/>
-        </w:rPr>
-      </w:pPr>
-      <w:r>
-        <w:rPr>
+          <w:rFonts w:ascii="Arial" w:hAnsi="Arial" w:cs="Arial"/>
+          <w:lang w:val="nl-NL"/>
+        </w:rPr>
+      </w:pPr>
+      <w:r>
+        <w:rPr>
+          <w:rFonts w:ascii="Arial" w:hAnsi="Arial" w:cs="Arial"/>
           <w:lang w:val="nl-NL"/>
         </w:rPr>
         <w:t>In dit document word</w:t>
       </w:r>
       <w:r>
         <w:rPr>
+          <w:rFonts w:ascii="Arial" w:hAnsi="Arial" w:cs="Arial"/>
           <w:lang w:val="nl-NL"/>
         </w:rPr>
         <w:t>en de procedures</w:t>
       </w:r>
       <w:r>
         <w:rPr>
+          <w:rFonts w:ascii="Arial" w:hAnsi="Arial" w:cs="Arial"/>
           <w:lang w:val="nl-NL"/>
         </w:rPr>
         <w:t xml:space="preserve"> beschreven bij het testen</w:t>
@@ -1610,6 +1869,7 @@
     <w:p>
       <w:pPr>
         <w:rPr>
+          <w:rFonts w:ascii="Arial" w:hAnsi="Arial" w:cs="Arial"/>
           <w:lang w:val="nl-NL"/>
         </w:rPr>
       </w:pPr>
@@ -1618,7 +1878,7 @@
       <w:pPr>
         <w:pStyle w:val="Kop1"/>
         <w:rPr>
-          <w:rFonts w:ascii="Andale Mono" w:hAnsi="Andale Mono"/>
+          <w:rFonts w:ascii="Arial" w:hAnsi="Arial" w:cs="Arial"/>
           <w:sz w:val="22"/>
           <w:szCs w:val="22"/>
           <w:lang w:val="nl-NL"/>
@@ -1627,7 +1887,7 @@
       <w:bookmarkStart w:id="6" w:name="_Toc129583427"/>
       <w:r>
         <w:rPr>
-          <w:rFonts w:ascii="Andale Mono" w:hAnsi="Andale Mono"/>
+          <w:rFonts w:ascii="Arial" w:hAnsi="Arial" w:cs="Arial"/>
           <w:sz w:val="22"/>
           <w:szCs w:val="22"/>
           <w:lang w:val="nl-NL"/>
@@ -1639,27 +1899,24 @@
     <w:p>
       <w:pPr>
         <w:rPr>
-          <w:lang w:val="nl-NL"/>
-        </w:rPr>
-      </w:pPr>
-    </w:p>
-    <w:p>
-      <w:pPr>
-        <w:rPr>
-          <w:lang w:val="nl-NL"/>
-        </w:rPr>
-      </w:pPr>
-      <w:r>
-        <w:rPr>
-          <w:lang w:val="nl-NL"/>
-        </w:rPr>
-        <w:t>De gebruikte testen zijn</w:t>
-      </w:r>
-      <w:r>
-        <w:rPr>
-          <w:lang w:val="nl-NL"/>
-        </w:rPr>
-        <w:t>:</w:t>
+          <w:rFonts w:ascii="Arial" w:hAnsi="Arial" w:cs="Arial"/>
+          <w:lang w:val="nl-NL"/>
+        </w:rPr>
+      </w:pPr>
+    </w:p>
+    <w:p>
+      <w:pPr>
+        <w:rPr>
+          <w:rFonts w:ascii="Arial" w:hAnsi="Arial" w:cs="Arial"/>
+          <w:lang w:val="nl-NL"/>
+        </w:rPr>
+      </w:pPr>
+      <w:r>
+        <w:rPr>
+          <w:rFonts w:ascii="Arial" w:hAnsi="Arial" w:cs="Arial"/>
+          <w:lang w:val="nl-NL"/>
+        </w:rPr>
+        <w:t>De gebruikte testen zijn:</w:t>
       </w:r>
     </w:p>
     <w:p>
@@ -1670,11 +1927,13 @@
           <w:numId w:val="6"/>
         </w:numPr>
         <w:rPr>
-          <w:lang w:val="nl-NL"/>
-        </w:rPr>
-      </w:pPr>
-      <w:r>
-        <w:rPr>
+          <w:rFonts w:ascii="Arial" w:hAnsi="Arial" w:cs="Arial"/>
+          <w:lang w:val="nl-NL"/>
+        </w:rPr>
+      </w:pPr>
+      <w:r>
+        <w:rPr>
+          <w:rFonts w:ascii="Arial" w:hAnsi="Arial" w:cs="Arial"/>
           <w:lang w:val="nl-NL"/>
         </w:rPr>
         <w:t>Functionele test door de tester</w:t>
@@ -1683,49 +1942,48 @@
     <w:p>
       <w:pPr>
         <w:rPr>
-          <w:lang w:val="nl-NL"/>
-        </w:rPr>
-      </w:pPr>
-      <w:r>
-        <w:rPr>
+          <w:rFonts w:ascii="Arial" w:hAnsi="Arial" w:cs="Arial"/>
+          <w:lang w:val="nl-NL"/>
+        </w:rPr>
+      </w:pPr>
+      <w:r>
+        <w:rPr>
+          <w:rFonts w:ascii="Arial" w:hAnsi="Arial" w:cs="Arial"/>
           <w:lang w:val="nl-NL"/>
         </w:rPr>
         <w:t xml:space="preserve">De </w:t>
       </w:r>
       <w:r>
         <w:rPr>
+          <w:rFonts w:ascii="Arial" w:hAnsi="Arial" w:cs="Arial"/>
           <w:lang w:val="nl-NL"/>
         </w:rPr>
         <w:t>tester</w:t>
       </w:r>
       <w:r>
         <w:rPr>
+          <w:rFonts w:ascii="Arial" w:hAnsi="Arial" w:cs="Arial"/>
           <w:lang w:val="nl-NL"/>
         </w:rPr>
         <w:t xml:space="preserve"> is verantwoordelijk voor </w:t>
       </w:r>
       <w:r>
         <w:rPr>
-          <w:lang w:val="nl-NL"/>
-        </w:rPr>
-        <w:t xml:space="preserve">het uitvoeren van de functionele test die zijn gebaseerd op de acceptatiecriteria van de User </w:t>
-      </w:r>
-      <w:proofErr w:type="spellStart"/>
-      <w:r>
-        <w:rPr>
-          <w:lang w:val="nl-NL"/>
-        </w:rPr>
-        <w:t>Stor</w:t>
-      </w:r>
-      <w:r>
-        <w:rPr>
+          <w:rFonts w:ascii="Arial" w:hAnsi="Arial" w:cs="Arial"/>
+          <w:lang w:val="nl-NL"/>
+        </w:rPr>
+        <w:t>het uitvoeren van de functionele test die zijn gebaseerd op de acceptatiecriteria van de User Stor</w:t>
+      </w:r>
+      <w:r>
+        <w:rPr>
+          <w:rFonts w:ascii="Arial" w:hAnsi="Arial" w:cs="Arial"/>
           <w:lang w:val="nl-NL"/>
         </w:rPr>
         <w:t>ies</w:t>
       </w:r>
-      <w:proofErr w:type="spellEnd"/>
-      <w:r>
-        <w:rPr>
+      <w:r>
+        <w:rPr>
+          <w:rFonts w:ascii="Arial" w:hAnsi="Arial" w:cs="Arial"/>
           <w:lang w:val="nl-NL"/>
         </w:rPr>
         <w:t xml:space="preserve">. </w:t>
@@ -1734,11 +1992,13 @@
     <w:p>
       <w:pPr>
         <w:rPr>
-          <w:lang w:val="nl-NL"/>
-        </w:rPr>
-      </w:pPr>
-      <w:r>
-        <w:rPr>
+          <w:rFonts w:ascii="Arial" w:hAnsi="Arial" w:cs="Arial"/>
+          <w:lang w:val="nl-NL"/>
+        </w:rPr>
+      </w:pPr>
+      <w:r>
+        <w:rPr>
+          <w:rFonts w:ascii="Arial" w:hAnsi="Arial" w:cs="Arial"/>
           <w:lang w:val="nl-NL"/>
         </w:rPr>
         <w:t xml:space="preserve"> </w:t>
@@ -1751,11 +2011,11 @@
         <w:tblLook w:val="04A0" w:firstRow="1" w:lastRow="0" w:firstColumn="1" w:lastColumn="0" w:noHBand="0" w:noVBand="1"/>
       </w:tblPr>
       <w:tblGrid>
-        <w:gridCol w:w="2403"/>
-        <w:gridCol w:w="1927"/>
-        <w:gridCol w:w="1822"/>
-        <w:gridCol w:w="1971"/>
-        <w:gridCol w:w="1511"/>
+        <w:gridCol w:w="2287"/>
+        <w:gridCol w:w="1892"/>
+        <w:gridCol w:w="1891"/>
+        <w:gridCol w:w="2075"/>
+        <w:gridCol w:w="1489"/>
       </w:tblGrid>
       <w:tr>
         <w:tc>
@@ -1765,12 +2025,14 @@
           <w:p>
             <w:pPr>
               <w:rPr>
+                <w:rFonts w:ascii="Arial" w:hAnsi="Arial" w:cs="Arial"/>
                 <w:b/>
                 <w:bCs/>
               </w:rPr>
             </w:pPr>
             <w:r>
               <w:rPr>
+                <w:rFonts w:ascii="Arial" w:hAnsi="Arial" w:cs="Arial"/>
                 <w:b/>
                 <w:bCs/>
               </w:rPr>
@@ -1785,12 +2047,14 @@
           <w:p>
             <w:pPr>
               <w:rPr>
+                <w:rFonts w:ascii="Arial" w:hAnsi="Arial" w:cs="Arial"/>
                 <w:b/>
                 <w:bCs/>
               </w:rPr>
             </w:pPr>
             <w:r>
               <w:rPr>
+                <w:rFonts w:ascii="Arial" w:hAnsi="Arial" w:cs="Arial"/>
                 <w:b/>
                 <w:bCs/>
               </w:rPr>
@@ -1805,12 +2069,14 @@
           <w:p>
             <w:pPr>
               <w:rPr>
+                <w:rFonts w:ascii="Arial" w:hAnsi="Arial" w:cs="Arial"/>
                 <w:b/>
                 <w:bCs/>
               </w:rPr>
             </w:pPr>
             <w:r>
               <w:rPr>
+                <w:rFonts w:ascii="Arial" w:hAnsi="Arial" w:cs="Arial"/>
                 <w:b/>
                 <w:bCs/>
               </w:rPr>
@@ -1825,12 +2091,14 @@
           <w:p>
             <w:pPr>
               <w:rPr>
+                <w:rFonts w:ascii="Arial" w:hAnsi="Arial" w:cs="Arial"/>
                 <w:b/>
                 <w:bCs/>
               </w:rPr>
             </w:pPr>
             <w:r>
               <w:rPr>
+                <w:rFonts w:ascii="Arial" w:hAnsi="Arial" w:cs="Arial"/>
                 <w:b/>
                 <w:bCs/>
               </w:rPr>
@@ -1845,12 +2113,14 @@
           <w:p>
             <w:pPr>
               <w:rPr>
+                <w:rFonts w:ascii="Arial" w:hAnsi="Arial" w:cs="Arial"/>
                 <w:b/>
                 <w:bCs/>
               </w:rPr>
             </w:pPr>
             <w:r>
               <w:rPr>
+                <w:rFonts w:ascii="Arial" w:hAnsi="Arial" w:cs="Arial"/>
                 <w:b/>
                 <w:bCs/>
                 <w:highlight w:val="yellow"/>
@@ -1866,10 +2136,21 @@
             <w:tcW w:w="2403" w:type="dxa"/>
           </w:tcPr>
           <w:p>
-            <w:r>
+            <w:pPr>
+              <w:rPr>
+                <w:rFonts w:ascii="Arial" w:hAnsi="Arial" w:cs="Arial"/>
+              </w:rPr>
+            </w:pPr>
+            <w:r>
+              <w:rPr>
+                <w:rFonts w:ascii="Arial" w:hAnsi="Arial" w:cs="Arial"/>
+              </w:rPr>
               <w:t xml:space="preserve">Maken </w:t>
             </w:r>
             <w:r>
+              <w:rPr>
+                <w:rFonts w:ascii="Arial" w:hAnsi="Arial" w:cs="Arial"/>
+              </w:rPr>
               <w:t>testcases</w:t>
             </w:r>
           </w:p>
@@ -1879,7 +2160,15 @@
             <w:tcW w:w="1927" w:type="dxa"/>
           </w:tcPr>
           <w:p>
-            <w:r>
+            <w:pPr>
+              <w:rPr>
+                <w:rFonts w:ascii="Arial" w:hAnsi="Arial" w:cs="Arial"/>
+              </w:rPr>
+            </w:pPr>
+            <w:r>
+              <w:rPr>
+                <w:rFonts w:ascii="Arial" w:hAnsi="Arial" w:cs="Arial"/>
+              </w:rPr>
               <w:t>Testplan</w:t>
             </w:r>
           </w:p>
@@ -1889,7 +2178,15 @@
             <w:tcW w:w="1822" w:type="dxa"/>
           </w:tcPr>
           <w:p>
-            <w:r>
+            <w:pPr>
+              <w:rPr>
+                <w:rFonts w:ascii="Arial" w:hAnsi="Arial" w:cs="Arial"/>
+              </w:rPr>
+            </w:pPr>
+            <w:r>
+              <w:rPr>
+                <w:rFonts w:ascii="Arial" w:hAnsi="Arial" w:cs="Arial"/>
+              </w:rPr>
               <w:t>Tester</w:t>
             </w:r>
           </w:p>
@@ -1899,7 +2196,15 @@
             <w:tcW w:w="1971" w:type="dxa"/>
           </w:tcPr>
           <w:p>
-            <w:r>
+            <w:pPr>
+              <w:rPr>
+                <w:rFonts w:ascii="Arial" w:hAnsi="Arial" w:cs="Arial"/>
+              </w:rPr>
+            </w:pPr>
+            <w:r>
+              <w:rPr>
+                <w:rFonts w:ascii="Arial" w:hAnsi="Arial" w:cs="Arial"/>
+              </w:rPr>
               <w:t>Individueel</w:t>
             </w:r>
           </w:p>
@@ -1908,7 +2213,13 @@
           <w:tcPr>
             <w:tcW w:w="1511" w:type="dxa"/>
           </w:tcPr>
-          <w:p/>
+          <w:p>
+            <w:pPr>
+              <w:rPr>
+                <w:rFonts w:ascii="Arial" w:hAnsi="Arial" w:cs="Arial"/>
+              </w:rPr>
+            </w:pPr>
+          </w:p>
         </w:tc>
       </w:tr>
       <w:tr>
@@ -1917,7 +2228,15 @@
             <w:tcW w:w="2403" w:type="dxa"/>
           </w:tcPr>
           <w:p>
-            <w:r>
+            <w:pPr>
+              <w:rPr>
+                <w:rFonts w:ascii="Arial" w:hAnsi="Arial" w:cs="Arial"/>
+              </w:rPr>
+            </w:pPr>
+            <w:r>
+              <w:rPr>
+                <w:rFonts w:ascii="Arial" w:hAnsi="Arial" w:cs="Arial"/>
+              </w:rPr>
               <w:t>Maken testscenario’s</w:t>
             </w:r>
           </w:p>
@@ -1927,7 +2246,15 @@
             <w:tcW w:w="1927" w:type="dxa"/>
           </w:tcPr>
           <w:p>
-            <w:r>
+            <w:pPr>
+              <w:rPr>
+                <w:rFonts w:ascii="Arial" w:hAnsi="Arial" w:cs="Arial"/>
+              </w:rPr>
+            </w:pPr>
+            <w:r>
+              <w:rPr>
+                <w:rFonts w:ascii="Arial" w:hAnsi="Arial" w:cs="Arial"/>
+              </w:rPr>
               <w:t>Testplan</w:t>
             </w:r>
           </w:p>
@@ -1937,7 +2264,15 @@
             <w:tcW w:w="1822" w:type="dxa"/>
           </w:tcPr>
           <w:p>
-            <w:r>
+            <w:pPr>
+              <w:rPr>
+                <w:rFonts w:ascii="Arial" w:hAnsi="Arial" w:cs="Arial"/>
+              </w:rPr>
+            </w:pPr>
+            <w:r>
+              <w:rPr>
+                <w:rFonts w:ascii="Arial" w:hAnsi="Arial" w:cs="Arial"/>
+              </w:rPr>
               <w:t>Tester</w:t>
             </w:r>
           </w:p>
@@ -1947,7 +2282,15 @@
             <w:tcW w:w="1971" w:type="dxa"/>
           </w:tcPr>
           <w:p>
-            <w:r>
+            <w:pPr>
+              <w:rPr>
+                <w:rFonts w:ascii="Arial" w:hAnsi="Arial" w:cs="Arial"/>
+              </w:rPr>
+            </w:pPr>
+            <w:r>
+              <w:rPr>
+                <w:rFonts w:ascii="Arial" w:hAnsi="Arial" w:cs="Arial"/>
+              </w:rPr>
               <w:t>Individueel</w:t>
             </w:r>
           </w:p>
@@ -1956,7 +2299,13 @@
           <w:tcPr>
             <w:tcW w:w="1511" w:type="dxa"/>
           </w:tcPr>
-          <w:p/>
+          <w:p>
+            <w:pPr>
+              <w:rPr>
+                <w:rFonts w:ascii="Arial" w:hAnsi="Arial" w:cs="Arial"/>
+              </w:rPr>
+            </w:pPr>
+          </w:p>
         </w:tc>
       </w:tr>
       <w:tr>
@@ -1965,7 +2314,15 @@
             <w:tcW w:w="2403" w:type="dxa"/>
           </w:tcPr>
           <w:p>
-            <w:r>
+            <w:pPr>
+              <w:rPr>
+                <w:rFonts w:ascii="Arial" w:hAnsi="Arial" w:cs="Arial"/>
+              </w:rPr>
+            </w:pPr>
+            <w:r>
+              <w:rPr>
+                <w:rFonts w:ascii="Arial" w:hAnsi="Arial" w:cs="Arial"/>
+              </w:rPr>
               <w:t>Maken testformulier</w:t>
             </w:r>
           </w:p>
@@ -1975,7 +2332,15 @@
             <w:tcW w:w="1927" w:type="dxa"/>
           </w:tcPr>
           <w:p>
-            <w:r>
+            <w:pPr>
+              <w:rPr>
+                <w:rFonts w:ascii="Arial" w:hAnsi="Arial" w:cs="Arial"/>
+              </w:rPr>
+            </w:pPr>
+            <w:r>
+              <w:rPr>
+                <w:rFonts w:ascii="Arial" w:hAnsi="Arial" w:cs="Arial"/>
+              </w:rPr>
               <w:t>Testplan</w:t>
             </w:r>
           </w:p>
@@ -1985,7 +2350,15 @@
             <w:tcW w:w="1822" w:type="dxa"/>
           </w:tcPr>
           <w:p>
-            <w:r>
+            <w:pPr>
+              <w:rPr>
+                <w:rFonts w:ascii="Arial" w:hAnsi="Arial" w:cs="Arial"/>
+              </w:rPr>
+            </w:pPr>
+            <w:r>
+              <w:rPr>
+                <w:rFonts w:ascii="Arial" w:hAnsi="Arial" w:cs="Arial"/>
+              </w:rPr>
               <w:t>Tester</w:t>
             </w:r>
           </w:p>
@@ -1995,7 +2368,15 @@
             <w:tcW w:w="1971" w:type="dxa"/>
           </w:tcPr>
           <w:p>
-            <w:r>
+            <w:pPr>
+              <w:rPr>
+                <w:rFonts w:ascii="Arial" w:hAnsi="Arial" w:cs="Arial"/>
+              </w:rPr>
+            </w:pPr>
+            <w:r>
+              <w:rPr>
+                <w:rFonts w:ascii="Arial" w:hAnsi="Arial" w:cs="Arial"/>
+              </w:rPr>
               <w:t>Individueel</w:t>
             </w:r>
           </w:p>
@@ -2004,7 +2385,13 @@
           <w:tcPr>
             <w:tcW w:w="1511" w:type="dxa"/>
           </w:tcPr>
-          <w:p/>
+          <w:p>
+            <w:pPr>
+              <w:rPr>
+                <w:rFonts w:ascii="Arial" w:hAnsi="Arial" w:cs="Arial"/>
+              </w:rPr>
+            </w:pPr>
+          </w:p>
         </w:tc>
       </w:tr>
       <w:tr>
@@ -2013,7 +2400,15 @@
             <w:tcW w:w="2403" w:type="dxa"/>
           </w:tcPr>
           <w:p>
-            <w:r>
+            <w:pPr>
+              <w:rPr>
+                <w:rFonts w:ascii="Arial" w:hAnsi="Arial" w:cs="Arial"/>
+              </w:rPr>
+            </w:pPr>
+            <w:r>
+              <w:rPr>
+                <w:rFonts w:ascii="Arial" w:hAnsi="Arial" w:cs="Arial"/>
+              </w:rPr>
               <w:t>Uitvoeren test</w:t>
             </w:r>
           </w:p>
@@ -2023,7 +2418,15 @@
             <w:tcW w:w="1927" w:type="dxa"/>
           </w:tcPr>
           <w:p>
-            <w:r>
+            <w:pPr>
+              <w:rPr>
+                <w:rFonts w:ascii="Arial" w:hAnsi="Arial" w:cs="Arial"/>
+              </w:rPr>
+            </w:pPr>
+            <w:r>
+              <w:rPr>
+                <w:rFonts w:ascii="Arial" w:hAnsi="Arial" w:cs="Arial"/>
+              </w:rPr>
               <w:t>Invullen testformulieren en proces verbaal</w:t>
             </w:r>
           </w:p>
@@ -2033,7 +2436,15 @@
             <w:tcW w:w="1822" w:type="dxa"/>
           </w:tcPr>
           <w:p>
-            <w:r>
+            <w:pPr>
+              <w:rPr>
+                <w:rFonts w:ascii="Arial" w:hAnsi="Arial" w:cs="Arial"/>
+              </w:rPr>
+            </w:pPr>
+            <w:r>
+              <w:rPr>
+                <w:rFonts w:ascii="Arial" w:hAnsi="Arial" w:cs="Arial"/>
+              </w:rPr>
               <w:t>Tester</w:t>
             </w:r>
           </w:p>
@@ -2043,7 +2454,15 @@
             <w:tcW w:w="1971" w:type="dxa"/>
           </w:tcPr>
           <w:p>
-            <w:r>
+            <w:pPr>
+              <w:rPr>
+                <w:rFonts w:ascii="Arial" w:hAnsi="Arial" w:cs="Arial"/>
+              </w:rPr>
+            </w:pPr>
+            <w:r>
+              <w:rPr>
+                <w:rFonts w:ascii="Arial" w:hAnsi="Arial" w:cs="Arial"/>
+              </w:rPr>
               <w:t>Individueel</w:t>
             </w:r>
           </w:p>
@@ -2052,7 +2471,13 @@
           <w:tcPr>
             <w:tcW w:w="1511" w:type="dxa"/>
           </w:tcPr>
-          <w:p/>
+          <w:p>
+            <w:pPr>
+              <w:rPr>
+                <w:rFonts w:ascii="Arial" w:hAnsi="Arial" w:cs="Arial"/>
+              </w:rPr>
+            </w:pPr>
+          </w:p>
         </w:tc>
       </w:tr>
       <w:tr>
@@ -2061,7 +2486,15 @@
             <w:tcW w:w="2403" w:type="dxa"/>
           </w:tcPr>
           <w:p>
-            <w:r>
+            <w:pPr>
+              <w:rPr>
+                <w:rFonts w:ascii="Arial" w:hAnsi="Arial" w:cs="Arial"/>
+              </w:rPr>
+            </w:pPr>
+            <w:r>
+              <w:rPr>
+                <w:rFonts w:ascii="Arial" w:hAnsi="Arial" w:cs="Arial"/>
+              </w:rPr>
               <w:t>Conclusie trekken</w:t>
             </w:r>
           </w:p>
@@ -2071,10 +2504,21 @@
             <w:tcW w:w="1927" w:type="dxa"/>
           </w:tcPr>
           <w:p>
-            <w:r>
+            <w:pPr>
+              <w:rPr>
+                <w:rFonts w:ascii="Arial" w:hAnsi="Arial" w:cs="Arial"/>
+              </w:rPr>
+            </w:pPr>
+            <w:r>
+              <w:rPr>
+                <w:rFonts w:ascii="Arial" w:hAnsi="Arial" w:cs="Arial"/>
+              </w:rPr>
               <w:t>T</w:t>
             </w:r>
             <w:r>
+              <w:rPr>
+                <w:rFonts w:ascii="Arial" w:hAnsi="Arial" w:cs="Arial"/>
+              </w:rPr>
               <w:t>estrapport</w:t>
             </w:r>
           </w:p>
@@ -2084,7 +2528,15 @@
             <w:tcW w:w="1822" w:type="dxa"/>
           </w:tcPr>
           <w:p>
-            <w:r>
+            <w:pPr>
+              <w:rPr>
+                <w:rFonts w:ascii="Arial" w:hAnsi="Arial" w:cs="Arial"/>
+              </w:rPr>
+            </w:pPr>
+            <w:r>
+              <w:rPr>
+                <w:rFonts w:ascii="Arial" w:hAnsi="Arial" w:cs="Arial"/>
+              </w:rPr>
               <w:t>Tester</w:t>
             </w:r>
           </w:p>
@@ -2094,10 +2546,21 @@
             <w:tcW w:w="1971" w:type="dxa"/>
           </w:tcPr>
           <w:p>
-            <w:r>
+            <w:pPr>
+              <w:rPr>
+                <w:rFonts w:ascii="Arial" w:hAnsi="Arial" w:cs="Arial"/>
+              </w:rPr>
+            </w:pPr>
+            <w:r>
+              <w:rPr>
+                <w:rFonts w:ascii="Arial" w:hAnsi="Arial" w:cs="Arial"/>
+              </w:rPr>
               <w:t>I</w:t>
             </w:r>
             <w:r>
+              <w:rPr>
+                <w:rFonts w:ascii="Arial" w:hAnsi="Arial" w:cs="Arial"/>
+              </w:rPr>
               <w:t>ndividueel</w:t>
             </w:r>
           </w:p>
@@ -2106,7 +2569,13 @@
           <w:tcPr>
             <w:tcW w:w="1511" w:type="dxa"/>
           </w:tcPr>
-          <w:p/>
+          <w:p>
+            <w:pPr>
+              <w:rPr>
+                <w:rFonts w:ascii="Arial" w:hAnsi="Arial" w:cs="Arial"/>
+              </w:rPr>
+            </w:pPr>
+          </w:p>
         </w:tc>
       </w:tr>
       <w:tr>
@@ -2115,14 +2584,17 @@
             <w:tcW w:w="2403" w:type="dxa"/>
           </w:tcPr>
           <w:p>
-            <w:r>
-              <w:t xml:space="preserve">Bevindingen: Bugs, ontbrekende scenario’s en nieuwe user </w:t>
-            </w:r>
-            <w:proofErr w:type="spellStart"/>
-            <w:r>
-              <w:t>stories</w:t>
-            </w:r>
-            <w:proofErr w:type="spellEnd"/>
+            <w:pPr>
+              <w:rPr>
+                <w:rFonts w:ascii="Arial" w:hAnsi="Arial" w:cs="Arial"/>
+              </w:rPr>
+            </w:pPr>
+            <w:r>
+              <w:rPr>
+                <w:rFonts w:ascii="Arial" w:hAnsi="Arial" w:cs="Arial"/>
+              </w:rPr>
+              <w:t>Bevindingen: Bugs, ontbrekende scenario’s en nieuwe user stories</w:t>
+            </w:r>
           </w:p>
         </w:tc>
         <w:tc>
@@ -2130,7 +2602,15 @@
             <w:tcW w:w="1927" w:type="dxa"/>
           </w:tcPr>
           <w:p>
-            <w:r>
+            <w:pPr>
+              <w:rPr>
+                <w:rFonts w:ascii="Arial" w:hAnsi="Arial" w:cs="Arial"/>
+              </w:rPr>
+            </w:pPr>
+            <w:r>
+              <w:rPr>
+                <w:rFonts w:ascii="Arial" w:hAnsi="Arial" w:cs="Arial"/>
+              </w:rPr>
               <w:t>Testrapport</w:t>
             </w:r>
           </w:p>
@@ -2140,7 +2620,15 @@
             <w:tcW w:w="1822" w:type="dxa"/>
           </w:tcPr>
           <w:p>
-            <w:r>
+            <w:pPr>
+              <w:rPr>
+                <w:rFonts w:ascii="Arial" w:hAnsi="Arial" w:cs="Arial"/>
+              </w:rPr>
+            </w:pPr>
+            <w:r>
+              <w:rPr>
+                <w:rFonts w:ascii="Arial" w:hAnsi="Arial" w:cs="Arial"/>
+              </w:rPr>
               <w:t>Tester</w:t>
             </w:r>
           </w:p>
@@ -2150,7 +2638,15 @@
             <w:tcW w:w="1971" w:type="dxa"/>
           </w:tcPr>
           <w:p>
-            <w:r>
+            <w:pPr>
+              <w:rPr>
+                <w:rFonts w:ascii="Arial" w:hAnsi="Arial" w:cs="Arial"/>
+              </w:rPr>
+            </w:pPr>
+            <w:r>
+              <w:rPr>
+                <w:rFonts w:ascii="Arial" w:hAnsi="Arial" w:cs="Arial"/>
+              </w:rPr>
               <w:t>Individueel</w:t>
             </w:r>
           </w:p>
@@ -2159,27 +2655,42 @@
           <w:tcPr>
             <w:tcW w:w="1511" w:type="dxa"/>
           </w:tcPr>
-          <w:p/>
+          <w:p>
+            <w:pPr>
+              <w:rPr>
+                <w:rFonts w:ascii="Arial" w:hAnsi="Arial" w:cs="Arial"/>
+              </w:rPr>
+            </w:pPr>
+          </w:p>
         </w:tc>
       </w:tr>
     </w:tbl>
-    <w:p/>
+    <w:p>
+      <w:pPr>
+        <w:rPr>
+          <w:rFonts w:ascii="Arial" w:hAnsi="Arial" w:cs="Arial"/>
+        </w:rPr>
+      </w:pPr>
+    </w:p>
     <w:p>
       <w:pPr>
         <w:pStyle w:val="Kop2"/>
         <w:rPr>
+          <w:rFonts w:ascii="Arial" w:hAnsi="Arial" w:cs="Arial"/>
           <w:lang w:val="nl-NL"/>
         </w:rPr>
       </w:pPr>
       <w:bookmarkStart w:id="7" w:name="_Toc129583428"/>
       <w:r>
         <w:rPr>
+          <w:rFonts w:ascii="Arial" w:hAnsi="Arial" w:cs="Arial"/>
           <w:lang w:val="nl-NL"/>
         </w:rPr>
         <w:t>Voor testomgeving</w:t>
       </w:r>
       <w:r>
         <w:rPr>
+          <w:rFonts w:ascii="Arial" w:hAnsi="Arial" w:cs="Arial"/>
           <w:lang w:val="nl-NL"/>
         </w:rPr>
         <w:t>:</w:t>
@@ -2189,73 +2700,76 @@
     <w:p>
       <w:pPr>
         <w:rPr>
-          <w:lang w:val="nl-NL"/>
-        </w:rPr>
-      </w:pPr>
-      <w:proofErr w:type="gramStart"/>
-      <w:r>
-        <w:rPr>
-          <w:lang w:val="nl-NL"/>
-        </w:rPr>
-        <w:t>Indien</w:t>
-      </w:r>
-      <w:proofErr w:type="gramEnd"/>
-      <w:r>
-        <w:rPr>
-          <w:lang w:val="nl-NL"/>
-        </w:rPr>
-        <w:t xml:space="preserve"> een</w:t>
-      </w:r>
-      <w:r>
-        <w:rPr>
+          <w:rFonts w:ascii="Arial" w:hAnsi="Arial" w:cs="Arial"/>
+          <w:lang w:val="nl-NL"/>
+        </w:rPr>
+      </w:pPr>
+      <w:r>
+        <w:rPr>
+          <w:rFonts w:ascii="Arial" w:hAnsi="Arial" w:cs="Arial"/>
+          <w:lang w:val="nl-NL"/>
+        </w:rPr>
+        <w:t>Indien een</w:t>
+      </w:r>
+      <w:r>
+        <w:rPr>
+          <w:rFonts w:ascii="Arial" w:hAnsi="Arial" w:cs="Arial"/>
           <w:lang w:val="nl-NL"/>
         </w:rPr>
         <w:t xml:space="preserve"> van de</w:t>
       </w:r>
       <w:r>
         <w:rPr>
+          <w:rFonts w:ascii="Arial" w:hAnsi="Arial" w:cs="Arial"/>
           <w:lang w:val="nl-NL"/>
         </w:rPr>
         <w:t xml:space="preserve"> </w:t>
       </w:r>
       <w:r>
         <w:rPr>
+          <w:rFonts w:ascii="Arial" w:hAnsi="Arial" w:cs="Arial"/>
           <w:lang w:val="nl-NL"/>
         </w:rPr>
         <w:t>klanteisen</w:t>
       </w:r>
       <w:r>
         <w:rPr>
+          <w:rFonts w:ascii="Arial" w:hAnsi="Arial" w:cs="Arial"/>
           <w:lang w:val="nl-NL"/>
         </w:rPr>
         <w:t xml:space="preserve"> ontbr</w:t>
       </w:r>
       <w:r>
         <w:rPr>
+          <w:rFonts w:ascii="Arial" w:hAnsi="Arial" w:cs="Arial"/>
           <w:lang w:val="nl-NL"/>
         </w:rPr>
         <w:t>eekt</w:t>
       </w:r>
       <w:r>
         <w:rPr>
+          <w:rFonts w:ascii="Arial" w:hAnsi="Arial" w:cs="Arial"/>
           <w:lang w:val="nl-NL"/>
         </w:rPr>
         <w:t xml:space="preserve"> dan wordt het product niet </w:t>
       </w:r>
       <w:r>
         <w:rPr>
+          <w:rFonts w:ascii="Arial" w:hAnsi="Arial" w:cs="Arial"/>
           <w:lang w:val="nl-NL"/>
         </w:rPr>
         <w:t>ge</w:t>
       </w:r>
       <w:r>
         <w:rPr>
+          <w:rFonts w:ascii="Arial" w:hAnsi="Arial" w:cs="Arial"/>
           <w:lang w:val="nl-NL"/>
         </w:rPr>
         <w:t>accepteer</w:t>
       </w:r>
       <w:r>
         <w:rPr>
+          <w:rFonts w:ascii="Arial" w:hAnsi="Arial" w:cs="Arial"/>
           <w:lang w:val="nl-NL"/>
         </w:rPr>
         <w:t>d.</w:t>
@@ -2265,24 +2779,28 @@
       <w:pPr>
         <w:pStyle w:val="Kop2"/>
         <w:rPr>
+          <w:rFonts w:ascii="Arial" w:hAnsi="Arial" w:cs="Arial"/>
           <w:lang w:val="nl-NL"/>
         </w:rPr>
       </w:pPr>
       <w:bookmarkStart w:id="8" w:name="_Toc129583429"/>
       <w:r>
         <w:rPr>
+          <w:rFonts w:ascii="Arial" w:hAnsi="Arial" w:cs="Arial"/>
           <w:lang w:val="nl-NL"/>
         </w:rPr>
         <w:t xml:space="preserve">Beschrijving rol </w:t>
       </w:r>
       <w:r>
         <w:rPr>
+          <w:rFonts w:ascii="Arial" w:hAnsi="Arial" w:cs="Arial"/>
           <w:lang w:val="nl-NL"/>
         </w:rPr>
         <w:t>Tester</w:t>
       </w:r>
       <w:r>
         <w:rPr>
+          <w:rFonts w:ascii="Arial" w:hAnsi="Arial" w:cs="Arial"/>
           <w:lang w:val="nl-NL"/>
         </w:rPr>
         <w:t>:</w:t>
@@ -2292,23 +2810,27 @@
     <w:p>
       <w:pPr>
         <w:rPr>
-          <w:lang w:val="nl-NL"/>
-        </w:rPr>
-      </w:pPr>
-      <w:r>
-        <w:rPr>
+          <w:rFonts w:ascii="Arial" w:hAnsi="Arial" w:cs="Arial"/>
+          <w:lang w:val="nl-NL"/>
+        </w:rPr>
+      </w:pPr>
+      <w:r>
+        <w:rPr>
+          <w:rFonts w:ascii="Arial" w:hAnsi="Arial" w:cs="Arial"/>
           <w:lang w:val="nl-NL"/>
         </w:rPr>
         <w:t xml:space="preserve">De </w:t>
       </w:r>
       <w:r>
         <w:rPr>
+          <w:rFonts w:ascii="Arial" w:hAnsi="Arial" w:cs="Arial"/>
           <w:lang w:val="nl-NL"/>
         </w:rPr>
         <w:t>testers</w:t>
       </w:r>
       <w:r>
         <w:rPr>
+          <w:rFonts w:ascii="Arial" w:hAnsi="Arial" w:cs="Arial"/>
           <w:lang w:val="nl-NL"/>
         </w:rPr>
         <w:t xml:space="preserve"> zijn degene die verantwoordelijk zijn voor:</w:t>
@@ -2322,17 +2844,20 @@
           <w:numId w:val="5"/>
         </w:numPr>
         <w:rPr>
-          <w:lang w:val="nl-NL"/>
-        </w:rPr>
-      </w:pPr>
-      <w:r>
-        <w:rPr>
+          <w:rFonts w:ascii="Arial" w:hAnsi="Arial" w:cs="Arial"/>
+          <w:lang w:val="nl-NL"/>
+        </w:rPr>
+      </w:pPr>
+      <w:r>
+        <w:rPr>
+          <w:rFonts w:ascii="Arial" w:hAnsi="Arial" w:cs="Arial"/>
           <w:lang w:val="nl-NL"/>
         </w:rPr>
         <w:t>De te testen producten</w:t>
       </w:r>
       <w:r>
         <w:rPr>
+          <w:rFonts w:ascii="Arial" w:hAnsi="Arial" w:cs="Arial"/>
           <w:lang w:val="nl-NL"/>
         </w:rPr>
         <w:t>.</w:t>
@@ -2346,6 +2871,7 @@
           <w:numId w:val="5"/>
         </w:numPr>
         <w:rPr>
+          <w:rFonts w:ascii="Arial" w:hAnsi="Arial" w:cs="Arial"/>
           <w:sz w:val="24"/>
           <w:szCs w:val="24"/>
           <w:lang w:val="nl-NL"/>
@@ -2353,18 +2879,21 @@
       </w:pPr>
       <w:r>
         <w:rPr>
+          <w:rFonts w:ascii="Arial" w:hAnsi="Arial" w:cs="Arial"/>
           <w:lang w:val="nl-NL"/>
         </w:rPr>
         <w:t>Testformulieren, T</w:t>
       </w:r>
       <w:r>
         <w:rPr>
+          <w:rFonts w:ascii="Arial" w:hAnsi="Arial" w:cs="Arial"/>
           <w:lang w:val="nl-NL"/>
         </w:rPr>
         <w:t>es</w:t>
       </w:r>
       <w:r>
         <w:rPr>
+          <w:rFonts w:ascii="Arial" w:hAnsi="Arial" w:cs="Arial"/>
           <w:lang w:val="nl-NL"/>
         </w:rPr>
         <w:t>tplan en testrapport</w:t>
@@ -2378,17 +2907,20 @@
           <w:numId w:val="5"/>
         </w:numPr>
         <w:rPr>
-          <w:lang w:val="nl-NL"/>
-        </w:rPr>
-      </w:pPr>
-      <w:r>
-        <w:rPr>
+          <w:rFonts w:ascii="Arial" w:hAnsi="Arial" w:cs="Arial"/>
+          <w:lang w:val="nl-NL"/>
+        </w:rPr>
+      </w:pPr>
+      <w:r>
+        <w:rPr>
+          <w:rFonts w:ascii="Arial" w:hAnsi="Arial" w:cs="Arial"/>
           <w:lang w:val="nl-NL"/>
         </w:rPr>
         <w:t>Uitvoeren test</w:t>
       </w:r>
       <w:r>
         <w:rPr>
+          <w:rFonts w:ascii="Arial" w:hAnsi="Arial" w:cs="Arial"/>
           <w:lang w:val="nl-NL"/>
         </w:rPr>
         <w:t>s.</w:t>
@@ -2397,11 +2929,13 @@
     <w:p>
       <w:pPr>
         <w:rPr>
-          <w:lang w:val="nl-NL"/>
-        </w:rPr>
-      </w:pPr>
-      <w:r>
-        <w:rPr>
+          <w:rFonts w:ascii="Arial" w:hAnsi="Arial" w:cs="Arial"/>
+          <w:lang w:val="nl-NL"/>
+        </w:rPr>
+      </w:pPr>
+      <w:r>
+        <w:rPr>
+          <w:rFonts w:ascii="Arial" w:hAnsi="Arial" w:cs="Arial"/>
           <w:lang w:val="nl-NL"/>
         </w:rPr>
         <w:br w:type="page"/>
@@ -2410,11 +2944,17 @@
     <w:p>
       <w:pPr>
         <w:rPr>
-          <w:lang w:val="nl-NL"/>
-        </w:rPr>
-      </w:pPr>
-      <w:r>
-        <w:rPr>
+          <w:rFonts w:ascii="Arial" w:hAnsi="Arial" w:cs="Arial"/>
+          <w:b/>
+          <w:bCs/>
+          <w:lang w:val="nl-NL"/>
+        </w:rPr>
+      </w:pPr>
+      <w:r>
+        <w:rPr>
+          <w:rFonts w:ascii="Arial" w:hAnsi="Arial" w:cs="Arial"/>
+          <w:b/>
+          <w:bCs/>
           <w:lang w:val="nl-NL"/>
         </w:rPr>
         <w:lastRenderedPageBreak/>
@@ -2424,652 +2964,1581 @@
     <w:p>
       <w:pPr>
         <w:rPr>
-          <w:lang w:val="nl-NL"/>
-        </w:rPr>
-      </w:pPr>
-      <w:r>
-        <w:rPr>
-          <w:lang w:val="nl-NL"/>
-        </w:rPr>
-        <w:t>Functionaliteit: Wijzigen voertuiggegevens</w:t>
-      </w:r>
-      <w:r>
-        <w:rPr>
+          <w:rFonts w:ascii="Arial" w:hAnsi="Arial" w:cs="Arial"/>
+          <w:b/>
+          <w:bCs/>
+          <w:lang w:val="nl-NL"/>
+        </w:rPr>
+      </w:pPr>
+      <w:r>
+        <w:rPr>
+          <w:rFonts w:ascii="Arial" w:hAnsi="Arial" w:cs="Arial"/>
+          <w:b/>
+          <w:bCs/>
+          <w:lang w:val="nl-NL"/>
+        </w:rPr>
+        <w:t>Functionaliteit: Verwijderen voertuig</w:t>
+      </w:r>
+    </w:p>
+    <w:p>
+      <w:pPr>
+        <w:rPr>
+          <w:rFonts w:ascii="Arial" w:hAnsi="Arial" w:cs="Arial"/>
+          <w:lang w:val="nl-NL"/>
+        </w:rPr>
+      </w:pPr>
+      <w:r>
+        <w:rPr>
+          <w:rFonts w:ascii="Arial" w:hAnsi="Arial" w:cs="Arial"/>
+          <w:b/>
+          <w:bCs/>
+          <w:lang w:val="nl-NL"/>
+        </w:rPr>
+        <w:t>Als:</w:t>
+      </w:r>
+      <w:r>
+        <w:rPr>
+          <w:rFonts w:ascii="Arial" w:hAnsi="Arial" w:cs="Arial"/>
+          <w:lang w:val="nl-NL"/>
+        </w:rPr>
+        <w:t xml:space="preserve"> rijschoolhouder</w:t>
+      </w:r>
+      <w:r>
+        <w:rPr>
+          <w:rFonts w:ascii="Arial" w:hAnsi="Arial" w:cs="Arial"/>
           <w:lang w:val="nl-NL"/>
         </w:rPr>
         <w:br/>
-        <w:t>• Als: rijschoolhouder</w:t>
-      </w:r>
-      <w:r>
-        <w:rPr>
+      </w:r>
+      <w:r>
+        <w:rPr>
+          <w:rFonts w:ascii="Arial" w:hAnsi="Arial" w:cs="Arial"/>
+          <w:b/>
+          <w:bCs/>
+          <w:lang w:val="nl-NL"/>
+        </w:rPr>
+        <w:t>Wil ik:</w:t>
+      </w:r>
+      <w:r>
+        <w:rPr>
+          <w:rFonts w:ascii="Arial" w:hAnsi="Arial" w:cs="Arial"/>
+          <w:lang w:val="nl-NL"/>
+        </w:rPr>
+        <w:t xml:space="preserve"> een voertuig dat aan een instructeur is toegewezen kunnen verwijderen</w:t>
+      </w:r>
+      <w:r>
+        <w:rPr>
+          <w:rFonts w:ascii="Arial" w:hAnsi="Arial" w:cs="Arial"/>
           <w:lang w:val="nl-NL"/>
         </w:rPr>
         <w:br/>
-        <w:t>• Wil: ik de gegevens van een voertuig kunnen wijzigen</w:t>
-      </w:r>
-      <w:r>
-        <w:rPr>
+      </w:r>
+      <w:r>
+        <w:rPr>
+          <w:rFonts w:ascii="Arial" w:hAnsi="Arial" w:cs="Arial"/>
+          <w:b/>
+          <w:bCs/>
+          <w:lang w:val="nl-NL"/>
+        </w:rPr>
+        <w:t>Zodat ik:</w:t>
+      </w:r>
+      <w:r>
+        <w:rPr>
+          <w:rFonts w:ascii="Arial" w:hAnsi="Arial" w:cs="Arial"/>
+          <w:lang w:val="nl-NL"/>
+        </w:rPr>
+        <w:t xml:space="preserve"> de gegevens actueel kan houden voor verantwoording aan de belastingdienst.</w:t>
+      </w:r>
+    </w:p>
+    <w:p>
+      <w:pPr>
+        <w:rPr>
+          <w:rFonts w:ascii="Arial" w:hAnsi="Arial" w:cs="Arial"/>
+          <w:b/>
+          <w:bCs/>
+          <w:lang w:val="nl-NL"/>
+        </w:rPr>
+      </w:pPr>
+      <w:r>
+        <w:rPr>
+          <w:rFonts w:ascii="Arial" w:hAnsi="Arial" w:cs="Arial"/>
+          <w:b/>
+          <w:bCs/>
+          <w:lang w:val="nl-NL"/>
+        </w:rPr>
+        <w:t>Testscenario's (acceptatiecriteria)</w:t>
+      </w:r>
+    </w:p>
+    <w:p>
+      <w:pPr>
+        <w:rPr>
+          <w:rFonts w:ascii="Arial" w:hAnsi="Arial" w:cs="Arial"/>
+          <w:b/>
+          <w:bCs/>
+          <w:lang w:val="nl-NL"/>
+        </w:rPr>
+      </w:pPr>
+      <w:r>
+        <w:rPr>
+          <w:rFonts w:ascii="Arial" w:hAnsi="Arial" w:cs="Arial"/>
+          <w:b/>
+          <w:bCs/>
+          <w:lang w:val="nl-NL"/>
+        </w:rPr>
+        <w:t>Scenario</w:t>
+      </w:r>
+      <w:r>
+        <w:rPr>
+          <w:rFonts w:ascii="Arial" w:hAnsi="Arial" w:cs="Arial"/>
+          <w:b/>
+          <w:bCs/>
+          <w:lang w:val="nl-NL"/>
+        </w:rPr>
+        <w:t xml:space="preserve"> </w:t>
+      </w:r>
+      <w:r>
+        <w:rPr>
+          <w:rFonts w:ascii="Arial" w:hAnsi="Arial" w:cs="Arial"/>
+          <w:b/>
+          <w:bCs/>
+          <w:lang w:val="nl-NL"/>
+        </w:rPr>
+        <w:t xml:space="preserve">1: </w:t>
+      </w:r>
+      <w:r>
+        <w:rPr>
+          <w:rFonts w:ascii="Arial" w:hAnsi="Arial" w:cs="Arial"/>
+          <w:b/>
+          <w:bCs/>
+          <w:lang w:val="nl-NL"/>
+        </w:rPr>
+        <w:t>V</w:t>
+      </w:r>
+      <w:r>
+        <w:rPr>
+          <w:rFonts w:ascii="Arial" w:hAnsi="Arial" w:cs="Arial"/>
+          <w:b/>
+          <w:bCs/>
+          <w:lang w:val="nl-NL"/>
+        </w:rPr>
+        <w:t>erwijderen</w:t>
+      </w:r>
+      <w:r>
+        <w:rPr>
+          <w:rFonts w:ascii="Arial" w:hAnsi="Arial" w:cs="Arial"/>
+          <w:b/>
+          <w:bCs/>
+          <w:lang w:val="nl-NL"/>
+        </w:rPr>
+        <w:t xml:space="preserve"> t</w:t>
+      </w:r>
+      <w:r>
+        <w:rPr>
+          <w:rFonts w:ascii="Arial" w:hAnsi="Arial" w:cs="Arial"/>
+          <w:b/>
+          <w:bCs/>
+          <w:lang w:val="nl-NL"/>
+        </w:rPr>
+        <w:t>oegewezen</w:t>
+      </w:r>
+      <w:r>
+        <w:rPr>
+          <w:rFonts w:ascii="Arial" w:hAnsi="Arial" w:cs="Arial"/>
+          <w:b/>
+          <w:bCs/>
+          <w:lang w:val="nl-NL"/>
+        </w:rPr>
+        <w:t xml:space="preserve"> v</w:t>
+      </w:r>
+      <w:r>
+        <w:rPr>
+          <w:rFonts w:ascii="Arial" w:hAnsi="Arial" w:cs="Arial"/>
+          <w:b/>
+          <w:bCs/>
+          <w:lang w:val="nl-NL"/>
+        </w:rPr>
+        <w:t>oertuig</w:t>
+      </w:r>
+    </w:p>
+    <w:p>
+      <w:pPr>
+        <w:rPr>
+          <w:rFonts w:ascii="Arial" w:hAnsi="Arial" w:cs="Arial"/>
+          <w:lang w:val="nl-NL"/>
+        </w:rPr>
+      </w:pPr>
+      <w:r>
+        <w:rPr>
+          <w:rFonts w:ascii="Arial" w:hAnsi="Arial" w:cs="Arial"/>
+          <w:b/>
+          <w:bCs/>
+          <w:lang w:val="nl-NL"/>
+        </w:rPr>
+        <w:t>Gegeven:</w:t>
+      </w:r>
+      <w:r>
+        <w:rPr>
+          <w:rFonts w:ascii="Arial" w:hAnsi="Arial" w:cs="Arial"/>
+          <w:lang w:val="nl-NL"/>
+        </w:rPr>
+        <w:t xml:space="preserve"> ik ben ingelogd in de webapplicatie van autorijschool De Komeet.</w:t>
+      </w:r>
+      <w:r>
+        <w:rPr>
+          <w:rFonts w:ascii="Arial" w:hAnsi="Arial" w:cs="Arial"/>
           <w:lang w:val="nl-NL"/>
         </w:rPr>
         <w:br/>
-        <w:t>• Zodat: ik de gegevens van een voertuig en de daarvoor verantwoordelijke instructeur actueel kan houden voor verantwoording aan de belastingdienst.</w:t>
-      </w:r>
-    </w:p>
-    <w:p>
-      <w:pPr>
-        <w:rPr>
-          <w:lang w:val="nl-NL"/>
-        </w:rPr>
-      </w:pPr>
-      <w:r>
-        <w:rPr>
-          <w:lang w:val="nl-NL"/>
-        </w:rPr>
-        <w:t>Testscenario’s (acceptatiecriteria)</w:t>
-      </w:r>
-    </w:p>
-    <w:p>
-      <w:pPr>
-        <w:rPr>
-          <w:lang w:val="nl-NL"/>
-        </w:rPr>
-      </w:pPr>
-      <w:r>
-        <w:rPr>
-          <w:lang w:val="nl-NL"/>
-        </w:rPr>
-        <w:t xml:space="preserve">Scenario_01: </w:t>
-      </w:r>
-      <w:proofErr w:type="spellStart"/>
-      <w:r>
-        <w:rPr>
-          <w:lang w:val="nl-NL"/>
-        </w:rPr>
-        <w:t>Happy_WijzigenVoertuiggegevens</w:t>
-      </w:r>
-      <w:proofErr w:type="spellEnd"/>
-      <w:r>
-        <w:rPr>
+      </w:r>
+      <w:r>
+        <w:rPr>
+          <w:rFonts w:ascii="Arial" w:hAnsi="Arial" w:cs="Arial"/>
+          <w:b/>
+          <w:bCs/>
+          <w:lang w:val="nl-NL"/>
+        </w:rPr>
+        <w:t>En:</w:t>
+      </w:r>
+      <w:r>
+        <w:rPr>
+          <w:rFonts w:ascii="Arial" w:hAnsi="Arial" w:cs="Arial"/>
+          <w:lang w:val="nl-NL"/>
+        </w:rPr>
+        <w:t xml:space="preserve"> ik bevind mij op de Homepagina.</w:t>
+      </w:r>
+      <w:r>
+        <w:rPr>
+          <w:rFonts w:ascii="Arial" w:hAnsi="Arial" w:cs="Arial"/>
           <w:lang w:val="nl-NL"/>
         </w:rPr>
         <w:br/>
-        <w:t>• Gegeven: ik ben met mijn accountgegevens ingelogd in de webapplicatie van het bedrijf.</w:t>
-      </w:r>
-      <w:r>
-        <w:rPr>
+      </w:r>
+      <w:r>
+        <w:rPr>
+          <w:rFonts w:ascii="Arial" w:hAnsi="Arial" w:cs="Arial"/>
+          <w:b/>
+          <w:bCs/>
+          <w:lang w:val="nl-NL"/>
+        </w:rPr>
+        <w:t>En:</w:t>
+      </w:r>
+      <w:r>
+        <w:rPr>
+          <w:rFonts w:ascii="Arial" w:hAnsi="Arial" w:cs="Arial"/>
+          <w:lang w:val="nl-NL"/>
+        </w:rPr>
+        <w:t xml:space="preserve"> ik klik op de link "Instructeurs in dienst".</w:t>
+      </w:r>
+      <w:r>
+        <w:rPr>
+          <w:rFonts w:ascii="Arial" w:hAnsi="Arial" w:cs="Arial"/>
           <w:lang w:val="nl-NL"/>
         </w:rPr>
         <w:br/>
-        <w:t>• En: ik kom op het scherm Instructeurs in dienst waar alle instructeurs zichtbaar zijn.</w:t>
-      </w:r>
-      <w:r>
-        <w:rPr>
+      </w:r>
+      <w:r>
+        <w:rPr>
+          <w:rFonts w:ascii="Arial" w:hAnsi="Arial" w:cs="Arial"/>
+          <w:b/>
+          <w:bCs/>
+          <w:lang w:val="nl-NL"/>
+        </w:rPr>
+        <w:t>En:</w:t>
+      </w:r>
+      <w:r>
+        <w:rPr>
+          <w:rFonts w:ascii="Arial" w:hAnsi="Arial" w:cs="Arial"/>
+          <w:lang w:val="nl-NL"/>
+        </w:rPr>
+        <w:t xml:space="preserve"> ik zie een overzicht van alle instructeurs die in dienst zijn.</w:t>
+      </w:r>
+      <w:r>
+        <w:rPr>
+          <w:rFonts w:ascii="Arial" w:hAnsi="Arial" w:cs="Arial"/>
           <w:lang w:val="nl-NL"/>
         </w:rPr>
         <w:br/>
-        <w:t>• En: de instructeurs zijn gesorteerd op Aantal sterren aflopend.</w:t>
-      </w:r>
-      <w:r>
-        <w:rPr>
+      </w:r>
+      <w:r>
+        <w:rPr>
+          <w:rFonts w:ascii="Arial" w:hAnsi="Arial" w:cs="Arial"/>
+          <w:b/>
+          <w:bCs/>
+          <w:lang w:val="nl-NL"/>
+        </w:rPr>
+        <w:t>En:</w:t>
+      </w:r>
+      <w:r>
+        <w:rPr>
+          <w:rFonts w:ascii="Arial" w:hAnsi="Arial" w:cs="Arial"/>
+          <w:lang w:val="nl-NL"/>
+        </w:rPr>
+        <w:t xml:space="preserve"> de instructeurs zijn gesorteerd op Aantal sterren aflopend.</w:t>
+      </w:r>
+      <w:r>
+        <w:rPr>
+          <w:rFonts w:ascii="Arial" w:hAnsi="Arial" w:cs="Arial"/>
           <w:lang w:val="nl-NL"/>
         </w:rPr>
         <w:br/>
-        <w:t xml:space="preserve">• En: ik klik op het voertuig-icoon bij instructeur Mohammed El </w:t>
-      </w:r>
-      <w:proofErr w:type="spellStart"/>
-      <w:r>
-        <w:rPr>
-          <w:lang w:val="nl-NL"/>
-        </w:rPr>
-        <w:t>Yassidi</w:t>
-      </w:r>
-      <w:proofErr w:type="spellEnd"/>
-      <w:r>
-        <w:rPr>
-          <w:lang w:val="nl-NL"/>
-        </w:rPr>
-        <w:t>.</w:t>
-      </w:r>
-      <w:r>
-        <w:rPr>
+      </w:r>
+      <w:r>
+        <w:rPr>
+          <w:rFonts w:ascii="Arial" w:hAnsi="Arial" w:cs="Arial"/>
+          <w:b/>
+          <w:bCs/>
+          <w:lang w:val="nl-NL"/>
+        </w:rPr>
+        <w:t>En:</w:t>
+      </w:r>
+      <w:r>
+        <w:rPr>
+          <w:rFonts w:ascii="Arial" w:hAnsi="Arial" w:cs="Arial"/>
+          <w:lang w:val="nl-NL"/>
+        </w:rPr>
+        <w:t xml:space="preserve"> ik klik op het voertuig-icoon bij instructeur Mohammed El Yassidi.</w:t>
+      </w:r>
+      <w:r>
+        <w:rPr>
+          <w:rFonts w:ascii="Arial" w:hAnsi="Arial" w:cs="Arial"/>
           <w:lang w:val="nl-NL"/>
         </w:rPr>
         <w:br/>
-        <w:t>• En: ik zie het scherm Door instructeur gebruikte voertuigen.</w:t>
-      </w:r>
-      <w:r>
-        <w:rPr>
+      </w:r>
+      <w:r>
+        <w:rPr>
+          <w:rFonts w:ascii="Arial" w:hAnsi="Arial" w:cs="Arial"/>
+          <w:b/>
+          <w:bCs/>
+          <w:lang w:val="nl-NL"/>
+        </w:rPr>
+        <w:t>En:</w:t>
+      </w:r>
+      <w:r>
+        <w:rPr>
+          <w:rFonts w:ascii="Arial" w:hAnsi="Arial" w:cs="Arial"/>
+          <w:lang w:val="nl-NL"/>
+        </w:rPr>
+        <w:t xml:space="preserve"> ik zie het scherm Door instructeur gebruikte voertuigen.</w:t>
+      </w:r>
+      <w:r>
+        <w:rPr>
+          <w:rFonts w:ascii="Arial" w:hAnsi="Arial" w:cs="Arial"/>
           <w:lang w:val="nl-NL"/>
         </w:rPr>
         <w:br/>
-        <w:t>• Wanneer: ik klik op "Wijzigen" bij voertuig Vespa.</w:t>
-      </w:r>
-      <w:r>
-        <w:rPr>
+      </w:r>
+      <w:r>
+        <w:rPr>
+          <w:rFonts w:ascii="Arial" w:hAnsi="Arial" w:cs="Arial"/>
+          <w:b/>
+          <w:bCs/>
+          <w:lang w:val="nl-NL"/>
+        </w:rPr>
+        <w:t>En:</w:t>
+      </w:r>
+      <w:r>
+        <w:rPr>
+          <w:rFonts w:ascii="Arial" w:hAnsi="Arial" w:cs="Arial"/>
+          <w:lang w:val="nl-NL"/>
+        </w:rPr>
+        <w:t xml:space="preserve"> de voertuigen zijn gesorteerd op Rijbewijscategorie aflopend.</w:t>
+      </w:r>
+    </w:p>
+    <w:p>
+      <w:pPr>
+        <w:rPr>
+          <w:rFonts w:ascii="Arial" w:hAnsi="Arial" w:cs="Arial"/>
+          <w:lang w:val="nl-NL"/>
+        </w:rPr>
+      </w:pPr>
+      <w:r>
+        <w:rPr>
+          <w:rFonts w:ascii="Arial" w:hAnsi="Arial" w:cs="Arial"/>
+          <w:b/>
+          <w:bCs/>
+          <w:lang w:val="nl-NL"/>
+        </w:rPr>
+        <w:t>Wanneer:</w:t>
+      </w:r>
+      <w:r>
+        <w:rPr>
+          <w:rFonts w:ascii="Arial" w:hAnsi="Arial" w:cs="Arial"/>
+          <w:lang w:val="nl-NL"/>
+        </w:rPr>
+        <w:t xml:space="preserve"> ik klik op de knop "Verwijderen" bij voertuig Vespa Piaggio.</w:t>
+      </w:r>
+    </w:p>
+    <w:p>
+      <w:pPr>
+        <w:rPr>
+          <w:rFonts w:ascii="Arial" w:hAnsi="Arial" w:cs="Arial"/>
+          <w:lang w:val="nl-NL"/>
+        </w:rPr>
+      </w:pPr>
+      <w:r>
+        <w:rPr>
+          <w:rFonts w:ascii="Arial" w:hAnsi="Arial" w:cs="Arial"/>
+          <w:b/>
+          <w:bCs/>
+          <w:lang w:val="nl-NL"/>
+        </w:rPr>
+        <w:t>Dan:</w:t>
+      </w:r>
+      <w:r>
+        <w:rPr>
+          <w:rFonts w:ascii="Arial" w:hAnsi="Arial" w:cs="Arial"/>
+          <w:lang w:val="nl-NL"/>
+        </w:rPr>
+        <w:t xml:space="preserve"> krijg ik de melding te zien: "Het door u geselecteerde voertuig is verwijderd".</w:t>
+      </w:r>
+      <w:r>
+        <w:rPr>
+          <w:rFonts w:ascii="Arial" w:hAnsi="Arial" w:cs="Arial"/>
           <w:lang w:val="nl-NL"/>
         </w:rPr>
         <w:br/>
-        <w:t xml:space="preserve">• En: ik wijzig het veld Type naar "Vespa </w:t>
-      </w:r>
-      <w:proofErr w:type="spellStart"/>
-      <w:r>
-        <w:rPr>
-          <w:lang w:val="nl-NL"/>
-        </w:rPr>
-        <w:t>Piaggio</w:t>
-      </w:r>
-      <w:proofErr w:type="spellEnd"/>
-      <w:r>
-        <w:rPr>
-          <w:lang w:val="nl-NL"/>
-        </w:rPr>
-        <w:t>".</w:t>
-      </w:r>
-      <w:r>
-        <w:rPr>
+      </w:r>
+      <w:r>
+        <w:rPr>
+          <w:rFonts w:ascii="Arial" w:hAnsi="Arial" w:cs="Arial"/>
+          <w:b/>
+          <w:bCs/>
+          <w:lang w:val="nl-NL"/>
+        </w:rPr>
+        <w:t>En:</w:t>
+      </w:r>
+      <w:r>
+        <w:rPr>
+          <w:rFonts w:ascii="Arial" w:hAnsi="Arial" w:cs="Arial"/>
+          <w:lang w:val="nl-NL"/>
+        </w:rPr>
+        <w:t xml:space="preserve"> word ik na 3 seconden doorgestuurd naar het scherm Door instructeur gebruikte voertuigen.</w:t>
+      </w:r>
+      <w:r>
+        <w:rPr>
+          <w:rFonts w:ascii="Arial" w:hAnsi="Arial" w:cs="Arial"/>
           <w:lang w:val="nl-NL"/>
         </w:rPr>
         <w:br/>
-        <w:t>• En: ik wijzig het veld Brandstof naar "Elektrisch".</w:t>
-      </w:r>
-      <w:r>
-        <w:rPr>
+      </w:r>
+      <w:r>
+        <w:rPr>
+          <w:rFonts w:ascii="Arial" w:hAnsi="Arial" w:cs="Arial"/>
+          <w:b/>
+          <w:bCs/>
+          <w:lang w:val="nl-NL"/>
+        </w:rPr>
+        <w:t>En:</w:t>
+      </w:r>
+      <w:r>
+        <w:rPr>
+          <w:rFonts w:ascii="Arial" w:hAnsi="Arial" w:cs="Arial"/>
+          <w:lang w:val="nl-NL"/>
+        </w:rPr>
+        <w:t xml:space="preserve"> zie ik dat het geselecteerde voertuig niet meer in de lijst staat.</w:t>
+      </w:r>
+      <w:r>
+        <w:rPr>
+          <w:rFonts w:ascii="Arial" w:hAnsi="Arial" w:cs="Arial"/>
           <w:lang w:val="nl-NL"/>
         </w:rPr>
         <w:br/>
-        <w:t>• En: ik wijzig het veld Kenteken naar "DRS-52-E".</w:t>
-      </w:r>
-      <w:r>
-        <w:rPr>
+      </w:r>
+      <w:r>
+        <w:rPr>
+          <w:rFonts w:ascii="Arial" w:hAnsi="Arial" w:cs="Arial"/>
+          <w:b/>
+          <w:bCs/>
+          <w:lang w:val="nl-NL"/>
+        </w:rPr>
+        <w:t>En:</w:t>
+      </w:r>
+      <w:r>
+        <w:rPr>
+          <w:rFonts w:ascii="Arial" w:hAnsi="Arial" w:cs="Arial"/>
+          <w:lang w:val="nl-NL"/>
+        </w:rPr>
+        <w:t xml:space="preserve"> staat het verwijderde voertuig nu in de lijst Alle voertuigen en is het weer beschikbaar voor toewijzing.</w:t>
+      </w:r>
+    </w:p>
+    <w:p>
+      <w:pPr>
+        <w:rPr>
+          <w:rFonts w:ascii="Arial" w:hAnsi="Arial" w:cs="Arial"/>
+          <w:lang w:val="nl-NL"/>
+        </w:rPr>
+      </w:pPr>
+    </w:p>
+    <w:p>
+      <w:pPr>
+        <w:rPr>
+          <w:rFonts w:ascii="Arial" w:hAnsi="Arial" w:cs="Arial"/>
+          <w:b/>
+          <w:bCs/>
+          <w:lang w:val="nl-NL"/>
+        </w:rPr>
+      </w:pPr>
+    </w:p>
+    <w:p>
+      <w:pPr>
+        <w:rPr>
+          <w:rFonts w:ascii="Arial" w:hAnsi="Arial" w:cs="Arial"/>
+          <w:b/>
+          <w:bCs/>
+          <w:lang w:val="nl-NL"/>
+        </w:rPr>
+      </w:pPr>
+    </w:p>
+    <w:p>
+      <w:pPr>
+        <w:rPr>
+          <w:rFonts w:ascii="Arial" w:hAnsi="Arial" w:cs="Arial"/>
+          <w:b/>
+          <w:bCs/>
+          <w:lang w:val="nl-NL"/>
+        </w:rPr>
+      </w:pPr>
+    </w:p>
+    <w:p>
+      <w:pPr>
+        <w:rPr>
+          <w:rFonts w:ascii="Arial" w:hAnsi="Arial" w:cs="Arial"/>
+          <w:b/>
+          <w:bCs/>
+          <w:lang w:val="nl-NL"/>
+        </w:rPr>
+      </w:pPr>
+    </w:p>
+    <w:p>
+      <w:pPr>
+        <w:rPr>
+          <w:rFonts w:ascii="Arial" w:hAnsi="Arial" w:cs="Arial"/>
+          <w:b/>
+          <w:bCs/>
+          <w:lang w:val="nl-NL"/>
+        </w:rPr>
+      </w:pPr>
+    </w:p>
+    <w:p>
+      <w:pPr>
+        <w:rPr>
+          <w:rFonts w:ascii="Arial" w:hAnsi="Arial" w:cs="Arial"/>
+          <w:b/>
+          <w:bCs/>
+          <w:lang w:val="nl-NL"/>
+        </w:rPr>
+      </w:pPr>
+    </w:p>
+    <w:p>
+      <w:pPr>
+        <w:rPr>
+          <w:rFonts w:ascii="Arial" w:hAnsi="Arial" w:cs="Arial"/>
+          <w:b/>
+          <w:bCs/>
+          <w:lang w:val="nl-NL"/>
+        </w:rPr>
+      </w:pPr>
+    </w:p>
+    <w:p>
+      <w:pPr>
+        <w:rPr>
+          <w:rFonts w:ascii="Arial" w:hAnsi="Arial" w:cs="Arial"/>
+          <w:b/>
+          <w:bCs/>
+          <w:lang w:val="nl-NL"/>
+        </w:rPr>
+      </w:pPr>
+    </w:p>
+    <w:p>
+      <w:pPr>
+        <w:rPr>
+          <w:rFonts w:ascii="Arial" w:hAnsi="Arial" w:cs="Arial"/>
+          <w:b/>
+          <w:bCs/>
+          <w:lang w:val="nl-NL"/>
+        </w:rPr>
+      </w:pPr>
+    </w:p>
+    <w:p>
+      <w:pPr>
+        <w:rPr>
+          <w:rFonts w:ascii="Arial" w:hAnsi="Arial" w:cs="Arial"/>
+          <w:b/>
+          <w:bCs/>
+          <w:lang w:val="nl-NL"/>
+        </w:rPr>
+      </w:pPr>
+    </w:p>
+    <w:p>
+      <w:pPr>
+        <w:rPr>
+          <w:rFonts w:ascii="Arial" w:hAnsi="Arial" w:cs="Arial"/>
+          <w:b/>
+          <w:bCs/>
+          <w:lang w:val="nl-NL"/>
+        </w:rPr>
+      </w:pPr>
+    </w:p>
+    <w:p>
+      <w:pPr>
+        <w:rPr>
+          <w:rFonts w:ascii="Arial" w:hAnsi="Arial" w:cs="Arial"/>
+          <w:b/>
+          <w:bCs/>
+          <w:lang w:val="nl-NL"/>
+        </w:rPr>
+      </w:pPr>
+    </w:p>
+    <w:p>
+      <w:pPr>
+        <w:rPr>
+          <w:rFonts w:ascii="Arial" w:hAnsi="Arial" w:cs="Arial"/>
+          <w:b/>
+          <w:bCs/>
+          <w:lang w:val="nl-NL"/>
+        </w:rPr>
+      </w:pPr>
+      <w:r>
+        <w:rPr>
+          <w:rFonts w:ascii="Arial" w:hAnsi="Arial" w:cs="Arial"/>
+          <w:b/>
+          <w:bCs/>
+          <w:lang w:val="nl-NL"/>
+        </w:rPr>
+        <w:lastRenderedPageBreak/>
+        <w:t>Scenario</w:t>
+      </w:r>
+      <w:r>
+        <w:rPr>
+          <w:rFonts w:ascii="Arial" w:hAnsi="Arial" w:cs="Arial"/>
+          <w:b/>
+          <w:bCs/>
+          <w:lang w:val="nl-NL"/>
+        </w:rPr>
+        <w:t xml:space="preserve"> </w:t>
+      </w:r>
+      <w:r>
+        <w:rPr>
+          <w:rFonts w:ascii="Arial" w:hAnsi="Arial" w:cs="Arial"/>
+          <w:b/>
+          <w:bCs/>
+          <w:lang w:val="nl-NL"/>
+        </w:rPr>
+        <w:t>2: Verwijderen</w:t>
+      </w:r>
+      <w:r>
+        <w:rPr>
+          <w:rFonts w:ascii="Arial" w:hAnsi="Arial" w:cs="Arial"/>
+          <w:b/>
+          <w:bCs/>
+          <w:lang w:val="nl-NL"/>
+        </w:rPr>
+        <w:t xml:space="preserve"> v</w:t>
+      </w:r>
+      <w:r>
+        <w:rPr>
+          <w:rFonts w:ascii="Arial" w:hAnsi="Arial" w:cs="Arial"/>
+          <w:b/>
+          <w:bCs/>
+          <w:lang w:val="nl-NL"/>
+        </w:rPr>
+        <w:t>oertuig</w:t>
+      </w:r>
+      <w:r>
+        <w:rPr>
+          <w:rFonts w:ascii="Arial" w:hAnsi="Arial" w:cs="Arial"/>
+          <w:b/>
+          <w:bCs/>
+          <w:lang w:val="nl-NL"/>
+        </w:rPr>
+        <w:t xml:space="preserve"> u</w:t>
+      </w:r>
+      <w:r>
+        <w:rPr>
+          <w:rFonts w:ascii="Arial" w:hAnsi="Arial" w:cs="Arial"/>
+          <w:b/>
+          <w:bCs/>
+          <w:lang w:val="nl-NL"/>
+        </w:rPr>
+        <w:t>it</w:t>
+      </w:r>
+      <w:r>
+        <w:rPr>
+          <w:rFonts w:ascii="Arial" w:hAnsi="Arial" w:cs="Arial"/>
+          <w:b/>
+          <w:bCs/>
+          <w:lang w:val="nl-NL"/>
+        </w:rPr>
+        <w:t xml:space="preserve"> a</w:t>
+      </w:r>
+      <w:r>
+        <w:rPr>
+          <w:rFonts w:ascii="Arial" w:hAnsi="Arial" w:cs="Arial"/>
+          <w:b/>
+          <w:bCs/>
+          <w:lang w:val="nl-NL"/>
+        </w:rPr>
+        <w:t>lle</w:t>
+      </w:r>
+      <w:r>
+        <w:rPr>
+          <w:rFonts w:ascii="Arial" w:hAnsi="Arial" w:cs="Arial"/>
+          <w:b/>
+          <w:bCs/>
+          <w:lang w:val="nl-NL"/>
+        </w:rPr>
+        <w:t xml:space="preserve"> v</w:t>
+      </w:r>
+      <w:r>
+        <w:rPr>
+          <w:rFonts w:ascii="Arial" w:hAnsi="Arial" w:cs="Arial"/>
+          <w:b/>
+          <w:bCs/>
+          <w:lang w:val="nl-NL"/>
+        </w:rPr>
+        <w:t>oertuigen</w:t>
+      </w:r>
+    </w:p>
+    <w:p>
+      <w:pPr>
+        <w:rPr>
+          <w:rFonts w:ascii="Arial" w:hAnsi="Arial" w:cs="Arial"/>
+          <w:lang w:val="nl-NL"/>
+        </w:rPr>
+      </w:pPr>
+      <w:r>
+        <w:rPr>
+          <w:rFonts w:ascii="Arial" w:hAnsi="Arial" w:cs="Arial"/>
+          <w:b/>
+          <w:bCs/>
+          <w:lang w:val="nl-NL"/>
+        </w:rPr>
+        <w:t>Gegeven:</w:t>
+      </w:r>
+      <w:r>
+        <w:rPr>
+          <w:rFonts w:ascii="Arial" w:hAnsi="Arial" w:cs="Arial"/>
+          <w:lang w:val="nl-NL"/>
+        </w:rPr>
+        <w:t xml:space="preserve"> ik ben ingelogd in de webapplicatie van autorijschool De Komeet.</w:t>
+      </w:r>
+      <w:r>
+        <w:rPr>
+          <w:rFonts w:ascii="Arial" w:hAnsi="Arial" w:cs="Arial"/>
           <w:lang w:val="nl-NL"/>
         </w:rPr>
         <w:br/>
-        <w:t>• En: ik klik op de knop "Wijzig".</w:t>
-      </w:r>
-      <w:r>
-        <w:rPr>
+      </w:r>
+      <w:r>
+        <w:rPr>
+          <w:rFonts w:ascii="Arial" w:hAnsi="Arial" w:cs="Arial"/>
+          <w:b/>
+          <w:bCs/>
+          <w:lang w:val="nl-NL"/>
+        </w:rPr>
+        <w:t>En:</w:t>
+      </w:r>
+      <w:r>
+        <w:rPr>
+          <w:rFonts w:ascii="Arial" w:hAnsi="Arial" w:cs="Arial"/>
+          <w:lang w:val="nl-NL"/>
+        </w:rPr>
+        <w:t xml:space="preserve"> ik bevind mij op de Homepagina.</w:t>
+      </w:r>
+      <w:r>
+        <w:rPr>
+          <w:rFonts w:ascii="Arial" w:hAnsi="Arial" w:cs="Arial"/>
           <w:lang w:val="nl-NL"/>
         </w:rPr>
         <w:br/>
-        <w:t>• Dan: ik word doorgestuurd naar de pagina Door instructeur gebruikte voertuigen.</w:t>
-      </w:r>
-      <w:r>
-        <w:rPr>
+      </w:r>
+      <w:r>
+        <w:rPr>
+          <w:rFonts w:ascii="Arial" w:hAnsi="Arial" w:cs="Arial"/>
+          <w:b/>
+          <w:bCs/>
+          <w:lang w:val="nl-NL"/>
+        </w:rPr>
+        <w:t>En:</w:t>
+      </w:r>
+      <w:r>
+        <w:rPr>
+          <w:rFonts w:ascii="Arial" w:hAnsi="Arial" w:cs="Arial"/>
+          <w:lang w:val="nl-NL"/>
+        </w:rPr>
+        <w:t xml:space="preserve"> ik klik op de link "Alle voertuigen".</w:t>
+      </w:r>
+      <w:r>
+        <w:rPr>
+          <w:rFonts w:ascii="Arial" w:hAnsi="Arial" w:cs="Arial"/>
           <w:lang w:val="nl-NL"/>
         </w:rPr>
         <w:br/>
-        <w:t>• En: ik zie dat de gewijzigde voertuiggegevens zijn opgeslagen.</w:t>
-      </w:r>
-    </w:p>
-    <w:p>
-      <w:pPr>
-        <w:rPr>
-          <w:lang w:val="nl-NL"/>
-        </w:rPr>
-      </w:pPr>
-      <w:r>
-        <w:rPr>
-          <w:lang w:val="nl-NL"/>
-        </w:rPr>
-        <w:t xml:space="preserve">Scenario_02: </w:t>
-      </w:r>
-      <w:proofErr w:type="spellStart"/>
-      <w:r>
-        <w:rPr>
-          <w:lang w:val="nl-NL"/>
-        </w:rPr>
-        <w:t>Happy_WijzigenInstructeur</w:t>
-      </w:r>
-      <w:proofErr w:type="spellEnd"/>
-      <w:r>
-        <w:rPr>
+      </w:r>
+      <w:r>
+        <w:rPr>
+          <w:rFonts w:ascii="Arial" w:hAnsi="Arial" w:cs="Arial"/>
+          <w:b/>
+          <w:bCs/>
+          <w:lang w:val="nl-NL"/>
+        </w:rPr>
+        <w:t>En:</w:t>
+      </w:r>
+      <w:r>
+        <w:rPr>
+          <w:rFonts w:ascii="Arial" w:hAnsi="Arial" w:cs="Arial"/>
+          <w:lang w:val="nl-NL"/>
+        </w:rPr>
+        <w:t xml:space="preserve"> ik zie een overzicht van alle voertuigen.</w:t>
+      </w:r>
+      <w:r>
+        <w:rPr>
+          <w:rFonts w:ascii="Arial" w:hAnsi="Arial" w:cs="Arial"/>
           <w:lang w:val="nl-NL"/>
         </w:rPr>
         <w:br/>
-        <w:t>• Gegeven: ik ben ingelogd in de webapplicatie van het bedrijf.</w:t>
-      </w:r>
-      <w:r>
-        <w:rPr>
+      </w:r>
+      <w:r>
+        <w:rPr>
+          <w:rFonts w:ascii="Arial" w:hAnsi="Arial" w:cs="Arial"/>
+          <w:b/>
+          <w:bCs/>
+          <w:lang w:val="nl-NL"/>
+        </w:rPr>
+        <w:t>En:</w:t>
+      </w:r>
+      <w:r>
+        <w:rPr>
+          <w:rFonts w:ascii="Arial" w:hAnsi="Arial" w:cs="Arial"/>
+          <w:lang w:val="nl-NL"/>
+        </w:rPr>
+        <w:t xml:space="preserve"> de voertuigen zijn gesorteerd op Bouwjaar aflopend en daarna op Achternaam aflopend.</w:t>
+      </w:r>
+    </w:p>
+    <w:p>
+      <w:pPr>
+        <w:rPr>
+          <w:rFonts w:ascii="Arial" w:hAnsi="Arial" w:cs="Arial"/>
+          <w:lang w:val="nl-NL"/>
+        </w:rPr>
+      </w:pPr>
+      <w:r>
+        <w:rPr>
+          <w:rFonts w:ascii="Arial" w:hAnsi="Arial" w:cs="Arial"/>
+          <w:b/>
+          <w:bCs/>
+          <w:lang w:val="nl-NL"/>
+        </w:rPr>
+        <w:t>Wanneer:</w:t>
+      </w:r>
+      <w:r>
+        <w:rPr>
+          <w:rFonts w:ascii="Arial" w:hAnsi="Arial" w:cs="Arial"/>
+          <w:lang w:val="nl-NL"/>
+        </w:rPr>
+        <w:t xml:space="preserve"> ik klik op het kruis-icoon van een voertuig dat is toegewezen aan instructeur Mohammed El Yassidi.</w:t>
+      </w:r>
+    </w:p>
+    <w:p>
+      <w:pPr>
+        <w:rPr>
+          <w:rFonts w:ascii="Arial" w:hAnsi="Arial" w:cs="Arial"/>
+          <w:lang w:val="nl-NL"/>
+        </w:rPr>
+      </w:pPr>
+      <w:r>
+        <w:rPr>
+          <w:rFonts w:ascii="Arial" w:hAnsi="Arial" w:cs="Arial"/>
+          <w:b/>
+          <w:bCs/>
+          <w:lang w:val="nl-NL"/>
+        </w:rPr>
+        <w:t>Dan:</w:t>
+      </w:r>
+      <w:r>
+        <w:rPr>
+          <w:rFonts w:ascii="Arial" w:hAnsi="Arial" w:cs="Arial"/>
+          <w:lang w:val="nl-NL"/>
+        </w:rPr>
+        <w:t xml:space="preserve"> krijg ik de melding te zien: "Het door u geselecteerde voertuig is verwijderd".</w:t>
+      </w:r>
+      <w:r>
+        <w:rPr>
+          <w:rFonts w:ascii="Arial" w:hAnsi="Arial" w:cs="Arial"/>
           <w:lang w:val="nl-NL"/>
         </w:rPr>
         <w:br/>
-        <w:t xml:space="preserve">• En: ik open de voertuigenlijst van Mohammed El </w:t>
-      </w:r>
-      <w:proofErr w:type="spellStart"/>
-      <w:r>
-        <w:rPr>
-          <w:lang w:val="nl-NL"/>
-        </w:rPr>
-        <w:t>Yassidi</w:t>
-      </w:r>
-      <w:proofErr w:type="spellEnd"/>
-      <w:r>
-        <w:rPr>
-          <w:lang w:val="nl-NL"/>
-        </w:rPr>
-        <w:t>.</w:t>
-      </w:r>
-      <w:r>
-        <w:rPr>
+      </w:r>
+      <w:r>
+        <w:rPr>
+          <w:rFonts w:ascii="Arial" w:hAnsi="Arial" w:cs="Arial"/>
+          <w:b/>
+          <w:bCs/>
+          <w:lang w:val="nl-NL"/>
+        </w:rPr>
+        <w:t>En:</w:t>
+      </w:r>
+      <w:r>
+        <w:rPr>
+          <w:rFonts w:ascii="Arial" w:hAnsi="Arial" w:cs="Arial"/>
+          <w:lang w:val="nl-NL"/>
+        </w:rPr>
+        <w:t xml:space="preserve"> word ik na 3 seconden doorgestuurd naar het scherm Alle voertuigen.</w:t>
+      </w:r>
+      <w:r>
+        <w:rPr>
+          <w:rFonts w:ascii="Arial" w:hAnsi="Arial" w:cs="Arial"/>
           <w:lang w:val="nl-NL"/>
         </w:rPr>
         <w:br/>
-        <w:t xml:space="preserve">• Wanneer: ik klik op "Wijzigen" bij voertuig Vespa </w:t>
-      </w:r>
-      <w:proofErr w:type="spellStart"/>
-      <w:r>
-        <w:rPr>
-          <w:lang w:val="nl-NL"/>
-        </w:rPr>
-        <w:t>Piaggio</w:t>
-      </w:r>
-      <w:proofErr w:type="spellEnd"/>
-      <w:r>
-        <w:rPr>
-          <w:lang w:val="nl-NL"/>
-        </w:rPr>
-        <w:t>.</w:t>
-      </w:r>
-      <w:r>
-        <w:rPr>
+      </w:r>
+      <w:r>
+        <w:rPr>
+          <w:rFonts w:ascii="Arial" w:hAnsi="Arial" w:cs="Arial"/>
+          <w:b/>
+          <w:bCs/>
+          <w:lang w:val="nl-NL"/>
+        </w:rPr>
+        <w:t>En:</w:t>
+      </w:r>
+      <w:r>
+        <w:rPr>
+          <w:rFonts w:ascii="Arial" w:hAnsi="Arial" w:cs="Arial"/>
+          <w:lang w:val="nl-NL"/>
+        </w:rPr>
+        <w:t xml:space="preserve"> zie ik dat het geselecteerde voertuig uit de lijst is verwijderd.</w:t>
+      </w:r>
+    </w:p>
+    <w:p>
+      <w:pPr>
+        <w:rPr>
+          <w:rFonts w:ascii="Arial" w:hAnsi="Arial" w:cs="Arial"/>
+          <w:b/>
+          <w:bCs/>
+          <w:lang w:val="nl-NL"/>
+        </w:rPr>
+      </w:pPr>
+    </w:p>
+    <w:p>
+      <w:pPr>
+        <w:rPr>
+          <w:rFonts w:ascii="Arial" w:hAnsi="Arial" w:cs="Arial"/>
+          <w:b/>
+          <w:bCs/>
+          <w:lang w:val="nl-NL"/>
+        </w:rPr>
+      </w:pPr>
+    </w:p>
+    <w:p>
+      <w:pPr>
+        <w:rPr>
+          <w:rFonts w:ascii="Arial" w:hAnsi="Arial" w:cs="Arial"/>
+          <w:b/>
+          <w:bCs/>
+          <w:lang w:val="nl-NL"/>
+        </w:rPr>
+      </w:pPr>
+      <w:r>
+        <w:rPr>
+          <w:rFonts w:ascii="Arial" w:hAnsi="Arial" w:cs="Arial"/>
+          <w:b/>
+          <w:bCs/>
+          <w:lang w:val="nl-NL"/>
+        </w:rPr>
+        <w:t>Scenario</w:t>
+      </w:r>
+      <w:r>
+        <w:rPr>
+          <w:rFonts w:ascii="Arial" w:hAnsi="Arial" w:cs="Arial"/>
+          <w:b/>
+          <w:bCs/>
+          <w:lang w:val="nl-NL"/>
+        </w:rPr>
+        <w:t xml:space="preserve"> </w:t>
+      </w:r>
+      <w:r>
+        <w:rPr>
+          <w:rFonts w:ascii="Arial" w:hAnsi="Arial" w:cs="Arial"/>
+          <w:b/>
+          <w:bCs/>
+          <w:lang w:val="nl-NL"/>
+        </w:rPr>
+        <w:t xml:space="preserve">3: </w:t>
+      </w:r>
+      <w:r>
+        <w:rPr>
+          <w:rFonts w:ascii="Arial" w:hAnsi="Arial" w:cs="Arial"/>
+          <w:b/>
+          <w:bCs/>
+          <w:lang w:val="nl-NL"/>
+        </w:rPr>
+        <w:t>V</w:t>
+      </w:r>
+      <w:r>
+        <w:rPr>
+          <w:rFonts w:ascii="Arial" w:hAnsi="Arial" w:cs="Arial"/>
+          <w:b/>
+          <w:bCs/>
+          <w:lang w:val="nl-NL"/>
+        </w:rPr>
+        <w:t>erwijderen</w:t>
+      </w:r>
+      <w:r>
+        <w:rPr>
+          <w:rFonts w:ascii="Arial" w:hAnsi="Arial" w:cs="Arial"/>
+          <w:b/>
+          <w:bCs/>
+          <w:lang w:val="nl-NL"/>
+        </w:rPr>
+        <w:t xml:space="preserve"> n</w:t>
+      </w:r>
+      <w:r>
+        <w:rPr>
+          <w:rFonts w:ascii="Arial" w:hAnsi="Arial" w:cs="Arial"/>
+          <w:b/>
+          <w:bCs/>
+          <w:lang w:val="nl-NL"/>
+        </w:rPr>
+        <w:t>iet</w:t>
+      </w:r>
+      <w:r>
+        <w:rPr>
+          <w:rFonts w:ascii="Arial" w:hAnsi="Arial" w:cs="Arial"/>
+          <w:b/>
+          <w:bCs/>
+          <w:lang w:val="nl-NL"/>
+        </w:rPr>
+        <w:t xml:space="preserve"> t</w:t>
+      </w:r>
+      <w:r>
+        <w:rPr>
+          <w:rFonts w:ascii="Arial" w:hAnsi="Arial" w:cs="Arial"/>
+          <w:b/>
+          <w:bCs/>
+          <w:lang w:val="nl-NL"/>
+        </w:rPr>
+        <w:t>oegewezen</w:t>
+      </w:r>
+      <w:r>
+        <w:rPr>
+          <w:rFonts w:ascii="Arial" w:hAnsi="Arial" w:cs="Arial"/>
+          <w:b/>
+          <w:bCs/>
+          <w:lang w:val="nl-NL"/>
+        </w:rPr>
+        <w:t xml:space="preserve"> v</w:t>
+      </w:r>
+      <w:r>
+        <w:rPr>
+          <w:rFonts w:ascii="Arial" w:hAnsi="Arial" w:cs="Arial"/>
+          <w:b/>
+          <w:bCs/>
+          <w:lang w:val="nl-NL"/>
+        </w:rPr>
+        <w:t>oertuig</w:t>
+      </w:r>
+    </w:p>
+    <w:p>
+      <w:pPr>
+        <w:rPr>
+          <w:rFonts w:ascii="Arial" w:hAnsi="Arial" w:cs="Arial"/>
+          <w:lang w:val="nl-NL"/>
+        </w:rPr>
+      </w:pPr>
+      <w:r>
+        <w:rPr>
+          <w:rFonts w:ascii="Arial" w:hAnsi="Arial" w:cs="Arial"/>
+          <w:b/>
+          <w:bCs/>
+          <w:lang w:val="nl-NL"/>
+        </w:rPr>
+        <w:t>Gegeven:</w:t>
+      </w:r>
+      <w:r>
+        <w:rPr>
+          <w:rFonts w:ascii="Arial" w:hAnsi="Arial" w:cs="Arial"/>
+          <w:lang w:val="nl-NL"/>
+        </w:rPr>
+        <w:t xml:space="preserve"> ik ben ingelogd in de webapplicatie van autorijschool De Komeet.</w:t>
+      </w:r>
+      <w:r>
+        <w:rPr>
+          <w:rFonts w:ascii="Arial" w:hAnsi="Arial" w:cs="Arial"/>
           <w:lang w:val="nl-NL"/>
         </w:rPr>
         <w:br/>
-        <w:t xml:space="preserve">• En: ik wijzig het veld Instructeur naar "Bert van </w:t>
-      </w:r>
-      <w:proofErr w:type="spellStart"/>
-      <w:r>
-        <w:rPr>
-          <w:lang w:val="nl-NL"/>
-        </w:rPr>
-        <w:t>Sali</w:t>
-      </w:r>
-      <w:proofErr w:type="spellEnd"/>
-      <w:r>
-        <w:rPr>
-          <w:lang w:val="nl-NL"/>
-        </w:rPr>
-        <w:t>".</w:t>
-      </w:r>
-      <w:r>
-        <w:rPr>
+      </w:r>
+      <w:r>
+        <w:rPr>
+          <w:rFonts w:ascii="Arial" w:hAnsi="Arial" w:cs="Arial"/>
+          <w:b/>
+          <w:bCs/>
+          <w:lang w:val="nl-NL"/>
+        </w:rPr>
+        <w:t>En:</w:t>
+      </w:r>
+      <w:r>
+        <w:rPr>
+          <w:rFonts w:ascii="Arial" w:hAnsi="Arial" w:cs="Arial"/>
+          <w:lang w:val="nl-NL"/>
+        </w:rPr>
+        <w:t xml:space="preserve"> ik bevind mij op de Homepagina.</w:t>
+      </w:r>
+      <w:r>
+        <w:rPr>
+          <w:rFonts w:ascii="Arial" w:hAnsi="Arial" w:cs="Arial"/>
           <w:lang w:val="nl-NL"/>
         </w:rPr>
         <w:br/>
-        <w:t>• En: ik klik op de knop "Wijzig".</w:t>
-      </w:r>
-      <w:r>
-        <w:rPr>
+      </w:r>
+      <w:r>
+        <w:rPr>
+          <w:rFonts w:ascii="Arial" w:hAnsi="Arial" w:cs="Arial"/>
+          <w:b/>
+          <w:bCs/>
+          <w:lang w:val="nl-NL"/>
+        </w:rPr>
+        <w:t>En:</w:t>
+      </w:r>
+      <w:r>
+        <w:rPr>
+          <w:rFonts w:ascii="Arial" w:hAnsi="Arial" w:cs="Arial"/>
+          <w:lang w:val="nl-NL"/>
+        </w:rPr>
+        <w:t xml:space="preserve"> ik klik op de link "Alle voertuigen".</w:t>
+      </w:r>
+      <w:r>
+        <w:rPr>
+          <w:rFonts w:ascii="Arial" w:hAnsi="Arial" w:cs="Arial"/>
           <w:lang w:val="nl-NL"/>
         </w:rPr>
         <w:br/>
-        <w:t xml:space="preserve">• Dan: ik word doorgestuurd naar de voertuigenlijst van Mohammed El </w:t>
-      </w:r>
-      <w:proofErr w:type="spellStart"/>
-      <w:r>
-        <w:rPr>
-          <w:lang w:val="nl-NL"/>
-        </w:rPr>
-        <w:t>Yassidi</w:t>
-      </w:r>
-      <w:proofErr w:type="spellEnd"/>
-      <w:r>
-        <w:rPr>
-          <w:lang w:val="nl-NL"/>
-        </w:rPr>
-        <w:t>.</w:t>
-      </w:r>
-      <w:r>
-        <w:rPr>
+      </w:r>
+      <w:r>
+        <w:rPr>
+          <w:rFonts w:ascii="Arial" w:hAnsi="Arial" w:cs="Arial"/>
+          <w:b/>
+          <w:bCs/>
+          <w:lang w:val="nl-NL"/>
+        </w:rPr>
+        <w:t>En:</w:t>
+      </w:r>
+      <w:r>
+        <w:rPr>
+          <w:rFonts w:ascii="Arial" w:hAnsi="Arial" w:cs="Arial"/>
+          <w:lang w:val="nl-NL"/>
+        </w:rPr>
+        <w:t xml:space="preserve"> ik zie een overzicht van alle voertuigen.</w:t>
+      </w:r>
+      <w:r>
+        <w:rPr>
+          <w:rFonts w:ascii="Arial" w:hAnsi="Arial" w:cs="Arial"/>
           <w:lang w:val="nl-NL"/>
         </w:rPr>
         <w:br/>
-        <w:t xml:space="preserve">• En: ik zie dat Vespa </w:t>
-      </w:r>
-      <w:proofErr w:type="spellStart"/>
-      <w:r>
-        <w:rPr>
-          <w:lang w:val="nl-NL"/>
-        </w:rPr>
-        <w:t>Piaggio</w:t>
-      </w:r>
-      <w:proofErr w:type="spellEnd"/>
-      <w:r>
-        <w:rPr>
-          <w:lang w:val="nl-NL"/>
-        </w:rPr>
-        <w:t xml:space="preserve"> niet meer in de lijst staat.</w:t>
-      </w:r>
-    </w:p>
-    <w:p>
-      <w:pPr>
-        <w:rPr>
-          <w:lang w:val="nl-NL"/>
-        </w:rPr>
-      </w:pPr>
-      <w:r>
-        <w:rPr>
-          <w:lang w:val="nl-NL"/>
-        </w:rPr>
-        <w:t xml:space="preserve">Scenario_03: </w:t>
-      </w:r>
-      <w:proofErr w:type="spellStart"/>
-      <w:r>
-        <w:rPr>
-          <w:lang w:val="nl-NL"/>
-        </w:rPr>
-        <w:t>Happy_ToewijzenVoertuig</w:t>
-      </w:r>
-      <w:proofErr w:type="spellEnd"/>
-      <w:r>
-        <w:rPr>
+      </w:r>
+      <w:r>
+        <w:rPr>
+          <w:rFonts w:ascii="Arial" w:hAnsi="Arial" w:cs="Arial"/>
+          <w:b/>
+          <w:bCs/>
+          <w:lang w:val="nl-NL"/>
+        </w:rPr>
+        <w:t>En:</w:t>
+      </w:r>
+      <w:r>
+        <w:rPr>
+          <w:rFonts w:ascii="Arial" w:hAnsi="Arial" w:cs="Arial"/>
+          <w:lang w:val="nl-NL"/>
+        </w:rPr>
+        <w:t xml:space="preserve"> de voertuigen zijn gesorteerd op Bouwjaar aflopend en daarna op Achternaam aflopend.</w:t>
+      </w:r>
+    </w:p>
+    <w:p>
+      <w:pPr>
+        <w:rPr>
+          <w:rFonts w:ascii="Arial" w:hAnsi="Arial" w:cs="Arial"/>
+          <w:lang w:val="nl-NL"/>
+        </w:rPr>
+      </w:pPr>
+      <w:r>
+        <w:rPr>
+          <w:rFonts w:ascii="Arial" w:hAnsi="Arial" w:cs="Arial"/>
+          <w:b/>
+          <w:bCs/>
+          <w:lang w:val="nl-NL"/>
+        </w:rPr>
+        <w:t>Wanneer:</w:t>
+      </w:r>
+      <w:r>
+        <w:rPr>
+          <w:rFonts w:ascii="Arial" w:hAnsi="Arial" w:cs="Arial"/>
+          <w:lang w:val="nl-NL"/>
+        </w:rPr>
+        <w:t xml:space="preserve"> ik klik op het kruis-icoon van een voertuig dat niet is toegewezen aan een instructeur.</w:t>
+      </w:r>
+    </w:p>
+    <w:p>
+      <w:pPr>
+        <w:rPr>
+          <w:rFonts w:ascii="Arial" w:hAnsi="Arial" w:cs="Arial"/>
+          <w:lang w:val="nl-NL"/>
+        </w:rPr>
+      </w:pPr>
+      <w:r>
+        <w:rPr>
+          <w:rFonts w:ascii="Arial" w:hAnsi="Arial" w:cs="Arial"/>
+          <w:b/>
+          <w:bCs/>
+          <w:lang w:val="nl-NL"/>
+        </w:rPr>
+        <w:t>Dan:</w:t>
+      </w:r>
+      <w:r>
+        <w:rPr>
+          <w:rFonts w:ascii="Arial" w:hAnsi="Arial" w:cs="Arial"/>
+          <w:lang w:val="nl-NL"/>
+        </w:rPr>
+        <w:t xml:space="preserve"> krijg ik de melding te zien: "Het door u geselecteerde voertuig staat op non-actief en kan niet worden verwijderd".</w:t>
+      </w:r>
+      <w:r>
+        <w:rPr>
+          <w:rFonts w:ascii="Arial" w:hAnsi="Arial" w:cs="Arial"/>
           <w:lang w:val="nl-NL"/>
         </w:rPr>
         <w:br/>
-        <w:t>• Gegeven: ik ben ingelogd in de webapplicatie van het bedrijf.</w:t>
-      </w:r>
-      <w:r>
-        <w:rPr>
+      </w:r>
+      <w:r>
+        <w:rPr>
+          <w:rFonts w:ascii="Arial" w:hAnsi="Arial" w:cs="Arial"/>
+          <w:b/>
+          <w:bCs/>
+          <w:lang w:val="nl-NL"/>
+        </w:rPr>
+        <w:t>En:</w:t>
+      </w:r>
+      <w:r>
+        <w:rPr>
+          <w:rFonts w:ascii="Arial" w:hAnsi="Arial" w:cs="Arial"/>
+          <w:lang w:val="nl-NL"/>
+        </w:rPr>
+        <w:t xml:space="preserve"> verdwijnt de melding automatisch na 3 seconden.</w:t>
+      </w:r>
+    </w:p>
+    <w:p>
+      <w:pPr>
+        <w:rPr>
+          <w:rFonts w:ascii="Arial" w:hAnsi="Arial" w:cs="Arial"/>
+          <w:lang w:val="nl-NL"/>
+        </w:rPr>
+      </w:pPr>
+    </w:p>
+    <w:p>
+      <w:pPr>
+        <w:rPr>
+          <w:rFonts w:ascii="Arial" w:hAnsi="Arial" w:cs="Arial"/>
+          <w:lang w:val="nl-NL"/>
+        </w:rPr>
+      </w:pPr>
+    </w:p>
+    <w:p>
+      <w:pPr>
+        <w:rPr>
+          <w:rFonts w:ascii="Arial" w:hAnsi="Arial" w:cs="Arial"/>
+          <w:b/>
+          <w:bCs/>
+          <w:sz w:val="26"/>
+          <w:szCs w:val="26"/>
+          <w:lang w:val="nl-NL"/>
+        </w:rPr>
+      </w:pPr>
+    </w:p>
+    <w:p>
+      <w:pPr>
+        <w:rPr>
+          <w:rFonts w:ascii="Arial" w:hAnsi="Arial" w:cs="Arial"/>
+          <w:b/>
+          <w:bCs/>
+          <w:sz w:val="26"/>
+          <w:szCs w:val="26"/>
+          <w:lang w:val="nl-NL"/>
+        </w:rPr>
+      </w:pPr>
+    </w:p>
+    <w:p>
+      <w:pPr>
+        <w:rPr>
+          <w:rFonts w:ascii="Arial" w:hAnsi="Arial" w:cs="Arial"/>
+          <w:b/>
+          <w:bCs/>
+          <w:sz w:val="26"/>
+          <w:szCs w:val="26"/>
+          <w:lang w:val="nl-NL"/>
+        </w:rPr>
+      </w:pPr>
+    </w:p>
+    <w:p>
+      <w:pPr>
+        <w:rPr>
+          <w:rFonts w:ascii="Arial" w:hAnsi="Arial" w:cs="Arial"/>
+          <w:b/>
+          <w:bCs/>
+          <w:sz w:val="26"/>
+          <w:szCs w:val="26"/>
+          <w:lang w:val="nl-NL"/>
+        </w:rPr>
+      </w:pPr>
+    </w:p>
+    <w:p>
+      <w:pPr>
+        <w:rPr>
+          <w:rFonts w:ascii="Arial" w:hAnsi="Arial" w:cs="Arial"/>
+          <w:b/>
+          <w:bCs/>
+          <w:sz w:val="26"/>
+          <w:szCs w:val="26"/>
+          <w:lang w:val="nl-NL"/>
+        </w:rPr>
+      </w:pPr>
+    </w:p>
+    <w:p>
+      <w:pPr>
+        <w:rPr>
+          <w:rFonts w:ascii="Arial" w:hAnsi="Arial" w:cs="Arial"/>
+          <w:b/>
+          <w:bCs/>
+          <w:sz w:val="26"/>
+          <w:szCs w:val="26"/>
+          <w:lang w:val="nl-NL"/>
+        </w:rPr>
+      </w:pPr>
+    </w:p>
+    <w:p>
+      <w:pPr>
+        <w:rPr>
+          <w:rFonts w:ascii="Arial" w:hAnsi="Arial" w:cs="Arial"/>
+          <w:b/>
+          <w:bCs/>
+          <w:sz w:val="26"/>
+          <w:szCs w:val="26"/>
+          <w:lang w:val="nl-NL"/>
+        </w:rPr>
+      </w:pPr>
+    </w:p>
+    <w:p>
+      <w:pPr>
+        <w:rPr>
+          <w:rFonts w:ascii="Arial" w:hAnsi="Arial" w:cs="Arial"/>
+          <w:b/>
+          <w:bCs/>
+          <w:sz w:val="26"/>
+          <w:szCs w:val="26"/>
+          <w:lang w:val="nl-NL"/>
+        </w:rPr>
+      </w:pPr>
+    </w:p>
+    <w:p>
+      <w:pPr>
+        <w:rPr>
+          <w:rFonts w:ascii="Arial" w:hAnsi="Arial" w:cs="Arial"/>
+          <w:b/>
+          <w:bCs/>
+          <w:sz w:val="26"/>
+          <w:szCs w:val="26"/>
+          <w:lang w:val="nl-NL"/>
+        </w:rPr>
+      </w:pPr>
+    </w:p>
+    <w:p>
+      <w:pPr>
+        <w:rPr>
+          <w:rFonts w:ascii="Arial" w:hAnsi="Arial" w:cs="Arial"/>
+          <w:b/>
+          <w:bCs/>
+          <w:sz w:val="26"/>
+          <w:szCs w:val="26"/>
+          <w:lang w:val="nl-NL"/>
+        </w:rPr>
+      </w:pPr>
+      <w:r>
+        <w:rPr>
+          <w:rFonts w:ascii="Arial" w:hAnsi="Arial" w:cs="Arial"/>
+          <w:b/>
+          <w:bCs/>
+          <w:sz w:val="26"/>
+          <w:szCs w:val="26"/>
+          <w:lang w:val="nl-NL"/>
+        </w:rPr>
+        <w:lastRenderedPageBreak/>
+        <w:t>Testcasussen</w:t>
+      </w:r>
+    </w:p>
+    <w:p>
+      <w:pPr>
+        <w:rPr>
+          <w:rFonts w:ascii="Arial" w:hAnsi="Arial" w:cs="Arial"/>
+          <w:b/>
+          <w:bCs/>
+          <w:lang w:val="nl-NL"/>
+        </w:rPr>
+      </w:pPr>
+      <w:r>
+        <w:rPr>
+          <w:rFonts w:ascii="Arial" w:hAnsi="Arial" w:cs="Arial"/>
+          <w:b/>
+          <w:bCs/>
+          <w:lang w:val="nl-NL"/>
+        </w:rPr>
+        <w:t>User Story 2: Verwijderen voertuig</w:t>
+      </w:r>
+    </w:p>
+    <w:p>
+      <w:pPr>
+        <w:rPr>
+          <w:rFonts w:ascii="Arial" w:hAnsi="Arial" w:cs="Arial"/>
+          <w:lang w:val="nl-NL"/>
+        </w:rPr>
+      </w:pPr>
+      <w:r>
+        <w:rPr>
+          <w:rFonts w:ascii="Arial" w:hAnsi="Arial" w:cs="Arial"/>
+          <w:b/>
+          <w:bCs/>
+          <w:lang w:val="nl-NL"/>
+        </w:rPr>
+        <w:t>Datum:</w:t>
+      </w:r>
+      <w:r>
+        <w:rPr>
+          <w:rFonts w:ascii="Arial" w:hAnsi="Arial" w:cs="Arial"/>
+          <w:lang w:val="nl-NL"/>
+        </w:rPr>
+        <w:t xml:space="preserve"> 05-06-2026</w:t>
+      </w:r>
+      <w:r>
+        <w:rPr>
+          <w:rFonts w:ascii="Arial" w:hAnsi="Arial" w:cs="Arial"/>
           <w:lang w:val="nl-NL"/>
         </w:rPr>
         <w:br/>
-        <w:t>• En: ik open het scherm Alle beschikbare voertuigen.</w:t>
-      </w:r>
-      <w:r>
-        <w:rPr>
+      </w:r>
+      <w:r>
+        <w:rPr>
+          <w:rFonts w:ascii="Arial" w:hAnsi="Arial" w:cs="Arial"/>
+          <w:b/>
+          <w:bCs/>
+          <w:lang w:val="nl-NL"/>
+        </w:rPr>
+        <w:t>Naam Tester:</w:t>
+      </w:r>
+      <w:r>
+        <w:rPr>
+          <w:rFonts w:ascii="Arial" w:hAnsi="Arial" w:cs="Arial"/>
+          <w:lang w:val="nl-NL"/>
+        </w:rPr>
+        <w:t xml:space="preserve"> Lucas de Wilde</w:t>
+      </w:r>
+    </w:p>
+    <w:p>
+      <w:pPr>
+        <w:rPr>
+          <w:rFonts w:ascii="Arial" w:hAnsi="Arial" w:cs="Arial"/>
+          <w:b/>
+          <w:bCs/>
+          <w:lang w:val="nl-NL"/>
+        </w:rPr>
+      </w:pPr>
+      <w:r>
+        <w:rPr>
+          <w:rFonts w:ascii="Arial" w:hAnsi="Arial" w:cs="Arial"/>
+          <w:b/>
+          <w:bCs/>
+          <w:lang w:val="nl-NL"/>
+        </w:rPr>
+        <w:t>Testscenario</w:t>
+      </w:r>
+      <w:r>
+        <w:rPr>
+          <w:rFonts w:ascii="Arial" w:hAnsi="Arial" w:cs="Arial"/>
+          <w:b/>
+          <w:bCs/>
+          <w:lang w:val="nl-NL"/>
+        </w:rPr>
+        <w:t xml:space="preserve"> 1</w:t>
+      </w:r>
+      <w:r>
+        <w:rPr>
+          <w:rFonts w:ascii="Arial" w:hAnsi="Arial" w:cs="Arial"/>
+          <w:b/>
+          <w:bCs/>
+          <w:lang w:val="nl-NL"/>
+        </w:rPr>
+        <w:t>: [Happy]</w:t>
+      </w:r>
+    </w:p>
+    <w:p>
+      <w:pPr>
+        <w:rPr>
+          <w:rFonts w:ascii="Arial" w:hAnsi="Arial" w:cs="Arial"/>
+          <w:lang w:val="nl-NL"/>
+        </w:rPr>
+      </w:pPr>
+      <w:r>
+        <w:rPr>
+          <w:rFonts w:ascii="Arial" w:hAnsi="Arial" w:cs="Arial"/>
+          <w:b/>
+          <w:bCs/>
+          <w:lang w:val="nl-NL"/>
+        </w:rPr>
+        <w:t>Gegeven:</w:t>
+      </w:r>
+      <w:r>
+        <w:rPr>
+          <w:rFonts w:ascii="Arial" w:hAnsi="Arial" w:cs="Arial"/>
+          <w:lang w:val="nl-NL"/>
+        </w:rPr>
+        <w:t xml:space="preserve"> Ik ben ingelogd als rijschoolhouder.</w:t>
+      </w:r>
+      <w:r>
+        <w:rPr>
+          <w:rFonts w:ascii="Arial" w:hAnsi="Arial" w:cs="Arial"/>
           <w:lang w:val="nl-NL"/>
         </w:rPr>
         <w:br/>
-        <w:t xml:space="preserve">• Wanneer: ik klik op "Wijzigen" bij voertuig </w:t>
-      </w:r>
-      <w:proofErr w:type="spellStart"/>
-      <w:r>
-        <w:rPr>
-          <w:lang w:val="nl-NL"/>
-        </w:rPr>
-        <w:t>Kymco</w:t>
-      </w:r>
-      <w:proofErr w:type="spellEnd"/>
-      <w:r>
-        <w:rPr>
-          <w:lang w:val="nl-NL"/>
-        </w:rPr>
-        <w:t>.</w:t>
-      </w:r>
-      <w:r>
-        <w:rPr>
-          <w:lang w:val="nl-NL"/>
-        </w:rPr>
-        <w:br/>
-        <w:t>• En: ik wijzig het veld Brandstof naar "Elektrisch".</w:t>
-      </w:r>
-      <w:r>
-        <w:rPr>
-          <w:lang w:val="nl-NL"/>
-        </w:rPr>
-        <w:br/>
-        <w:t>• En: ik klik op de knop "Wijzig".</w:t>
-      </w:r>
-      <w:r>
-        <w:rPr>
-          <w:lang w:val="nl-NL"/>
-        </w:rPr>
-        <w:br/>
-        <w:t xml:space="preserve">• Dan: ik word doorgestuurd naar de voertuigenlijst van Mohammed El </w:t>
-      </w:r>
-      <w:proofErr w:type="spellStart"/>
-      <w:r>
-        <w:rPr>
-          <w:lang w:val="nl-NL"/>
-        </w:rPr>
-        <w:t>Yassidi</w:t>
-      </w:r>
-      <w:proofErr w:type="spellEnd"/>
-      <w:r>
-        <w:rPr>
-          <w:lang w:val="nl-NL"/>
-        </w:rPr>
-        <w:t>.</w:t>
-      </w:r>
-      <w:r>
-        <w:rPr>
-          <w:lang w:val="nl-NL"/>
-        </w:rPr>
-        <w:br/>
-        <w:t xml:space="preserve">• En: ik zie dat voertuig </w:t>
-      </w:r>
-      <w:proofErr w:type="spellStart"/>
-      <w:r>
-        <w:rPr>
-          <w:lang w:val="nl-NL"/>
-        </w:rPr>
-        <w:t>Kymco</w:t>
-      </w:r>
-      <w:proofErr w:type="spellEnd"/>
-      <w:r>
-        <w:rPr>
-          <w:lang w:val="nl-NL"/>
-        </w:rPr>
-        <w:t xml:space="preserve"> is toegevoegd.</w:t>
-      </w:r>
-      <w:r>
-        <w:rPr>
-          <w:lang w:val="nl-NL"/>
-        </w:rPr>
-        <w:br/>
-        <w:t>• En: ik zie dat de Brandstof is gewijzigd naar Elektrisch.</w:t>
-      </w:r>
-    </w:p>
-    <w:p>
-      <w:pPr>
-        <w:rPr>
-          <w:lang w:val="nl-NL"/>
-        </w:rPr>
-      </w:pPr>
-      <w:r>
-        <w:rPr>
-          <w:lang w:val="nl-NL"/>
-        </w:rPr>
-        <w:t xml:space="preserve">Scenario_04: </w:t>
-      </w:r>
-      <w:proofErr w:type="spellStart"/>
-      <w:r>
-        <w:rPr>
-          <w:lang w:val="nl-NL"/>
-        </w:rPr>
-        <w:t>UnHappy_ReadonlyVeld</w:t>
-      </w:r>
-      <w:proofErr w:type="spellEnd"/>
-      <w:r>
-        <w:rPr>
-          <w:lang w:val="nl-NL"/>
-        </w:rPr>
-        <w:br/>
-        <w:t>• Gegeven: ik ben ingelogd in de webapplicatie van het bedrijf.</w:t>
-      </w:r>
-      <w:r>
-        <w:rPr>
-          <w:lang w:val="nl-NL"/>
-        </w:rPr>
-        <w:br/>
-        <w:t xml:space="preserve">• En: ik open de voertuigenlijst van Mohammed El </w:t>
-      </w:r>
-      <w:proofErr w:type="spellStart"/>
-      <w:r>
-        <w:rPr>
-          <w:lang w:val="nl-NL"/>
-        </w:rPr>
-        <w:t>Yassidi</w:t>
-      </w:r>
-      <w:proofErr w:type="spellEnd"/>
-      <w:r>
-        <w:rPr>
-          <w:lang w:val="nl-NL"/>
-        </w:rPr>
-        <w:t>.</w:t>
-      </w:r>
-      <w:r>
-        <w:rPr>
-          <w:lang w:val="nl-NL"/>
-        </w:rPr>
-        <w:br/>
-        <w:t>• Wanneer: ik klik op "Wijzigen" bij voertuig van het type DAF.</w:t>
-      </w:r>
-      <w:r>
-        <w:rPr>
-          <w:lang w:val="nl-NL"/>
-        </w:rPr>
-        <w:br/>
-      </w:r>
-      <w:r>
-        <w:rPr>
-          <w:lang w:val="nl-NL"/>
-        </w:rPr>
-        <w:lastRenderedPageBreak/>
-        <w:t>• En: ik probeer het veld Bouwjaar te wijzigen.</w:t>
-      </w:r>
-      <w:r>
-        <w:rPr>
-          <w:lang w:val="nl-NL"/>
-        </w:rPr>
-        <w:br/>
-        <w:t xml:space="preserve">• En: ik merk dat Bouwjaar </w:t>
-      </w:r>
-      <w:proofErr w:type="spellStart"/>
-      <w:r>
-        <w:rPr>
-          <w:lang w:val="nl-NL"/>
-        </w:rPr>
-        <w:t>readonly</w:t>
-      </w:r>
-      <w:proofErr w:type="spellEnd"/>
-      <w:r>
-        <w:rPr>
-          <w:lang w:val="nl-NL"/>
-        </w:rPr>
-        <w:t xml:space="preserve"> is.</w:t>
-      </w:r>
-      <w:r>
-        <w:rPr>
-          <w:lang w:val="nl-NL"/>
-        </w:rPr>
-        <w:br/>
-        <w:t>• En: ik klik op de knop "Wijzig".</w:t>
-      </w:r>
-      <w:r>
-        <w:rPr>
-          <w:lang w:val="nl-NL"/>
-        </w:rPr>
-        <w:br/>
-        <w:t xml:space="preserve">• Dan: ik word doorgestuurd naar de voertuigenlijst van Mohammed El </w:t>
-      </w:r>
-      <w:proofErr w:type="spellStart"/>
-      <w:r>
-        <w:rPr>
-          <w:lang w:val="nl-NL"/>
-        </w:rPr>
-        <w:t>Yassidi</w:t>
-      </w:r>
-      <w:proofErr w:type="spellEnd"/>
-      <w:r>
-        <w:rPr>
-          <w:lang w:val="nl-NL"/>
-        </w:rPr>
-        <w:t>.</w:t>
-      </w:r>
-      <w:r>
-        <w:rPr>
-          <w:lang w:val="nl-NL"/>
-        </w:rPr>
-        <w:br/>
-        <w:t>• En: ik zie dat Bouwjaar niet is gewijzigd.</w:t>
-      </w:r>
-    </w:p>
-    <w:p>
-      <w:pPr>
-        <w:rPr>
-          <w:lang w:val="nl-NL"/>
-        </w:rPr>
-      </w:pPr>
-      <w:r>
-        <w:rPr>
-          <w:lang w:val="nl-NL"/>
-        </w:rPr>
-        <w:t> </w:t>
-      </w:r>
-      <w:r>
-        <w:rPr>
-          <w:lang w:val="nl-NL"/>
-        </w:rPr>
-        <w:br/>
-        <w:t>Testcasussen</w:t>
-      </w:r>
-    </w:p>
-    <w:p>
-      <w:pPr>
-        <w:rPr>
-          <w:lang w:val="nl-NL"/>
-        </w:rPr>
-      </w:pPr>
-      <w:r>
-        <w:rPr>
-          <w:lang w:val="nl-NL"/>
-        </w:rPr>
-        <w:t>User Story2: Wijzigen voertuiggegevens</w:t>
-      </w:r>
-    </w:p>
-    <w:p>
-      <w:pPr>
-        <w:rPr>
-          <w:lang w:val="nl-NL"/>
-        </w:rPr>
-      </w:pPr>
-      <w:r>
-        <w:rPr>
-          <w:lang w:val="nl-NL"/>
-        </w:rPr>
-        <w:t>Datum: 24-5-2026 Naam Tester: Lucas de Wilde</w:t>
-      </w:r>
-    </w:p>
-    <w:p>
-      <w:pPr>
-        <w:rPr>
-          <w:lang w:val="nl-NL"/>
-        </w:rPr>
-      </w:pPr>
-      <w:r>
-        <w:rPr>
-          <w:lang w:val="nl-NL"/>
-        </w:rPr>
-        <w:t>Testscenario_01: [Happy]</w:t>
-      </w:r>
-      <w:r>
-        <w:rPr>
-          <w:lang w:val="nl-NL"/>
-        </w:rPr>
-        <w:br/>
-        <w:t>Gegeven: Ik ben ingelogd als rijschoolhouder.</w:t>
-      </w:r>
-      <w:r>
-        <w:rPr>
-          <w:lang w:val="nl-NL"/>
-        </w:rPr>
-        <w:br/>
-        <w:t>Resultaat: De voertuiggegevens worden succesvol gewijzigd.</w:t>
-      </w:r>
-    </w:p>
-    <w:p>
-      <w:pPr>
-        <w:rPr>
-          <w:lang w:val="nl-NL"/>
-        </w:rPr>
-      </w:pPr>
-      <w:r>
-        <w:rPr>
-          <w:lang w:val="nl-NL"/>
-        </w:rPr>
-        <w:t>Hieronder staat een voorbeeld van een testformulier</w:t>
-      </w:r>
+      </w:r>
+      <w:r>
+        <w:rPr>
+          <w:rFonts w:ascii="Arial" w:hAnsi="Arial" w:cs="Arial"/>
+          <w:b/>
+          <w:bCs/>
+          <w:lang w:val="nl-NL"/>
+        </w:rPr>
+        <w:t>Resultaat:</w:t>
+      </w:r>
+      <w:r>
+        <w:rPr>
+          <w:rFonts w:ascii="Arial" w:hAnsi="Arial" w:cs="Arial"/>
+          <w:lang w:val="nl-NL"/>
+        </w:rPr>
+        <w:t xml:space="preserve"> Een toegewezen voertuig wordt succesvol verwijderd.</w:t>
+      </w:r>
+    </w:p>
+    <w:p>
+      <w:pPr>
+        <w:rPr>
+          <w:rFonts w:ascii="Arial" w:hAnsi="Arial" w:cs="Arial"/>
+          <w:lang w:val="nl-NL"/>
+        </w:rPr>
+      </w:pPr>
+    </w:p>
+    <w:p>
+      <w:pPr>
+        <w:rPr>
+          <w:rFonts w:ascii="Arial" w:hAnsi="Arial" w:cs="Arial"/>
+          <w:lang w:val="nl-NL"/>
+        </w:rPr>
+      </w:pPr>
     </w:p>
     <w:tbl>
       <w:tblPr>
@@ -3078,10 +4547,10 @@
         <w:tblLook w:val="04A0" w:firstRow="1" w:lastRow="0" w:firstColumn="1" w:lastColumn="0" w:noHBand="0" w:noVBand="1"/>
       </w:tblPr>
       <w:tblGrid>
-        <w:gridCol w:w="913"/>
-        <w:gridCol w:w="2953"/>
-        <w:gridCol w:w="3051"/>
-        <w:gridCol w:w="2433"/>
+        <w:gridCol w:w="1041"/>
+        <w:gridCol w:w="2716"/>
+        <w:gridCol w:w="3182"/>
+        <w:gridCol w:w="2411"/>
       </w:tblGrid>
       <w:tr>
         <w:tc>
@@ -3090,11 +4559,22 @@
             <w:hideMark/>
           </w:tcPr>
           <w:p>
-            <w:proofErr w:type="spellStart"/>
-            <w:r>
+            <w:pPr>
+              <w:spacing w:after="160" w:line="259" w:lineRule="auto"/>
+              <w:rPr>
+                <w:rFonts w:ascii="Arial" w:hAnsi="Arial" w:cs="Arial"/>
+                <w:b/>
+                <w:bCs/>
+              </w:rPr>
+            </w:pPr>
+            <w:r>
+              <w:rPr>
+                <w:rFonts w:ascii="Arial" w:hAnsi="Arial" w:cs="Arial"/>
+                <w:b/>
+                <w:bCs/>
+              </w:rPr>
               <w:t>TestId</w:t>
             </w:r>
-            <w:proofErr w:type="spellEnd"/>
           </w:p>
         </w:tc>
         <w:tc>
@@ -3103,7 +4583,20 @@
             <w:hideMark/>
           </w:tcPr>
           <w:p>
-            <w:r>
+            <w:pPr>
+              <w:spacing w:after="160" w:line="259" w:lineRule="auto"/>
+              <w:rPr>
+                <w:rFonts w:ascii="Arial" w:hAnsi="Arial" w:cs="Arial"/>
+                <w:b/>
+                <w:bCs/>
+              </w:rPr>
+            </w:pPr>
+            <w:r>
+              <w:rPr>
+                <w:rFonts w:ascii="Arial" w:hAnsi="Arial" w:cs="Arial"/>
+                <w:b/>
+                <w:bCs/>
+              </w:rPr>
               <w:t>Ik doe</w:t>
             </w:r>
           </w:p>
@@ -3114,7 +4607,20 @@
             <w:hideMark/>
           </w:tcPr>
           <w:p>
-            <w:r>
+            <w:pPr>
+              <w:spacing w:after="160" w:line="259" w:lineRule="auto"/>
+              <w:rPr>
+                <w:rFonts w:ascii="Arial" w:hAnsi="Arial" w:cs="Arial"/>
+                <w:b/>
+                <w:bCs/>
+              </w:rPr>
+            </w:pPr>
+            <w:r>
+              <w:rPr>
+                <w:rFonts w:ascii="Arial" w:hAnsi="Arial" w:cs="Arial"/>
+                <w:b/>
+                <w:bCs/>
+              </w:rPr>
               <w:t>Ik zie</w:t>
             </w:r>
           </w:p>
@@ -3125,7 +4631,20 @@
             <w:hideMark/>
           </w:tcPr>
           <w:p>
-            <w:r>
+            <w:pPr>
+              <w:spacing w:after="160" w:line="259" w:lineRule="auto"/>
+              <w:rPr>
+                <w:rFonts w:ascii="Arial" w:hAnsi="Arial" w:cs="Arial"/>
+                <w:b/>
+                <w:bCs/>
+              </w:rPr>
+            </w:pPr>
+            <w:r>
+              <w:rPr>
+                <w:rFonts w:ascii="Arial" w:hAnsi="Arial" w:cs="Arial"/>
+                <w:b/>
+                <w:bCs/>
+              </w:rPr>
               <w:t>Ik verwacht</w:t>
             </w:r>
           </w:p>
@@ -3138,7 +4657,16 @@
             <w:hideMark/>
           </w:tcPr>
           <w:p>
-            <w:r>
+            <w:pPr>
+              <w:spacing w:after="160" w:line="259" w:lineRule="auto"/>
+              <w:rPr>
+                <w:rFonts w:ascii="Arial" w:hAnsi="Arial" w:cs="Arial"/>
+              </w:rPr>
+            </w:pPr>
+            <w:r>
+              <w:rPr>
+                <w:rFonts w:ascii="Arial" w:hAnsi="Arial" w:cs="Arial"/>
+              </w:rPr>
               <w:t>1</w:t>
             </w:r>
           </w:p>
@@ -3149,16 +4677,17 @@
             <w:hideMark/>
           </w:tcPr>
           <w:p>
-            <w:r>
-              <w:t xml:space="preserve">Ik open de voertuigenlijst van Mohammed El </w:t>
-            </w:r>
-            <w:proofErr w:type="spellStart"/>
-            <w:r>
-              <w:t>Yassidi</w:t>
-            </w:r>
-            <w:proofErr w:type="spellEnd"/>
-            <w:r>
-              <w:t xml:space="preserve"> en wijzig voertuig Vespa.</w:t>
+            <w:pPr>
+              <w:spacing w:after="160" w:line="259" w:lineRule="auto"/>
+              <w:rPr>
+                <w:rFonts w:ascii="Arial" w:hAnsi="Arial" w:cs="Arial"/>
+              </w:rPr>
+            </w:pPr>
+            <w:r>
+              <w:rPr>
+                <w:rFonts w:ascii="Arial" w:hAnsi="Arial" w:cs="Arial"/>
+              </w:rPr>
+              <w:t>Ik open de voertuigenlijst van Mohammed El Yassidi en verwijder voertuig Vespa Piaggio.</w:t>
             </w:r>
           </w:p>
         </w:tc>
@@ -3168,8 +4697,17 @@
             <w:hideMark/>
           </w:tcPr>
           <w:p>
-            <w:r>
-              <w:t>Ik zie de gewijzigde voertuiggegevens in de lijst.</w:t>
+            <w:pPr>
+              <w:spacing w:after="160" w:line="259" w:lineRule="auto"/>
+              <w:rPr>
+                <w:rFonts w:ascii="Arial" w:hAnsi="Arial" w:cs="Arial"/>
+              </w:rPr>
+            </w:pPr>
+            <w:r>
+              <w:rPr>
+                <w:rFonts w:ascii="Arial" w:hAnsi="Arial" w:cs="Arial"/>
+              </w:rPr>
+              <w:t>Ik krijg een bevestigingsmelding dat het voertuig is verwijderd.</w:t>
             </w:r>
           </w:p>
         </w:tc>
@@ -3179,8 +4717,17 @@
             <w:hideMark/>
           </w:tcPr>
           <w:p>
-            <w:r>
-              <w:t>De wijzigingen zijn opgeslagen en zichtbaar in de applicatie.</w:t>
+            <w:pPr>
+              <w:spacing w:after="160" w:line="259" w:lineRule="auto"/>
+              <w:rPr>
+                <w:rFonts w:ascii="Arial" w:hAnsi="Arial" w:cs="Arial"/>
+              </w:rPr>
+            </w:pPr>
+            <w:r>
+              <w:rPr>
+                <w:rFonts w:ascii="Arial" w:hAnsi="Arial" w:cs="Arial"/>
+              </w:rPr>
+              <w:t>Het voertuig wordt succesvol verwijderd.</w:t>
             </w:r>
           </w:p>
         </w:tc>
@@ -3192,7 +4739,16 @@
             <w:hideMark/>
           </w:tcPr>
           <w:p>
-            <w:r>
+            <w:pPr>
+              <w:spacing w:after="160" w:line="259" w:lineRule="auto"/>
+              <w:rPr>
+                <w:rFonts w:ascii="Arial" w:hAnsi="Arial" w:cs="Arial"/>
+              </w:rPr>
+            </w:pPr>
+            <w:r>
+              <w:rPr>
+                <w:rFonts w:ascii="Arial" w:hAnsi="Arial" w:cs="Arial"/>
+              </w:rPr>
               <w:t>2</w:t>
             </w:r>
           </w:p>
@@ -3203,24 +4759,17 @@
             <w:hideMark/>
           </w:tcPr>
           <w:p>
-            <w:r>
-              <w:t xml:space="preserve">Ik wijzig het voertuig Vespa </w:t>
-            </w:r>
-            <w:proofErr w:type="spellStart"/>
-            <w:r>
-              <w:t>Piaggio</w:t>
-            </w:r>
-            <w:proofErr w:type="spellEnd"/>
-            <w:r>
-              <w:t xml:space="preserve"> naar instructeur Bert van </w:t>
-            </w:r>
-            <w:proofErr w:type="spellStart"/>
-            <w:r>
-              <w:t>Sali</w:t>
-            </w:r>
-            <w:proofErr w:type="spellEnd"/>
-            <w:r>
-              <w:t>.</w:t>
+            <w:pPr>
+              <w:spacing w:after="160" w:line="259" w:lineRule="auto"/>
+              <w:rPr>
+                <w:rFonts w:ascii="Arial" w:hAnsi="Arial" w:cs="Arial"/>
+              </w:rPr>
+            </w:pPr>
+            <w:r>
+              <w:rPr>
+                <w:rFonts w:ascii="Arial" w:hAnsi="Arial" w:cs="Arial"/>
+              </w:rPr>
+              <w:t>Ik wacht tot de automatische doorverwijzing plaatsvindt.</w:t>
             </w:r>
           </w:p>
         </w:tc>
@@ -3230,8 +4779,17 @@
             <w:hideMark/>
           </w:tcPr>
           <w:p>
-            <w:r>
-              <w:t>Het voertuig verdwijnt uit Mohammed zijn lijst.</w:t>
+            <w:pPr>
+              <w:spacing w:after="160" w:line="259" w:lineRule="auto"/>
+              <w:rPr>
+                <w:rFonts w:ascii="Arial" w:hAnsi="Arial" w:cs="Arial"/>
+              </w:rPr>
+            </w:pPr>
+            <w:r>
+              <w:rPr>
+                <w:rFonts w:ascii="Arial" w:hAnsi="Arial" w:cs="Arial"/>
+              </w:rPr>
+              <w:t>Ik kom terug op het scherm Door instructeur gebruikte voertuigen.</w:t>
             </w:r>
           </w:p>
         </w:tc>
@@ -3241,16 +4799,17 @@
             <w:hideMark/>
           </w:tcPr>
           <w:p>
-            <w:r>
-              <w:t xml:space="preserve">Het voertuig is toegewezen aan Bert van </w:t>
-            </w:r>
-            <w:proofErr w:type="spellStart"/>
-            <w:r>
-              <w:t>Sali</w:t>
-            </w:r>
-            <w:proofErr w:type="spellEnd"/>
-            <w:r>
-              <w:t>.</w:t>
+            <w:pPr>
+              <w:spacing w:after="160" w:line="259" w:lineRule="auto"/>
+              <w:rPr>
+                <w:rFonts w:ascii="Arial" w:hAnsi="Arial" w:cs="Arial"/>
+              </w:rPr>
+            </w:pPr>
+            <w:r>
+              <w:rPr>
+                <w:rFonts w:ascii="Arial" w:hAnsi="Arial" w:cs="Arial"/>
+              </w:rPr>
+              <w:t>Ik word correct doorgestuurd.</w:t>
             </w:r>
           </w:p>
         </w:tc>
@@ -3262,7 +4821,16 @@
             <w:hideMark/>
           </w:tcPr>
           <w:p>
-            <w:r>
+            <w:pPr>
+              <w:spacing w:after="160" w:line="259" w:lineRule="auto"/>
+              <w:rPr>
+                <w:rFonts w:ascii="Arial" w:hAnsi="Arial" w:cs="Arial"/>
+              </w:rPr>
+            </w:pPr>
+            <w:r>
+              <w:rPr>
+                <w:rFonts w:ascii="Arial" w:hAnsi="Arial" w:cs="Arial"/>
+              </w:rPr>
               <w:t>3</w:t>
             </w:r>
           </w:p>
@@ -3273,16 +4841,17 @@
             <w:hideMark/>
           </w:tcPr>
           <w:p>
-            <w:r>
-              <w:t xml:space="preserve">Ik wijzig voertuig </w:t>
-            </w:r>
-            <w:proofErr w:type="spellStart"/>
-            <w:r>
-              <w:t>Kymco</w:t>
-            </w:r>
-            <w:proofErr w:type="spellEnd"/>
-            <w:r>
-              <w:t xml:space="preserve"> en verander Brandstof naar Elektrisch.</w:t>
+            <w:pPr>
+              <w:spacing w:after="160" w:line="259" w:lineRule="auto"/>
+              <w:rPr>
+                <w:rFonts w:ascii="Arial" w:hAnsi="Arial" w:cs="Arial"/>
+              </w:rPr>
+            </w:pPr>
+            <w:r>
+              <w:rPr>
+                <w:rFonts w:ascii="Arial" w:hAnsi="Arial" w:cs="Arial"/>
+              </w:rPr>
+              <w:t>Ik controleer de voertuigenlijst.</w:t>
             </w:r>
           </w:p>
         </w:tc>
@@ -3292,21 +4861,17 @@
             <w:hideMark/>
           </w:tcPr>
           <w:p>
-            <w:proofErr w:type="spellStart"/>
-            <w:r>
-              <w:t>Kymco</w:t>
-            </w:r>
-            <w:proofErr w:type="spellEnd"/>
-            <w:r>
-              <w:t xml:space="preserve"> verschijnt in de voertuigenlijst van Mohammed El </w:t>
-            </w:r>
-            <w:proofErr w:type="spellStart"/>
-            <w:r>
-              <w:t>Yassidi</w:t>
-            </w:r>
-            <w:proofErr w:type="spellEnd"/>
-            <w:r>
-              <w:t>.</w:t>
+            <w:pPr>
+              <w:spacing w:after="160" w:line="259" w:lineRule="auto"/>
+              <w:rPr>
+                <w:rFonts w:ascii="Arial" w:hAnsi="Arial" w:cs="Arial"/>
+              </w:rPr>
+            </w:pPr>
+            <w:r>
+              <w:rPr>
+                <w:rFonts w:ascii="Arial" w:hAnsi="Arial" w:cs="Arial"/>
+              </w:rPr>
+              <w:t>Vespa Piaggio staat niet meer in de lijst.</w:t>
             </w:r>
           </w:p>
         </w:tc>
@@ -3316,8 +4881,99 @@
             <w:hideMark/>
           </w:tcPr>
           <w:p>
-            <w:r>
-              <w:t>Het voertuig is correct toegevoegd en opgeslagen.</w:t>
+            <w:pPr>
+              <w:spacing w:after="160" w:line="259" w:lineRule="auto"/>
+              <w:rPr>
+                <w:rFonts w:ascii="Arial" w:hAnsi="Arial" w:cs="Arial"/>
+              </w:rPr>
+            </w:pPr>
+            <w:r>
+              <w:rPr>
+                <w:rFonts w:ascii="Arial" w:hAnsi="Arial" w:cs="Arial"/>
+              </w:rPr>
+              <w:t>Het voertuig is verwijderd uit de lijst van Mohammed El Yassidi.</w:t>
+            </w:r>
+          </w:p>
+        </w:tc>
+      </w:tr>
+      <w:tr>
+        <w:tc>
+          <w:tcPr>
+            <w:tcW w:w="0" w:type="auto"/>
+            <w:hideMark/>
+          </w:tcPr>
+          <w:p>
+            <w:pPr>
+              <w:spacing w:after="160" w:line="259" w:lineRule="auto"/>
+              <w:rPr>
+                <w:rFonts w:ascii="Arial" w:hAnsi="Arial" w:cs="Arial"/>
+              </w:rPr>
+            </w:pPr>
+            <w:r>
+              <w:rPr>
+                <w:rFonts w:ascii="Arial" w:hAnsi="Arial" w:cs="Arial"/>
+              </w:rPr>
+              <w:t>4</w:t>
+            </w:r>
+          </w:p>
+        </w:tc>
+        <w:tc>
+          <w:tcPr>
+            <w:tcW w:w="0" w:type="auto"/>
+            <w:hideMark/>
+          </w:tcPr>
+          <w:p>
+            <w:pPr>
+              <w:spacing w:after="160" w:line="259" w:lineRule="auto"/>
+              <w:rPr>
+                <w:rFonts w:ascii="Arial" w:hAnsi="Arial" w:cs="Arial"/>
+              </w:rPr>
+            </w:pPr>
+            <w:r>
+              <w:rPr>
+                <w:rFonts w:ascii="Arial" w:hAnsi="Arial" w:cs="Arial"/>
+              </w:rPr>
+              <w:t>Ik open de lijst Alle voertuigen.</w:t>
+            </w:r>
+          </w:p>
+        </w:tc>
+        <w:tc>
+          <w:tcPr>
+            <w:tcW w:w="0" w:type="auto"/>
+            <w:hideMark/>
+          </w:tcPr>
+          <w:p>
+            <w:pPr>
+              <w:spacing w:after="160" w:line="259" w:lineRule="auto"/>
+              <w:rPr>
+                <w:rFonts w:ascii="Arial" w:hAnsi="Arial" w:cs="Arial"/>
+              </w:rPr>
+            </w:pPr>
+            <w:r>
+              <w:rPr>
+                <w:rFonts w:ascii="Arial" w:hAnsi="Arial" w:cs="Arial"/>
+              </w:rPr>
+              <w:t>Vespa Piaggio staat tussen de beschikbare voertuigen.</w:t>
+            </w:r>
+          </w:p>
+        </w:tc>
+        <w:tc>
+          <w:tcPr>
+            <w:tcW w:w="0" w:type="auto"/>
+            <w:hideMark/>
+          </w:tcPr>
+          <w:p>
+            <w:pPr>
+              <w:spacing w:after="160" w:line="259" w:lineRule="auto"/>
+              <w:rPr>
+                <w:rFonts w:ascii="Arial" w:hAnsi="Arial" w:cs="Arial"/>
+              </w:rPr>
+            </w:pPr>
+            <w:r>
+              <w:rPr>
+                <w:rFonts w:ascii="Arial" w:hAnsi="Arial" w:cs="Arial"/>
+              </w:rPr>
+              <w:t>Het voertuig is opnieuw beschikbaar voor toewijzing.</w:t>
             </w:r>
           </w:p>
         </w:tc>
@@ -3326,98 +4982,115 @@
     <w:p>
       <w:pPr>
         <w:rPr>
-          <w:lang w:val="nl-NL"/>
-        </w:rPr>
-      </w:pPr>
-      <w:r>
-        <w:rPr>
-          <w:lang w:val="nl-NL"/>
-        </w:rPr>
-        <w:t> </w:t>
-      </w:r>
-      <w:r>
-        <w:rPr>
+          <w:rFonts w:ascii="Arial" w:hAnsi="Arial" w:cs="Arial"/>
+          <w:lang w:val="nl-NL"/>
+        </w:rPr>
+      </w:pPr>
+    </w:p>
+    <w:p>
+      <w:pPr>
+        <w:rPr>
+          <w:rFonts w:ascii="Arial" w:hAnsi="Arial" w:cs="Arial"/>
+          <w:b/>
+          <w:bCs/>
+          <w:lang w:val="nl-NL"/>
+        </w:rPr>
+      </w:pPr>
+    </w:p>
+    <w:p>
+      <w:pPr>
+        <w:rPr>
+          <w:rFonts w:ascii="Arial" w:hAnsi="Arial" w:cs="Arial"/>
+          <w:b/>
+          <w:bCs/>
+          <w:lang w:val="nl-NL"/>
+        </w:rPr>
+      </w:pPr>
+    </w:p>
+    <w:p>
+      <w:pPr>
+        <w:rPr>
+          <w:rFonts w:ascii="Arial" w:hAnsi="Arial" w:cs="Arial"/>
+          <w:b/>
+          <w:bCs/>
+          <w:lang w:val="nl-NL"/>
+        </w:rPr>
+      </w:pPr>
+      <w:r>
+        <w:rPr>
+          <w:rFonts w:ascii="Arial" w:hAnsi="Arial" w:cs="Arial"/>
+          <w:b/>
+          <w:bCs/>
+          <w:lang w:val="nl-NL"/>
+        </w:rPr>
+        <w:lastRenderedPageBreak/>
+        <w:t>Testscenario</w:t>
+      </w:r>
+      <w:r>
+        <w:rPr>
+          <w:rFonts w:ascii="Arial" w:hAnsi="Arial" w:cs="Arial"/>
+          <w:b/>
+          <w:bCs/>
+          <w:lang w:val="nl-NL"/>
+        </w:rPr>
+        <w:t xml:space="preserve"> </w:t>
+      </w:r>
+      <w:r>
+        <w:rPr>
+          <w:rFonts w:ascii="Arial" w:hAnsi="Arial" w:cs="Arial"/>
+          <w:b/>
+          <w:bCs/>
+          <w:lang w:val="nl-NL"/>
+        </w:rPr>
+        <w:t>2: [Happy]</w:t>
+      </w:r>
+    </w:p>
+    <w:p>
+      <w:pPr>
+        <w:rPr>
+          <w:rFonts w:ascii="Arial" w:hAnsi="Arial" w:cs="Arial"/>
+          <w:lang w:val="nl-NL"/>
+        </w:rPr>
+      </w:pPr>
+      <w:r>
+        <w:rPr>
+          <w:rFonts w:ascii="Arial" w:hAnsi="Arial" w:cs="Arial"/>
+          <w:b/>
+          <w:bCs/>
+          <w:lang w:val="nl-NL"/>
+        </w:rPr>
+        <w:t>Gegeven:</w:t>
+      </w:r>
+      <w:r>
+        <w:rPr>
+          <w:rFonts w:ascii="Arial" w:hAnsi="Arial" w:cs="Arial"/>
+          <w:lang w:val="nl-NL"/>
+        </w:rPr>
+        <w:t xml:space="preserve"> Ik ben ingelogd als rijschoolhouder.</w:t>
+      </w:r>
+      <w:r>
+        <w:rPr>
+          <w:rFonts w:ascii="Arial" w:hAnsi="Arial" w:cs="Arial"/>
           <w:lang w:val="nl-NL"/>
         </w:rPr>
         <w:br/>
-        <w:t>Testscenario_02: [</w:t>
-      </w:r>
-      <w:proofErr w:type="spellStart"/>
-      <w:r>
-        <w:rPr>
-          <w:lang w:val="nl-NL"/>
-        </w:rPr>
-        <w:t>Unhappy</w:t>
-      </w:r>
-      <w:proofErr w:type="spellEnd"/>
-      <w:r>
-        <w:rPr>
-          <w:lang w:val="nl-NL"/>
-        </w:rPr>
-        <w:t>]</w:t>
-      </w:r>
-      <w:r>
-        <w:rPr>
-          <w:lang w:val="nl-NL"/>
-        </w:rPr>
-        <w:br/>
-        <w:t>Gegeven: Ik ben ingelogd als rijschoolhouder.</w:t>
-      </w:r>
-      <w:r>
-        <w:rPr>
-          <w:lang w:val="nl-NL"/>
-        </w:rPr>
-        <w:br/>
-        <w:t xml:space="preserve">Resultaat: Een </w:t>
-      </w:r>
-      <w:proofErr w:type="spellStart"/>
-      <w:r>
-        <w:rPr>
-          <w:lang w:val="nl-NL"/>
-        </w:rPr>
-        <w:t>readonly</w:t>
-      </w:r>
-      <w:proofErr w:type="spellEnd"/>
-      <w:r>
-        <w:rPr>
-          <w:lang w:val="nl-NL"/>
-        </w:rPr>
-        <w:t xml:space="preserve"> veld kan niet gewijzigd worden.</w:t>
-      </w:r>
-    </w:p>
-    <w:p>
-      <w:pPr>
-        <w:rPr>
-          <w:lang w:val="nl-NL"/>
-        </w:rPr>
-      </w:pPr>
-      <w:r>
-        <w:rPr>
-          <w:lang w:val="nl-NL"/>
-        </w:rPr>
-        <w:t>Hieronder staat een voorbeeld van een testformulier</w:t>
-      </w:r>
-    </w:p>
-    <w:p>
-      <w:pPr>
-        <w:rPr>
-          <w:lang w:val="nl-NL"/>
-        </w:rPr>
-      </w:pPr>
-    </w:p>
-    <w:p>
-      <w:pPr>
-        <w:rPr>
-          <w:lang w:val="nl-NL"/>
-        </w:rPr>
-      </w:pPr>
-    </w:p>
-    <w:p>
-      <w:pPr>
-        <w:rPr>
-          <w:lang w:val="nl-NL"/>
-        </w:rPr>
-      </w:pPr>
+      </w:r>
+      <w:r>
+        <w:rPr>
+          <w:rFonts w:ascii="Arial" w:hAnsi="Arial" w:cs="Arial"/>
+          <w:b/>
+          <w:bCs/>
+          <w:lang w:val="nl-NL"/>
+        </w:rPr>
+        <w:t>Resultaat:</w:t>
+      </w:r>
+      <w:r>
+        <w:rPr>
+          <w:rFonts w:ascii="Arial" w:hAnsi="Arial" w:cs="Arial"/>
+          <w:lang w:val="nl-NL"/>
+        </w:rPr>
+        <w:t xml:space="preserve"> Een toegewezen voertuig wordt verwijderd vanuit de lijst Alle voertuigen.</w:t>
+      </w:r>
     </w:p>
     <w:tbl>
       <w:tblPr>
@@ -3426,10 +5099,10 @@
         <w:tblLook w:val="04A0" w:firstRow="1" w:lastRow="0" w:firstColumn="1" w:lastColumn="0" w:noHBand="0" w:noVBand="1"/>
       </w:tblPr>
       <w:tblGrid>
-        <w:gridCol w:w="913"/>
-        <w:gridCol w:w="2798"/>
-        <w:gridCol w:w="2829"/>
-        <w:gridCol w:w="2810"/>
+        <w:gridCol w:w="995"/>
+        <w:gridCol w:w="2796"/>
+        <w:gridCol w:w="3161"/>
+        <w:gridCol w:w="2398"/>
       </w:tblGrid>
       <w:tr>
         <w:tc>
@@ -3438,12 +5111,18 @@
             <w:hideMark/>
           </w:tcPr>
           <w:p>
-            <w:proofErr w:type="spellStart"/>
-            <w:r>
-              <w:lastRenderedPageBreak/>
+            <w:pPr>
+              <w:spacing w:after="160" w:line="259" w:lineRule="auto"/>
+              <w:rPr>
+                <w:rFonts w:ascii="Arial" w:hAnsi="Arial" w:cs="Arial"/>
+              </w:rPr>
+            </w:pPr>
+            <w:r>
+              <w:rPr>
+                <w:rFonts w:ascii="Arial" w:hAnsi="Arial" w:cs="Arial"/>
+              </w:rPr>
               <w:t>TestId</w:t>
             </w:r>
-            <w:proofErr w:type="spellEnd"/>
           </w:p>
         </w:tc>
         <w:tc>
@@ -3452,7 +5131,16 @@
             <w:hideMark/>
           </w:tcPr>
           <w:p>
-            <w:r>
+            <w:pPr>
+              <w:spacing w:after="160" w:line="259" w:lineRule="auto"/>
+              <w:rPr>
+                <w:rFonts w:ascii="Arial" w:hAnsi="Arial" w:cs="Arial"/>
+              </w:rPr>
+            </w:pPr>
+            <w:r>
+              <w:rPr>
+                <w:rFonts w:ascii="Arial" w:hAnsi="Arial" w:cs="Arial"/>
+              </w:rPr>
               <w:t>Ik doe</w:t>
             </w:r>
           </w:p>
@@ -3463,7 +5151,16 @@
             <w:hideMark/>
           </w:tcPr>
           <w:p>
-            <w:r>
+            <w:pPr>
+              <w:spacing w:after="160" w:line="259" w:lineRule="auto"/>
+              <w:rPr>
+                <w:rFonts w:ascii="Arial" w:hAnsi="Arial" w:cs="Arial"/>
+              </w:rPr>
+            </w:pPr>
+            <w:r>
+              <w:rPr>
+                <w:rFonts w:ascii="Arial" w:hAnsi="Arial" w:cs="Arial"/>
+              </w:rPr>
               <w:t>Ik zie</w:t>
             </w:r>
           </w:p>
@@ -3474,7 +5171,16 @@
             <w:hideMark/>
           </w:tcPr>
           <w:p>
-            <w:r>
+            <w:pPr>
+              <w:spacing w:after="160" w:line="259" w:lineRule="auto"/>
+              <w:rPr>
+                <w:rFonts w:ascii="Arial" w:hAnsi="Arial" w:cs="Arial"/>
+              </w:rPr>
+            </w:pPr>
+            <w:r>
+              <w:rPr>
+                <w:rFonts w:ascii="Arial" w:hAnsi="Arial" w:cs="Arial"/>
+              </w:rPr>
               <w:t>Ik verwacht</w:t>
             </w:r>
           </w:p>
@@ -3487,8 +5193,17 @@
             <w:hideMark/>
           </w:tcPr>
           <w:p>
-            <w:r>
-              <w:t>4</w:t>
+            <w:pPr>
+              <w:spacing w:after="160" w:line="259" w:lineRule="auto"/>
+              <w:rPr>
+                <w:rFonts w:ascii="Arial" w:hAnsi="Arial" w:cs="Arial"/>
+              </w:rPr>
+            </w:pPr>
+            <w:r>
+              <w:rPr>
+                <w:rFonts w:ascii="Arial" w:hAnsi="Arial" w:cs="Arial"/>
+              </w:rPr>
+              <w:t>5</w:t>
             </w:r>
           </w:p>
         </w:tc>
@@ -3498,8 +5213,17 @@
             <w:hideMark/>
           </w:tcPr>
           <w:p>
-            <w:r>
-              <w:t>Ik probeer Bouwjaar van voertuig DAF te wijzigen.</w:t>
+            <w:pPr>
+              <w:spacing w:after="160" w:line="259" w:lineRule="auto"/>
+              <w:rPr>
+                <w:rFonts w:ascii="Arial" w:hAnsi="Arial" w:cs="Arial"/>
+              </w:rPr>
+            </w:pPr>
+            <w:r>
+              <w:rPr>
+                <w:rFonts w:ascii="Arial" w:hAnsi="Arial" w:cs="Arial"/>
+              </w:rPr>
+              <w:t>Ik open de pagina Alle voertuigen.</w:t>
             </w:r>
           </w:p>
         </w:tc>
@@ -3509,16 +5233,17 @@
             <w:hideMark/>
           </w:tcPr>
           <w:p>
-            <w:r>
-              <w:t xml:space="preserve">Ik zie dat Bouwjaar </w:t>
-            </w:r>
-            <w:proofErr w:type="spellStart"/>
-            <w:r>
-              <w:t>readonly</w:t>
-            </w:r>
-            <w:proofErr w:type="spellEnd"/>
-            <w:r>
-              <w:t xml:space="preserve"> is.</w:t>
+            <w:pPr>
+              <w:spacing w:after="160" w:line="259" w:lineRule="auto"/>
+              <w:rPr>
+                <w:rFonts w:ascii="Arial" w:hAnsi="Arial" w:cs="Arial"/>
+              </w:rPr>
+            </w:pPr>
+            <w:r>
+              <w:rPr>
+                <w:rFonts w:ascii="Arial" w:hAnsi="Arial" w:cs="Arial"/>
+              </w:rPr>
+              <w:t>Ik zie een overzicht van alle voertuigen.</w:t>
             </w:r>
           </w:p>
         </w:tc>
@@ -3528,8 +5253,17 @@
             <w:hideMark/>
           </w:tcPr>
           <w:p>
-            <w:r>
-              <w:t>Het Bouwjaar blijft ongewijzigd opgeslagen.</w:t>
+            <w:pPr>
+              <w:spacing w:after="160" w:line="259" w:lineRule="auto"/>
+              <w:rPr>
+                <w:rFonts w:ascii="Arial" w:hAnsi="Arial" w:cs="Arial"/>
+              </w:rPr>
+            </w:pPr>
+            <w:r>
+              <w:rPr>
+                <w:rFonts w:ascii="Arial" w:hAnsi="Arial" w:cs="Arial"/>
+              </w:rPr>
+              <w:t>Alle voertuigen worden weergegeven.</w:t>
             </w:r>
           </w:p>
         </w:tc>
@@ -3541,8 +5275,17 @@
             <w:hideMark/>
           </w:tcPr>
           <w:p>
-            <w:r>
-              <w:t>5</w:t>
+            <w:pPr>
+              <w:spacing w:after="160" w:line="259" w:lineRule="auto"/>
+              <w:rPr>
+                <w:rFonts w:ascii="Arial" w:hAnsi="Arial" w:cs="Arial"/>
+              </w:rPr>
+            </w:pPr>
+            <w:r>
+              <w:rPr>
+                <w:rFonts w:ascii="Arial" w:hAnsi="Arial" w:cs="Arial"/>
+              </w:rPr>
+              <w:t>6</w:t>
             </w:r>
           </w:p>
         </w:tc>
@@ -3552,8 +5295,17 @@
             <w:hideMark/>
           </w:tcPr>
           <w:p>
-            <w:r>
-              <w:t>Ik klik op "Wijzig" zonder geldige wijziging door te voeren.</w:t>
+            <w:pPr>
+              <w:spacing w:after="160" w:line="259" w:lineRule="auto"/>
+              <w:rPr>
+                <w:rFonts w:ascii="Arial" w:hAnsi="Arial" w:cs="Arial"/>
+              </w:rPr>
+            </w:pPr>
+            <w:r>
+              <w:rPr>
+                <w:rFonts w:ascii="Arial" w:hAnsi="Arial" w:cs="Arial"/>
+              </w:rPr>
+              <w:t>Ik klik op het kruis-icoon van een toegewezen voertuig.</w:t>
             </w:r>
           </w:p>
         </w:tc>
@@ -3563,8 +5315,17 @@
             <w:hideMark/>
           </w:tcPr>
           <w:p>
-            <w:r>
-              <w:t>Ik word teruggestuurd naar de voertuigenlijst.</w:t>
+            <w:pPr>
+              <w:spacing w:after="160" w:line="259" w:lineRule="auto"/>
+              <w:rPr>
+                <w:rFonts w:ascii="Arial" w:hAnsi="Arial" w:cs="Arial"/>
+              </w:rPr>
+            </w:pPr>
+            <w:r>
+              <w:rPr>
+                <w:rFonts w:ascii="Arial" w:hAnsi="Arial" w:cs="Arial"/>
+              </w:rPr>
+              <w:t>Ik krijg een bevestigingsmelding.</w:t>
             </w:r>
           </w:p>
         </w:tc>
@@ -3574,8 +5335,17 @@
             <w:hideMark/>
           </w:tcPr>
           <w:p>
-            <w:r>
-              <w:t>Er worden geen ongewenste wijzigingen opgeslagen.</w:t>
+            <w:pPr>
+              <w:spacing w:after="160" w:line="259" w:lineRule="auto"/>
+              <w:rPr>
+                <w:rFonts w:ascii="Arial" w:hAnsi="Arial" w:cs="Arial"/>
+              </w:rPr>
+            </w:pPr>
+            <w:r>
+              <w:rPr>
+                <w:rFonts w:ascii="Arial" w:hAnsi="Arial" w:cs="Arial"/>
+              </w:rPr>
+              <w:t>Het voertuig wordt verwijderd.</w:t>
             </w:r>
           </w:p>
         </w:tc>
@@ -3587,8 +5357,17 @@
             <w:hideMark/>
           </w:tcPr>
           <w:p>
-            <w:r>
-              <w:t>6</w:t>
+            <w:pPr>
+              <w:spacing w:after="160" w:line="259" w:lineRule="auto"/>
+              <w:rPr>
+                <w:rFonts w:ascii="Arial" w:hAnsi="Arial" w:cs="Arial"/>
+              </w:rPr>
+            </w:pPr>
+            <w:r>
+              <w:rPr>
+                <w:rFonts w:ascii="Arial" w:hAnsi="Arial" w:cs="Arial"/>
+              </w:rPr>
+              <w:t>7</w:t>
             </w:r>
           </w:p>
         </w:tc>
@@ -3598,8 +5377,17 @@
             <w:hideMark/>
           </w:tcPr>
           <w:p>
-            <w:r>
-              <w:t>Ik controleer voertuig DAF opnieuw na opslaan.</w:t>
+            <w:pPr>
+              <w:spacing w:after="160" w:line="259" w:lineRule="auto"/>
+              <w:rPr>
+                <w:rFonts w:ascii="Arial" w:hAnsi="Arial" w:cs="Arial"/>
+              </w:rPr>
+            </w:pPr>
+            <w:r>
+              <w:rPr>
+                <w:rFonts w:ascii="Arial" w:hAnsi="Arial" w:cs="Arial"/>
+              </w:rPr>
+              <w:t>Ik controleer de lijst na de doorverwijzing.</w:t>
             </w:r>
           </w:p>
         </w:tc>
@@ -3609,8 +5397,17 @@
             <w:hideMark/>
           </w:tcPr>
           <w:p>
-            <w:r>
-              <w:t>Bouwjaar is nog hetzelfde als voorheen.</w:t>
+            <w:pPr>
+              <w:spacing w:after="160" w:line="259" w:lineRule="auto"/>
+              <w:rPr>
+                <w:rFonts w:ascii="Arial" w:hAnsi="Arial" w:cs="Arial"/>
+              </w:rPr>
+            </w:pPr>
+            <w:r>
+              <w:rPr>
+                <w:rFonts w:ascii="Arial" w:hAnsi="Arial" w:cs="Arial"/>
+              </w:rPr>
+              <w:t>Het voertuig staat niet meer in de lijst.</w:t>
             </w:r>
           </w:p>
         </w:tc>
@@ -3620,16 +5417,17 @@
             <w:hideMark/>
           </w:tcPr>
           <w:p>
-            <w:r>
-              <w:t xml:space="preserve">Het </w:t>
-            </w:r>
-            <w:proofErr w:type="spellStart"/>
-            <w:r>
-              <w:t>readonly</w:t>
-            </w:r>
-            <w:proofErr w:type="spellEnd"/>
-            <w:r>
-              <w:t xml:space="preserve"> veld blijft beschermd tegen wijzigingen.</w:t>
+            <w:pPr>
+              <w:spacing w:after="160" w:line="259" w:lineRule="auto"/>
+              <w:rPr>
+                <w:rFonts w:ascii="Arial" w:hAnsi="Arial" w:cs="Arial"/>
+              </w:rPr>
+            </w:pPr>
+            <w:r>
+              <w:rPr>
+                <w:rFonts w:ascii="Arial" w:hAnsi="Arial" w:cs="Arial"/>
+              </w:rPr>
+              <w:t>Het voertuig is definitief verwijderd.</w:t>
             </w:r>
           </w:p>
         </w:tc>
@@ -3638,26 +5436,593 @@
     <w:p>
       <w:pPr>
         <w:rPr>
-          <w:lang w:val="nl-NL"/>
-        </w:rPr>
-      </w:pPr>
-    </w:p>
-    <w:p>
-      <w:pPr>
-        <w:rPr>
-          <w:lang w:val="nl-NL"/>
-        </w:rPr>
-      </w:pPr>
-      <w:r>
-        <w:rPr>
-          <w:lang w:val="nl-NL"/>
-        </w:rPr>
-        <w:t>Naam: Lucas de Wilde Datum: 24-5-2026 Tijd: 1u</w:t>
-      </w:r>
-    </w:p>
-    <w:p>
-      <w:pPr>
-        <w:rPr>
+          <w:rFonts w:ascii="Arial" w:hAnsi="Arial" w:cs="Arial"/>
+          <w:lang w:val="nl-NL"/>
+        </w:rPr>
+      </w:pPr>
+    </w:p>
+    <w:p>
+      <w:pPr>
+        <w:rPr>
+          <w:rFonts w:ascii="Arial" w:hAnsi="Arial" w:cs="Arial"/>
+          <w:b/>
+          <w:bCs/>
+          <w:lang w:val="nl-NL"/>
+        </w:rPr>
+      </w:pPr>
+      <w:r>
+        <w:rPr>
+          <w:rFonts w:ascii="Arial" w:hAnsi="Arial" w:cs="Arial"/>
+          <w:b/>
+          <w:bCs/>
+          <w:lang w:val="nl-NL"/>
+        </w:rPr>
+        <w:t>Testscenario</w:t>
+      </w:r>
+      <w:r>
+        <w:rPr>
+          <w:rFonts w:ascii="Arial" w:hAnsi="Arial" w:cs="Arial"/>
+          <w:b/>
+          <w:bCs/>
+          <w:lang w:val="nl-NL"/>
+        </w:rPr>
+        <w:t xml:space="preserve"> </w:t>
+      </w:r>
+      <w:r>
+        <w:rPr>
+          <w:rFonts w:ascii="Arial" w:hAnsi="Arial" w:cs="Arial"/>
+          <w:b/>
+          <w:bCs/>
+          <w:lang w:val="nl-NL"/>
+        </w:rPr>
+        <w:t>3: [Unhappy]</w:t>
+      </w:r>
+    </w:p>
+    <w:p>
+      <w:pPr>
+        <w:rPr>
+          <w:rFonts w:ascii="Arial" w:hAnsi="Arial" w:cs="Arial"/>
+          <w:lang w:val="nl-NL"/>
+        </w:rPr>
+      </w:pPr>
+      <w:r>
+        <w:rPr>
+          <w:rFonts w:ascii="Arial" w:hAnsi="Arial" w:cs="Arial"/>
+          <w:b/>
+          <w:bCs/>
+          <w:lang w:val="nl-NL"/>
+        </w:rPr>
+        <w:t>Gegeven:</w:t>
+      </w:r>
+      <w:r>
+        <w:rPr>
+          <w:rFonts w:ascii="Arial" w:hAnsi="Arial" w:cs="Arial"/>
+          <w:lang w:val="nl-NL"/>
+        </w:rPr>
+        <w:t xml:space="preserve"> Ik ben ingelogd als rijschoolhouder.</w:t>
+      </w:r>
+      <w:r>
+        <w:rPr>
+          <w:rFonts w:ascii="Arial" w:hAnsi="Arial" w:cs="Arial"/>
+          <w:lang w:val="nl-NL"/>
+        </w:rPr>
+        <w:br/>
+      </w:r>
+      <w:r>
+        <w:rPr>
+          <w:rFonts w:ascii="Arial" w:hAnsi="Arial" w:cs="Arial"/>
+          <w:b/>
+          <w:bCs/>
+          <w:lang w:val="nl-NL"/>
+        </w:rPr>
+        <w:t>Resultaat:</w:t>
+      </w:r>
+      <w:r>
+        <w:rPr>
+          <w:rFonts w:ascii="Arial" w:hAnsi="Arial" w:cs="Arial"/>
+          <w:lang w:val="nl-NL"/>
+        </w:rPr>
+        <w:t xml:space="preserve"> Een niet-toegewezen voertuig kan niet worden verwijderd.</w:t>
+      </w:r>
+    </w:p>
+    <w:tbl>
+      <w:tblPr>
+        <w:tblStyle w:val="Tabelraster1"/>
+        <w:tblW w:w="0" w:type="auto"/>
+        <w:tblLook w:val="04A0" w:firstRow="1" w:lastRow="0" w:firstColumn="1" w:lastColumn="0" w:noHBand="0" w:noVBand="1"/>
+      </w:tblPr>
+      <w:tblGrid>
+        <w:gridCol w:w="995"/>
+        <w:gridCol w:w="3136"/>
+        <w:gridCol w:w="2512"/>
+        <w:gridCol w:w="2707"/>
+      </w:tblGrid>
+      <w:tr>
+        <w:tc>
+          <w:tcPr>
+            <w:tcW w:w="0" w:type="auto"/>
+            <w:hideMark/>
+          </w:tcPr>
+          <w:p>
+            <w:pPr>
+              <w:spacing w:after="160" w:line="259" w:lineRule="auto"/>
+              <w:rPr>
+                <w:rFonts w:ascii="Arial" w:hAnsi="Arial" w:cs="Arial"/>
+              </w:rPr>
+            </w:pPr>
+            <w:r>
+              <w:rPr>
+                <w:rFonts w:ascii="Arial" w:hAnsi="Arial" w:cs="Arial"/>
+              </w:rPr>
+              <w:t>TestId</w:t>
+            </w:r>
+          </w:p>
+        </w:tc>
+        <w:tc>
+          <w:tcPr>
+            <w:tcW w:w="0" w:type="auto"/>
+            <w:hideMark/>
+          </w:tcPr>
+          <w:p>
+            <w:pPr>
+              <w:spacing w:after="160" w:line="259" w:lineRule="auto"/>
+              <w:rPr>
+                <w:rFonts w:ascii="Arial" w:hAnsi="Arial" w:cs="Arial"/>
+              </w:rPr>
+            </w:pPr>
+            <w:r>
+              <w:rPr>
+                <w:rFonts w:ascii="Arial" w:hAnsi="Arial" w:cs="Arial"/>
+              </w:rPr>
+              <w:t>Ik doe</w:t>
+            </w:r>
+          </w:p>
+        </w:tc>
+        <w:tc>
+          <w:tcPr>
+            <w:tcW w:w="0" w:type="auto"/>
+            <w:hideMark/>
+          </w:tcPr>
+          <w:p>
+            <w:pPr>
+              <w:spacing w:after="160" w:line="259" w:lineRule="auto"/>
+              <w:rPr>
+                <w:rFonts w:ascii="Arial" w:hAnsi="Arial" w:cs="Arial"/>
+              </w:rPr>
+            </w:pPr>
+            <w:r>
+              <w:rPr>
+                <w:rFonts w:ascii="Arial" w:hAnsi="Arial" w:cs="Arial"/>
+              </w:rPr>
+              <w:t>Ik zie</w:t>
+            </w:r>
+          </w:p>
+        </w:tc>
+        <w:tc>
+          <w:tcPr>
+            <w:tcW w:w="0" w:type="auto"/>
+            <w:hideMark/>
+          </w:tcPr>
+          <w:p>
+            <w:pPr>
+              <w:spacing w:after="160" w:line="259" w:lineRule="auto"/>
+              <w:rPr>
+                <w:rFonts w:ascii="Arial" w:hAnsi="Arial" w:cs="Arial"/>
+              </w:rPr>
+            </w:pPr>
+            <w:r>
+              <w:rPr>
+                <w:rFonts w:ascii="Arial" w:hAnsi="Arial" w:cs="Arial"/>
+              </w:rPr>
+              <w:t>Ik verwacht</w:t>
+            </w:r>
+          </w:p>
+        </w:tc>
+      </w:tr>
+      <w:tr>
+        <w:tc>
+          <w:tcPr>
+            <w:tcW w:w="0" w:type="auto"/>
+            <w:hideMark/>
+          </w:tcPr>
+          <w:p>
+            <w:pPr>
+              <w:spacing w:after="160" w:line="259" w:lineRule="auto"/>
+              <w:rPr>
+                <w:rFonts w:ascii="Arial" w:hAnsi="Arial" w:cs="Arial"/>
+              </w:rPr>
+            </w:pPr>
+            <w:r>
+              <w:rPr>
+                <w:rFonts w:ascii="Arial" w:hAnsi="Arial" w:cs="Arial"/>
+              </w:rPr>
+              <w:t>8</w:t>
+            </w:r>
+          </w:p>
+        </w:tc>
+        <w:tc>
+          <w:tcPr>
+            <w:tcW w:w="0" w:type="auto"/>
+            <w:hideMark/>
+          </w:tcPr>
+          <w:p>
+            <w:pPr>
+              <w:spacing w:after="160" w:line="259" w:lineRule="auto"/>
+              <w:rPr>
+                <w:rFonts w:ascii="Arial" w:hAnsi="Arial" w:cs="Arial"/>
+              </w:rPr>
+            </w:pPr>
+            <w:r>
+              <w:rPr>
+                <w:rFonts w:ascii="Arial" w:hAnsi="Arial" w:cs="Arial"/>
+              </w:rPr>
+              <w:t>Ik open de pagina Alle voertuigen.</w:t>
+            </w:r>
+          </w:p>
+        </w:tc>
+        <w:tc>
+          <w:tcPr>
+            <w:tcW w:w="0" w:type="auto"/>
+            <w:hideMark/>
+          </w:tcPr>
+          <w:p>
+            <w:pPr>
+              <w:spacing w:after="160" w:line="259" w:lineRule="auto"/>
+              <w:rPr>
+                <w:rFonts w:ascii="Arial" w:hAnsi="Arial" w:cs="Arial"/>
+              </w:rPr>
+            </w:pPr>
+            <w:r>
+              <w:rPr>
+                <w:rFonts w:ascii="Arial" w:hAnsi="Arial" w:cs="Arial"/>
+              </w:rPr>
+              <w:t>Ik zie alle voertuigen.</w:t>
+            </w:r>
+          </w:p>
+        </w:tc>
+        <w:tc>
+          <w:tcPr>
+            <w:tcW w:w="0" w:type="auto"/>
+            <w:hideMark/>
+          </w:tcPr>
+          <w:p>
+            <w:pPr>
+              <w:spacing w:after="160" w:line="259" w:lineRule="auto"/>
+              <w:rPr>
+                <w:rFonts w:ascii="Arial" w:hAnsi="Arial" w:cs="Arial"/>
+              </w:rPr>
+            </w:pPr>
+            <w:r>
+              <w:rPr>
+                <w:rFonts w:ascii="Arial" w:hAnsi="Arial" w:cs="Arial"/>
+              </w:rPr>
+              <w:t>Het overzicht wordt correct weergegeven.</w:t>
+            </w:r>
+          </w:p>
+        </w:tc>
+      </w:tr>
+      <w:tr>
+        <w:tc>
+          <w:tcPr>
+            <w:tcW w:w="0" w:type="auto"/>
+            <w:hideMark/>
+          </w:tcPr>
+          <w:p>
+            <w:pPr>
+              <w:spacing w:after="160" w:line="259" w:lineRule="auto"/>
+              <w:rPr>
+                <w:rFonts w:ascii="Arial" w:hAnsi="Arial" w:cs="Arial"/>
+              </w:rPr>
+            </w:pPr>
+            <w:r>
+              <w:rPr>
+                <w:rFonts w:ascii="Arial" w:hAnsi="Arial" w:cs="Arial"/>
+              </w:rPr>
+              <w:t>9</w:t>
+            </w:r>
+          </w:p>
+        </w:tc>
+        <w:tc>
+          <w:tcPr>
+            <w:tcW w:w="0" w:type="auto"/>
+            <w:hideMark/>
+          </w:tcPr>
+          <w:p>
+            <w:pPr>
+              <w:spacing w:after="160" w:line="259" w:lineRule="auto"/>
+              <w:rPr>
+                <w:rFonts w:ascii="Arial" w:hAnsi="Arial" w:cs="Arial"/>
+              </w:rPr>
+            </w:pPr>
+            <w:r>
+              <w:rPr>
+                <w:rFonts w:ascii="Arial" w:hAnsi="Arial" w:cs="Arial"/>
+              </w:rPr>
+              <w:t>Ik klik op het kruis-icoon van een niet-toegewezen voertuig.</w:t>
+            </w:r>
+          </w:p>
+        </w:tc>
+        <w:tc>
+          <w:tcPr>
+            <w:tcW w:w="0" w:type="auto"/>
+            <w:hideMark/>
+          </w:tcPr>
+          <w:p>
+            <w:pPr>
+              <w:spacing w:after="160" w:line="259" w:lineRule="auto"/>
+              <w:rPr>
+                <w:rFonts w:ascii="Arial" w:hAnsi="Arial" w:cs="Arial"/>
+              </w:rPr>
+            </w:pPr>
+            <w:r>
+              <w:rPr>
+                <w:rFonts w:ascii="Arial" w:hAnsi="Arial" w:cs="Arial"/>
+              </w:rPr>
+              <w:t>Ik krijg een foutmelding.</w:t>
+            </w:r>
+          </w:p>
+        </w:tc>
+        <w:tc>
+          <w:tcPr>
+            <w:tcW w:w="0" w:type="auto"/>
+            <w:hideMark/>
+          </w:tcPr>
+          <w:p>
+            <w:pPr>
+              <w:spacing w:after="160" w:line="259" w:lineRule="auto"/>
+              <w:rPr>
+                <w:rFonts w:ascii="Arial" w:hAnsi="Arial" w:cs="Arial"/>
+              </w:rPr>
+            </w:pPr>
+            <w:r>
+              <w:rPr>
+                <w:rFonts w:ascii="Arial" w:hAnsi="Arial" w:cs="Arial"/>
+              </w:rPr>
+              <w:t>Het voertuig kan niet worden verwijderd.</w:t>
+            </w:r>
+          </w:p>
+        </w:tc>
+      </w:tr>
+      <w:tr>
+        <w:tc>
+          <w:tcPr>
+            <w:tcW w:w="0" w:type="auto"/>
+            <w:hideMark/>
+          </w:tcPr>
+          <w:p>
+            <w:pPr>
+              <w:spacing w:after="160" w:line="259" w:lineRule="auto"/>
+              <w:rPr>
+                <w:rFonts w:ascii="Arial" w:hAnsi="Arial" w:cs="Arial"/>
+              </w:rPr>
+            </w:pPr>
+            <w:r>
+              <w:rPr>
+                <w:rFonts w:ascii="Arial" w:hAnsi="Arial" w:cs="Arial"/>
+              </w:rPr>
+              <w:t>10</w:t>
+            </w:r>
+          </w:p>
+        </w:tc>
+        <w:tc>
+          <w:tcPr>
+            <w:tcW w:w="0" w:type="auto"/>
+            <w:hideMark/>
+          </w:tcPr>
+          <w:p>
+            <w:pPr>
+              <w:spacing w:after="160" w:line="259" w:lineRule="auto"/>
+              <w:rPr>
+                <w:rFonts w:ascii="Arial" w:hAnsi="Arial" w:cs="Arial"/>
+              </w:rPr>
+            </w:pPr>
+            <w:r>
+              <w:rPr>
+                <w:rFonts w:ascii="Arial" w:hAnsi="Arial" w:cs="Arial"/>
+              </w:rPr>
+              <w:t>Ik wacht 3 seconden.</w:t>
+            </w:r>
+          </w:p>
+        </w:tc>
+        <w:tc>
+          <w:tcPr>
+            <w:tcW w:w="0" w:type="auto"/>
+            <w:hideMark/>
+          </w:tcPr>
+          <w:p>
+            <w:pPr>
+              <w:spacing w:after="160" w:line="259" w:lineRule="auto"/>
+              <w:rPr>
+                <w:rFonts w:ascii="Arial" w:hAnsi="Arial" w:cs="Arial"/>
+              </w:rPr>
+            </w:pPr>
+            <w:r>
+              <w:rPr>
+                <w:rFonts w:ascii="Arial" w:hAnsi="Arial" w:cs="Arial"/>
+              </w:rPr>
+              <w:t>De melding verdwijnt automatisch.</w:t>
+            </w:r>
+          </w:p>
+        </w:tc>
+        <w:tc>
+          <w:tcPr>
+            <w:tcW w:w="0" w:type="auto"/>
+            <w:hideMark/>
+          </w:tcPr>
+          <w:p>
+            <w:pPr>
+              <w:spacing w:after="160" w:line="259" w:lineRule="auto"/>
+              <w:rPr>
+                <w:rFonts w:ascii="Arial" w:hAnsi="Arial" w:cs="Arial"/>
+              </w:rPr>
+            </w:pPr>
+            <w:r>
+              <w:rPr>
+                <w:rFonts w:ascii="Arial" w:hAnsi="Arial" w:cs="Arial"/>
+              </w:rPr>
+              <w:t>De melding wordt gesloten.</w:t>
+            </w:r>
+          </w:p>
+        </w:tc>
+      </w:tr>
+      <w:tr>
+        <w:tc>
+          <w:tcPr>
+            <w:tcW w:w="0" w:type="auto"/>
+            <w:hideMark/>
+          </w:tcPr>
+          <w:p>
+            <w:pPr>
+              <w:spacing w:after="160" w:line="259" w:lineRule="auto"/>
+              <w:rPr>
+                <w:rFonts w:ascii="Arial" w:hAnsi="Arial" w:cs="Arial"/>
+              </w:rPr>
+            </w:pPr>
+            <w:r>
+              <w:rPr>
+                <w:rFonts w:ascii="Arial" w:hAnsi="Arial" w:cs="Arial"/>
+              </w:rPr>
+              <w:t>11</w:t>
+            </w:r>
+          </w:p>
+        </w:tc>
+        <w:tc>
+          <w:tcPr>
+            <w:tcW w:w="0" w:type="auto"/>
+            <w:hideMark/>
+          </w:tcPr>
+          <w:p>
+            <w:pPr>
+              <w:spacing w:after="160" w:line="259" w:lineRule="auto"/>
+              <w:rPr>
+                <w:rFonts w:ascii="Arial" w:hAnsi="Arial" w:cs="Arial"/>
+              </w:rPr>
+            </w:pPr>
+            <w:r>
+              <w:rPr>
+                <w:rFonts w:ascii="Arial" w:hAnsi="Arial" w:cs="Arial"/>
+              </w:rPr>
+              <w:t>Ik controleer de voertuigenlijst opnieuw.</w:t>
+            </w:r>
+          </w:p>
+        </w:tc>
+        <w:tc>
+          <w:tcPr>
+            <w:tcW w:w="0" w:type="auto"/>
+            <w:hideMark/>
+          </w:tcPr>
+          <w:p>
+            <w:pPr>
+              <w:spacing w:after="160" w:line="259" w:lineRule="auto"/>
+              <w:rPr>
+                <w:rFonts w:ascii="Arial" w:hAnsi="Arial" w:cs="Arial"/>
+              </w:rPr>
+            </w:pPr>
+            <w:r>
+              <w:rPr>
+                <w:rFonts w:ascii="Arial" w:hAnsi="Arial" w:cs="Arial"/>
+              </w:rPr>
+              <w:t>Het voertuig staat nog steeds in de lijst.</w:t>
+            </w:r>
+          </w:p>
+        </w:tc>
+        <w:tc>
+          <w:tcPr>
+            <w:tcW w:w="0" w:type="auto"/>
+            <w:hideMark/>
+          </w:tcPr>
+          <w:p>
+            <w:pPr>
+              <w:spacing w:after="160" w:line="259" w:lineRule="auto"/>
+              <w:rPr>
+                <w:rFonts w:ascii="Arial" w:hAnsi="Arial" w:cs="Arial"/>
+              </w:rPr>
+            </w:pPr>
+            <w:r>
+              <w:rPr>
+                <w:rFonts w:ascii="Arial" w:hAnsi="Arial" w:cs="Arial"/>
+              </w:rPr>
+              <w:t>Er zijn geen wijzigingen doorgevoerd.</w:t>
+            </w:r>
+          </w:p>
+        </w:tc>
+      </w:tr>
+    </w:tbl>
+    <w:p>
+      <w:pPr>
+        <w:rPr>
+          <w:rFonts w:ascii="Arial" w:hAnsi="Arial" w:cs="Arial"/>
+          <w:lang w:val="nl-NL"/>
+        </w:rPr>
+      </w:pPr>
+      <w:r>
+        <w:rPr>
+          <w:rFonts w:ascii="Arial" w:hAnsi="Arial" w:cs="Arial"/>
+          <w:b/>
+          <w:bCs/>
+          <w:lang w:val="nl-NL"/>
+        </w:rPr>
+        <w:lastRenderedPageBreak/>
+        <w:t>Naam:</w:t>
+      </w:r>
+      <w:r>
+        <w:rPr>
+          <w:rFonts w:ascii="Arial" w:hAnsi="Arial" w:cs="Arial"/>
+          <w:lang w:val="nl-NL"/>
+        </w:rPr>
+        <w:t xml:space="preserve"> Lucas de Wilde</w:t>
+      </w:r>
+      <w:r>
+        <w:rPr>
+          <w:rFonts w:ascii="Arial" w:hAnsi="Arial" w:cs="Arial"/>
+          <w:lang w:val="nl-NL"/>
+        </w:rPr>
+        <w:br/>
+      </w:r>
+      <w:r>
+        <w:rPr>
+          <w:rFonts w:ascii="Arial" w:hAnsi="Arial" w:cs="Arial"/>
+          <w:b/>
+          <w:bCs/>
+          <w:lang w:val="nl-NL"/>
+        </w:rPr>
+        <w:t>Datum:</w:t>
+      </w:r>
+      <w:r>
+        <w:rPr>
+          <w:rFonts w:ascii="Arial" w:hAnsi="Arial" w:cs="Arial"/>
+          <w:lang w:val="nl-NL"/>
+        </w:rPr>
+        <w:t xml:space="preserve"> 05-06-2026</w:t>
+      </w:r>
+      <w:r>
+        <w:rPr>
+          <w:rFonts w:ascii="Arial" w:hAnsi="Arial" w:cs="Arial"/>
+          <w:lang w:val="nl-NL"/>
+        </w:rPr>
+        <w:br/>
+      </w:r>
+      <w:r>
+        <w:rPr>
+          <w:rFonts w:ascii="Arial" w:hAnsi="Arial" w:cs="Arial"/>
+          <w:b/>
+          <w:bCs/>
+          <w:lang w:val="nl-NL"/>
+        </w:rPr>
+        <w:t>Tijd:</w:t>
+      </w:r>
+      <w:r>
+        <w:rPr>
+          <w:rFonts w:ascii="Arial" w:hAnsi="Arial" w:cs="Arial"/>
+          <w:lang w:val="nl-NL"/>
+        </w:rPr>
+        <w:t xml:space="preserve"> 1 uur</w:t>
+      </w:r>
+    </w:p>
+    <w:p>
+      <w:pPr>
+        <w:rPr>
+          <w:rFonts w:ascii="Arial" w:hAnsi="Arial" w:cs="Arial"/>
           <w:lang w:val="nl-NL"/>
         </w:rPr>
       </w:pPr>
